--- a/07-驱动电路/02-LED驱动/LED显示屏驱动电路/LED显示屏驱动电路.docx
+++ b/07-驱动电路/02-LED驱动/LED显示屏驱动电路/LED显示屏驱动电路.docx
@@ -2814,6 +2814,20 @@
     </w:p>
     <w:bookmarkEnd w:id="26"/>
     <w:bookmarkEnd w:id="27"/>
+    <w:p>
+      <w:pPr>
+        <w:spacing w:before="360"/>
+        <w:jc w:val="center"/>
+      </w:pPr>
+      <w:r>
+        <w:rPr>
+          <w:rFonts w:ascii="Times New Roman" w:hAnsi="Times New Roman"/>
+          <w:color w:val="555555"/>
+          <w:sz w:val="21"/>
+        </w:rPr>
+        <w:t>材料收集者：杜文杰</w:t>
+      </w:r>
+    </w:p>
     <w:sectPr>
       <w:headerReference r:id="rId9" w:type="default"/>
       <w:footerReference r:id="rId10" w:type="default"/>

--- a/07-驱动电路/02-LED驱动/LED显示屏驱动电路/LED显示屏驱动电路.docx
+++ b/07-驱动电路/02-LED驱动/LED显示屏驱动电路/LED显示屏驱动电路.docx
@@ -1,6 +1,6 @@
 
 <file path=word/document.xml><?xml version="1.0" encoding="utf-8"?>
-<w:document xmlns:w="http://schemas.openxmlformats.org/wordprocessingml/2006/main" xmlns:m="http://schemas.openxmlformats.org/officeDocument/2006/math" xmlns:r="http://schemas.openxmlformats.org/officeDocument/2006/relationships" xmlns:o="urn:schemas-microsoft-com:office:office" xmlns:v="urn:schemas-microsoft-com:vml" xmlns:w10="urn:schemas-microsoft-com:office:word" xmlns:a="http://schemas.openxmlformats.org/drawingml/2006/main" xmlns:pic="http://schemas.openxmlformats.org/drawingml/2006/picture" xmlns:wp="http://schemas.openxmlformats.org/drawingml/2006/wordprocessingDrawing">
+<w:document xmlns:m="http://schemas.openxmlformats.org/officeDocument/2006/math" xmlns:r="http://schemas.openxmlformats.org/officeDocument/2006/relationships" xmlns:w="http://schemas.openxmlformats.org/wordprocessingml/2006/main" xmlns:o="urn:schemas-microsoft-com:office:office" xmlns:v="urn:schemas-microsoft-com:vml" xmlns:w10="urn:schemas-microsoft-com:office:word" xmlns:a="http://schemas.openxmlformats.org/drawingml/2006/main" xmlns:pic="http://schemas.openxmlformats.org/drawingml/2006/picture" xmlns:wp="http://schemas.openxmlformats.org/drawingml/2006/wordprocessingDrawing">
   <w:body>
     <w:bookmarkStart w:id="27" w:name="led-显示屏驱动电路"/>
     <w:p>
@@ -8,11 +8,14 @@
         <w:pStyle w:val="Heading1"/>
       </w:pPr>
       <w:r>
+        <w:rPr>
+          <w:rFonts w:eastAsia="黑体"/>
+        </w:rPr>
         <w:t xml:space="preserve">LED </w:t>
       </w:r>
       <w:r>
         <w:rPr>
-          <w:rFonts w:hint="eastAsia"/>
+          <w:rFonts w:hint="eastAsia" w:eastAsia="黑体"/>
         </w:rPr>
         <w:t xml:space="preserve">显示屏驱动电路</w:t>
       </w:r>
@@ -24,7 +27,7 @@
       </w:pPr>
       <w:r>
         <w:rPr>
-          <w:rFonts w:hint="eastAsia"/>
+          <w:rFonts w:hint="eastAsia" w:eastAsia="黑体"/>
         </w:rPr>
         <w:t xml:space="preserve">拓扑描述</w:t>
       </w:r>
@@ -35,16 +38,19 @@
       </w:pPr>
       <w:r>
         <w:rPr>
-          <w:rFonts w:hint="eastAsia"/>
+          <w:rFonts w:hint="eastAsia" w:eastAsia="黑体"/>
         </w:rPr>
         <w:t xml:space="preserve">由</w:t>
       </w:r>
       <w:r>
+        <w:rPr>
+          <w:rFonts w:eastAsia="黑体"/>
+        </w:rPr>
         <w:t xml:space="preserve"> </w:t>
       </w:r>
       <w:r>
         <w:rPr>
-          <w:rFonts w:hint="eastAsia"/>
+          <w:rFonts w:hint="eastAsia" w:eastAsia="黑体"/>
           <w:b/>
           <w:bCs/>
         </w:rPr>
@@ -52,6 +58,7 @@
       </w:r>
       <w:r>
         <w:rPr>
+          <w:rFonts w:eastAsia="黑体"/>
           <w:b/>
           <w:bCs/>
         </w:rPr>
@@ -59,7 +66,7 @@
       </w:r>
       <w:r>
         <w:rPr>
-          <w:rFonts w:hint="eastAsia"/>
+          <w:rFonts w:hint="eastAsia" w:eastAsia="黑体"/>
           <w:b/>
           <w:bCs/>
         </w:rPr>
@@ -67,6 +74,7 @@
       </w:r>
       <w:r>
         <w:rPr>
+          <w:rFonts w:eastAsia="黑体"/>
           <w:b/>
           <w:bCs/>
         </w:rPr>
@@ -74,7 +82,7 @@
       </w:r>
       <w:r>
         <w:rPr>
-          <w:rFonts w:hint="eastAsia"/>
+          <w:rFonts w:hint="eastAsia" w:eastAsia="黑体"/>
           <w:b/>
           <w:bCs/>
         </w:rPr>
@@ -113,11 +121,14 @@
         </m:sSub>
       </m:oMath>
       <w:r>
+        <w:rPr>
+          <w:rFonts w:eastAsia="黑体"/>
+        </w:rPr>
         <w:t xml:space="preserve">、</w:t>
       </w:r>
       <w:r>
         <w:rPr>
-          <w:rFonts w:hint="eastAsia"/>
+          <w:rFonts w:hint="eastAsia" w:eastAsia="黑体"/>
           <w:b/>
           <w:bCs/>
         </w:rPr>
@@ -125,6 +136,7 @@
       </w:r>
       <w:r>
         <w:rPr>
+          <w:rFonts w:eastAsia="黑体"/>
           <w:b/>
           <w:bCs/>
         </w:rPr>
@@ -146,7 +158,7 @@
       </m:oMath>
       <w:r>
         <w:rPr>
-          <w:rFonts w:hint="eastAsia"/>
+          <w:rFonts w:hint="eastAsia" w:eastAsia="黑体"/>
           <w:b/>
           <w:bCs/>
         </w:rPr>
@@ -159,6 +171,7 @@
       </m:oMath>
       <w:r>
         <w:rPr>
+          <w:rFonts w:eastAsia="黑体"/>
           <w:b/>
           <w:bCs/>
         </w:rPr>
@@ -166,26 +179,33 @@
       </w:r>
       <w:r>
         <w:rPr>
-          <w:rFonts w:hint="eastAsia"/>
+          <w:rFonts w:hint="eastAsia" w:eastAsia="黑体"/>
           <w:b/>
           <w:bCs/>
         </w:rPr>
         <w:t xml:space="preserve">列恒流通道）</w:t>
       </w:r>
       <w:r>
+        <w:rPr>
+          <w:rFonts w:eastAsia="黑体"/>
+        </w:rPr>
         <w:t xml:space="preserve"> </w:t>
       </w:r>
       <w:r>
         <w:rPr>
-          <w:rFonts w:hint="eastAsia"/>
+          <w:rFonts w:hint="eastAsia" w:eastAsia="黑体"/>
         </w:rPr>
         <w:t xml:space="preserve">与</w:t>
       </w:r>
       <w:r>
+        <w:rPr>
+          <w:rFonts w:eastAsia="黑体"/>
+        </w:rPr>
         <w:t xml:space="preserve"> </w:t>
       </w:r>
       <w:r>
         <w:rPr>
+          <w:rFonts w:eastAsia="黑体"/>
           <w:b/>
           <w:bCs/>
         </w:rPr>
@@ -193,7 +213,7 @@
       </w:r>
       <w:r>
         <w:rPr>
-          <w:rFonts w:hint="eastAsia"/>
+          <w:rFonts w:hint="eastAsia" w:eastAsia="黑体"/>
           <w:b/>
           <w:bCs/>
         </w:rPr>
@@ -206,6 +226,7 @@
       </m:oMath>
       <w:r>
         <w:rPr>
+          <w:rFonts w:eastAsia="黑体"/>
           <w:b/>
           <w:bCs/>
         </w:rPr>
@@ -213,7 +234,7 @@
       </w:r>
       <w:r>
         <w:rPr>
-          <w:rFonts w:hint="eastAsia"/>
+          <w:rFonts w:hint="eastAsia" w:eastAsia="黑体"/>
           <w:b/>
           <w:bCs/>
         </w:rPr>
@@ -221,6 +242,7 @@
       </w:r>
       <w:r>
         <w:rPr>
+          <w:rFonts w:eastAsia="黑体"/>
           <w:b/>
           <w:bCs/>
         </w:rPr>
@@ -236,6 +258,7 @@
       </m:oMath>
       <w:r>
         <w:rPr>
+          <w:rFonts w:eastAsia="黑体"/>
           <w:b/>
           <w:bCs/>
         </w:rPr>
@@ -248,6 +271,7 @@
       </m:oMath>
       <w:r>
         <w:rPr>
+          <w:rFonts w:eastAsia="黑体"/>
           <w:b/>
           <w:bCs/>
         </w:rPr>
@@ -255,33 +279,39 @@
       </w:r>
       <w:r>
         <w:rPr>
-          <w:rFonts w:hint="eastAsia"/>
+          <w:rFonts w:hint="eastAsia" w:eastAsia="黑体"/>
           <w:b/>
           <w:bCs/>
         </w:rPr>
         <w:t xml:space="preserve">列）</w:t>
       </w:r>
       <w:r>
+        <w:rPr>
+          <w:rFonts w:eastAsia="黑体"/>
+        </w:rPr>
         <w:t xml:space="preserve"> </w:t>
       </w:r>
       <w:r>
         <w:rPr>
-          <w:rFonts w:hint="eastAsia"/>
+          <w:rFonts w:hint="eastAsia" w:eastAsia="黑体"/>
         </w:rPr>
         <w:t xml:space="preserve">组成的矩阵扫描驱动网络。电路共有</w:t>
       </w:r>
       <w:r>
+        <w:rPr>
+          <w:rFonts w:eastAsia="黑体"/>
+        </w:rPr>
         <w:t xml:space="preserve"> 4 </w:t>
       </w:r>
       <w:r>
         <w:rPr>
-          <w:rFonts w:hint="eastAsia"/>
+          <w:rFonts w:hint="eastAsia" w:eastAsia="黑体"/>
         </w:rPr>
         <w:t xml:space="preserve">组关键节点：</w:t>
       </w:r>
       <w:r>
         <w:rPr>
-          <w:rFonts w:hint="eastAsia"/>
+          <w:rFonts w:hint="eastAsia" w:eastAsia="黑体"/>
           <w:b/>
           <w:bCs/>
         </w:rPr>
@@ -289,6 +319,7 @@
       </w:r>
       <w:r>
         <w:rPr>
+          <w:rFonts w:eastAsia="黑体"/>
           <w:b/>
           <w:bCs/>
         </w:rPr>
@@ -296,7 +327,7 @@
       </w:r>
       <w:r>
         <w:rPr>
-          <w:rFonts w:hint="eastAsia"/>
+          <w:rFonts w:hint="eastAsia" w:eastAsia="黑体"/>
           <w:b/>
           <w:bCs/>
         </w:rPr>
@@ -304,6 +335,7 @@
       </w:r>
       <w:r>
         <w:rPr>
+          <w:rFonts w:eastAsia="黑体"/>
           <w:b/>
           <w:bCs/>
         </w:rPr>
@@ -311,11 +343,14 @@
       </w:r>
       <w:r>
         <w:rPr>
-          <w:rFonts w:hint="eastAsia"/>
+          <w:rFonts w:hint="eastAsia" w:eastAsia="黑体"/>
         </w:rPr>
         <w:t xml:space="preserve">（所有行选管</w:t>
       </w:r>
       <w:r>
+        <w:rPr>
+          <w:rFonts w:eastAsia="黑体"/>
+        </w:rPr>
         <w:t xml:space="preserve"> </w:t>
       </w:r>
       <m:oMath>
@@ -351,26 +386,32 @@
         </m:sSub>
       </m:oMath>
       <w:r>
+        <w:rPr>
+          <w:rFonts w:eastAsia="黑体"/>
+        </w:rPr>
         <w:t xml:space="preserve"> </w:t>
       </w:r>
       <w:r>
         <w:rPr>
-          <w:rFonts w:hint="eastAsia"/>
+          <w:rFonts w:hint="eastAsia" w:eastAsia="黑体"/>
         </w:rPr>
         <w:t xml:space="preserve">的源极</w:t>
       </w:r>
       <w:r>
+        <w:rPr>
+          <w:rFonts w:eastAsia="黑体"/>
+        </w:rPr>
         <w:t xml:space="preserve"> S </w:t>
       </w:r>
       <w:r>
         <w:rPr>
-          <w:rFonts w:hint="eastAsia"/>
+          <w:rFonts w:hint="eastAsia" w:eastAsia="黑体"/>
         </w:rPr>
         <w:t xml:space="preserve">与电源正极相连）；</w:t>
       </w:r>
       <w:r>
         <w:rPr>
-          <w:rFonts w:hint="eastAsia"/>
+          <w:rFonts w:hint="eastAsia" w:eastAsia="黑体"/>
           <w:b/>
           <w:bCs/>
         </w:rPr>
@@ -378,6 +419,7 @@
       </w:r>
       <w:r>
         <w:rPr>
+          <w:rFonts w:eastAsia="黑体"/>
           <w:b/>
           <w:bCs/>
         </w:rPr>
@@ -385,7 +427,7 @@
       </w:r>
       <w:r>
         <w:rPr>
-          <w:rFonts w:hint="eastAsia"/>
+          <w:rFonts w:hint="eastAsia" w:eastAsia="黑体"/>
           <w:b/>
           <w:bCs/>
         </w:rPr>
@@ -393,6 +435,7 @@
       </w:r>
       <w:r>
         <w:rPr>
+          <w:rFonts w:eastAsia="黑体"/>
           <w:b/>
           <w:bCs/>
         </w:rPr>
@@ -405,6 +448,7 @@
       </m:oMath>
       <w:r>
         <w:rPr>
+          <w:rFonts w:eastAsia="黑体"/>
           <w:b/>
           <w:bCs/>
         </w:rPr>
@@ -412,7 +456,7 @@
       </w:r>
       <w:r>
         <w:rPr>
-          <w:rFonts w:hint="eastAsia"/>
+          <w:rFonts w:hint="eastAsia" w:eastAsia="黑体"/>
           <w:b/>
           <w:bCs/>
         </w:rPr>
@@ -420,11 +464,14 @@
       </w:r>
       <w:r>
         <w:rPr>
-          <w:rFonts w:hint="eastAsia"/>
+          <w:rFonts w:hint="eastAsia" w:eastAsia="黑体"/>
         </w:rPr>
         <w:t xml:space="preserve">（第</w:t>
       </w:r>
       <w:r>
+        <w:rPr>
+          <w:rFonts w:eastAsia="黑体"/>
+        </w:rPr>
         <w:t xml:space="preserve"> </w:t>
       </w:r>
       <m:oMath>
@@ -433,15 +480,21 @@
         </m:r>
       </m:oMath>
       <w:r>
+        <w:rPr>
+          <w:rFonts w:eastAsia="黑体"/>
+        </w:rPr>
         <w:t xml:space="preserve"> </w:t>
       </w:r>
       <w:r>
         <w:rPr>
-          <w:rFonts w:hint="eastAsia"/>
+          <w:rFonts w:hint="eastAsia" w:eastAsia="黑体"/>
         </w:rPr>
         <w:t xml:space="preserve">行行选管</w:t>
       </w:r>
       <w:r>
+        <w:rPr>
+          <w:rFonts w:eastAsia="黑体"/>
+        </w:rPr>
         <w:t xml:space="preserve"> </w:t>
       </w:r>
       <m:oMath>
@@ -459,35 +512,44 @@
         </m:sSub>
       </m:oMath>
       <w:r>
+        <w:rPr>
+          <w:rFonts w:eastAsia="黑体"/>
+        </w:rPr>
         <w:t xml:space="preserve"> </w:t>
       </w:r>
       <w:r>
         <w:rPr>
-          <w:rFonts w:hint="eastAsia"/>
+          <w:rFonts w:hint="eastAsia" w:eastAsia="黑体"/>
         </w:rPr>
         <w:t xml:space="preserve">的漏极</w:t>
       </w:r>
       <w:r>
+        <w:rPr>
+          <w:rFonts w:eastAsia="黑体"/>
+        </w:rPr>
         <w:t xml:space="preserve"> D </w:t>
       </w:r>
       <w:r>
         <w:rPr>
-          <w:rFonts w:hint="eastAsia"/>
+          <w:rFonts w:hint="eastAsia" w:eastAsia="黑体"/>
         </w:rPr>
         <w:t xml:space="preserve">与该行全部</w:t>
       </w:r>
       <w:r>
+        <w:rPr>
+          <w:rFonts w:eastAsia="黑体"/>
+        </w:rPr>
         <w:t xml:space="preserve"> LED </w:t>
       </w:r>
       <w:r>
         <w:rPr>
-          <w:rFonts w:hint="eastAsia"/>
+          <w:rFonts w:hint="eastAsia" w:eastAsia="黑体"/>
         </w:rPr>
         <w:t xml:space="preserve">阳极相连）；</w:t>
       </w:r>
       <w:r>
         <w:rPr>
-          <w:rFonts w:hint="eastAsia"/>
+          <w:rFonts w:hint="eastAsia" w:eastAsia="黑体"/>
           <w:b/>
           <w:bCs/>
         </w:rPr>
@@ -495,6 +557,7 @@
       </w:r>
       <w:r>
         <w:rPr>
+          <w:rFonts w:eastAsia="黑体"/>
           <w:b/>
           <w:bCs/>
         </w:rPr>
@@ -502,7 +565,7 @@
       </w:r>
       <w:r>
         <w:rPr>
-          <w:rFonts w:hint="eastAsia"/>
+          <w:rFonts w:hint="eastAsia" w:eastAsia="黑体"/>
           <w:b/>
           <w:bCs/>
         </w:rPr>
@@ -510,6 +573,7 @@
       </w:r>
       <w:r>
         <w:rPr>
+          <w:rFonts w:eastAsia="黑体"/>
           <w:b/>
           <w:bCs/>
         </w:rPr>
@@ -522,6 +586,7 @@
       </m:oMath>
       <w:r>
         <w:rPr>
+          <w:rFonts w:eastAsia="黑体"/>
           <w:b/>
           <w:bCs/>
         </w:rPr>
@@ -529,7 +594,7 @@
       </w:r>
       <w:r>
         <w:rPr>
-          <w:rFonts w:hint="eastAsia"/>
+          <w:rFonts w:hint="eastAsia" w:eastAsia="黑体"/>
           <w:b/>
           <w:bCs/>
         </w:rPr>
@@ -537,11 +602,14 @@
       </w:r>
       <w:r>
         <w:rPr>
-          <w:rFonts w:hint="eastAsia"/>
+          <w:rFonts w:hint="eastAsia" w:eastAsia="黑体"/>
         </w:rPr>
         <w:t xml:space="preserve">（第</w:t>
       </w:r>
       <w:r>
+        <w:rPr>
+          <w:rFonts w:eastAsia="黑体"/>
+        </w:rPr>
         <w:t xml:space="preserve"> </w:t>
       </w:r>
       <m:oMath>
@@ -550,24 +618,33 @@
         </m:r>
       </m:oMath>
       <w:r>
+        <w:rPr>
+          <w:rFonts w:eastAsia="黑体"/>
+        </w:rPr>
         <w:t xml:space="preserve"> </w:t>
       </w:r>
       <w:r>
         <w:rPr>
-          <w:rFonts w:hint="eastAsia"/>
+          <w:rFonts w:hint="eastAsia" w:eastAsia="黑体"/>
         </w:rPr>
         <w:t xml:space="preserve">列全部</w:t>
       </w:r>
       <w:r>
+        <w:rPr>
+          <w:rFonts w:eastAsia="黑体"/>
+        </w:rPr>
         <w:t xml:space="preserve"> LED </w:t>
       </w:r>
       <w:r>
         <w:rPr>
-          <w:rFonts w:hint="eastAsia"/>
+          <w:rFonts w:hint="eastAsia" w:eastAsia="黑体"/>
         </w:rPr>
         <w:t xml:space="preserve">阴极与列恒流芯片</w:t>
       </w:r>
       <w:r>
+        <w:rPr>
+          <w:rFonts w:eastAsia="黑体"/>
+        </w:rPr>
         <w:t xml:space="preserve"> </w:t>
       </w:r>
       <m:oMath>
@@ -585,15 +662,21 @@
         </m:sSub>
       </m:oMath>
       <w:r>
+        <w:rPr>
+          <w:rFonts w:eastAsia="黑体"/>
+        </w:rPr>
         <w:t xml:space="preserve"> </w:t>
       </w:r>
       <w:r>
         <w:rPr>
-          <w:rFonts w:hint="eastAsia"/>
+          <w:rFonts w:hint="eastAsia" w:eastAsia="黑体"/>
         </w:rPr>
         <w:t xml:space="preserve">第</w:t>
       </w:r>
       <w:r>
+        <w:rPr>
+          <w:rFonts w:eastAsia="黑体"/>
+        </w:rPr>
         <w:t xml:space="preserve"> </w:t>
       </w:r>
       <m:oMath>
@@ -602,17 +685,20 @@
         </m:r>
       </m:oMath>
       <w:r>
+        <w:rPr>
+          <w:rFonts w:eastAsia="黑体"/>
+        </w:rPr>
         <w:t xml:space="preserve"> </w:t>
       </w:r>
       <w:r>
         <w:rPr>
-          <w:rFonts w:hint="eastAsia"/>
+          <w:rFonts w:hint="eastAsia" w:eastAsia="黑体"/>
         </w:rPr>
         <w:t xml:space="preserve">通道输入端相连）；</w:t>
       </w:r>
       <w:r>
         <w:rPr>
-          <w:rFonts w:hint="eastAsia"/>
+          <w:rFonts w:hint="eastAsia" w:eastAsia="黑体"/>
           <w:b/>
           <w:bCs/>
         </w:rPr>
@@ -620,6 +706,7 @@
       </w:r>
       <w:r>
         <w:rPr>
+          <w:rFonts w:eastAsia="黑体"/>
           <w:b/>
           <w:bCs/>
         </w:rPr>
@@ -627,7 +714,7 @@
       </w:r>
       <w:r>
         <w:rPr>
-          <w:rFonts w:hint="eastAsia"/>
+          <w:rFonts w:hint="eastAsia" w:eastAsia="黑体"/>
           <w:b/>
           <w:bCs/>
         </w:rPr>
@@ -635,6 +722,7 @@
       </w:r>
       <w:r>
         <w:rPr>
+          <w:rFonts w:eastAsia="黑体"/>
           <w:b/>
           <w:bCs/>
         </w:rPr>
@@ -642,11 +730,14 @@
       </w:r>
       <w:r>
         <w:rPr>
-          <w:rFonts w:hint="eastAsia"/>
+          <w:rFonts w:hint="eastAsia" w:eastAsia="黑体"/>
         </w:rPr>
         <w:t xml:space="preserve">（列恒流芯片</w:t>
       </w:r>
       <w:r>
+        <w:rPr>
+          <w:rFonts w:eastAsia="黑体"/>
+        </w:rPr>
         <w:t xml:space="preserve"> </w:t>
       </w:r>
       <m:oMath>
@@ -664,11 +755,14 @@
         </m:sSub>
       </m:oMath>
       <w:r>
+        <w:rPr>
+          <w:rFonts w:eastAsia="黑体"/>
+        </w:rPr>
         <w:t xml:space="preserve"> </w:t>
       </w:r>
       <w:r>
         <w:rPr>
-          <w:rFonts w:hint="eastAsia"/>
+          <w:rFonts w:hint="eastAsia" w:eastAsia="黑体"/>
         </w:rPr>
         <w:t xml:space="preserve">的电源负端/灌电流回路相连）。</w:t>
       </w:r>
@@ -677,13 +771,13 @@
       <w:pPr/>
       <w:r>
         <w:rPr>
-          <w:rFonts w:hint="eastAsia"/>
+          <w:rFonts w:hint="eastAsia" w:eastAsia="黑体"/>
         </w:rPr>
         <w:t xml:space="preserve">各元件管脚连接：</w:t>
       </w:r>
       <w:r>
         <w:rPr>
-          <w:rFonts w:hint="eastAsia"/>
+          <w:rFonts w:hint="eastAsia" w:eastAsia="黑体"/>
           <w:b/>
           <w:bCs/>
         </w:rPr>
@@ -691,6 +785,7 @@
       </w:r>
       <w:r>
         <w:rPr>
+          <w:rFonts w:eastAsia="黑体"/>
           <w:b/>
           <w:bCs/>
         </w:rPr>
@@ -711,33 +806,45 @@
         </m:sSub>
       </m:oMath>
       <w:r>
+        <w:rPr>
+          <w:rFonts w:eastAsia="黑体"/>
+        </w:rPr>
         <w:t xml:space="preserve"> </w:t>
       </w:r>
       <w:r>
         <w:rPr>
-          <w:rFonts w:hint="eastAsia"/>
+          <w:rFonts w:hint="eastAsia" w:eastAsia="黑体"/>
         </w:rPr>
         <w:t xml:space="preserve">的</w:t>
       </w:r>
       <w:r>
+        <w:rPr>
+          <w:rFonts w:eastAsia="黑体"/>
+        </w:rPr>
         <w:t xml:space="preserve"> S </w:t>
       </w:r>
       <w:r>
         <w:rPr>
-          <w:rFonts w:hint="eastAsia"/>
+          <w:rFonts w:hint="eastAsia" w:eastAsia="黑体"/>
         </w:rPr>
         <w:t xml:space="preserve">接节点①电源正端、D</w:t>
       </w:r>
       <w:r>
+        <w:rPr>
+          <w:rFonts w:eastAsia="黑体"/>
+        </w:rPr>
         <w:t xml:space="preserve"> </w:t>
       </w:r>
       <w:r>
         <w:rPr>
-          <w:rFonts w:hint="eastAsia"/>
+          <w:rFonts w:hint="eastAsia" w:eastAsia="黑体"/>
         </w:rPr>
         <w:t xml:space="preserve">接节点②第</w:t>
       </w:r>
       <w:r>
+        <w:rPr>
+          <w:rFonts w:eastAsia="黑体"/>
+        </w:rPr>
         <w:t xml:space="preserve"> </w:t>
       </w:r>
       <m:oMath>
@@ -746,26 +853,32 @@
         </m:r>
       </m:oMath>
       <w:r>
+        <w:rPr>
+          <w:rFonts w:eastAsia="黑体"/>
+        </w:rPr>
         <w:t xml:space="preserve"> </w:t>
       </w:r>
       <w:r>
         <w:rPr>
-          <w:rFonts w:hint="eastAsia"/>
+          <w:rFonts w:hint="eastAsia" w:eastAsia="黑体"/>
         </w:rPr>
         <w:t xml:space="preserve">行母线、G</w:t>
       </w:r>
       <w:r>
+        <w:rPr>
+          <w:rFonts w:eastAsia="黑体"/>
+        </w:rPr>
         <w:t xml:space="preserve"> </w:t>
       </w:r>
       <w:r>
         <w:rPr>
-          <w:rFonts w:hint="eastAsia"/>
+          <w:rFonts w:hint="eastAsia" w:eastAsia="黑体"/>
         </w:rPr>
         <w:t xml:space="preserve">接行译码器/行选驱动信号；</w:t>
       </w:r>
       <w:r>
         <w:rPr>
-          <w:rFonts w:hint="eastAsia"/>
+          <w:rFonts w:hint="eastAsia" w:eastAsia="黑体"/>
           <w:b/>
           <w:bCs/>
         </w:rPr>
@@ -773,6 +886,7 @@
       </w:r>
       <w:r>
         <w:rPr>
+          <w:rFonts w:eastAsia="黑体"/>
           <w:b/>
           <w:bCs/>
         </w:rPr>
@@ -793,15 +907,21 @@
         </m:sSub>
       </m:oMath>
       <w:r>
+        <w:rPr>
+          <w:rFonts w:eastAsia="黑体"/>
+        </w:rPr>
         <w:t xml:space="preserve"> </w:t>
       </w:r>
       <w:r>
         <w:rPr>
-          <w:rFonts w:hint="eastAsia"/>
+          <w:rFonts w:hint="eastAsia" w:eastAsia="黑体"/>
         </w:rPr>
         <w:t xml:space="preserve">第</w:t>
       </w:r>
       <w:r>
+        <w:rPr>
+          <w:rFonts w:eastAsia="黑体"/>
+        </w:rPr>
         <w:t xml:space="preserve"> </w:t>
       </w:r>
       <m:oMath>
@@ -810,15 +930,21 @@
         </m:r>
       </m:oMath>
       <w:r>
+        <w:rPr>
+          <w:rFonts w:eastAsia="黑体"/>
+        </w:rPr>
         <w:t xml:space="preserve"> </w:t>
       </w:r>
       <w:r>
         <w:rPr>
-          <w:rFonts w:hint="eastAsia"/>
+          <w:rFonts w:hint="eastAsia" w:eastAsia="黑体"/>
         </w:rPr>
         <w:t xml:space="preserve">通道电流输入端接节点③第</w:t>
       </w:r>
       <w:r>
+        <w:rPr>
+          <w:rFonts w:eastAsia="黑体"/>
+        </w:rPr>
         <w:t xml:space="preserve"> </w:t>
       </w:r>
       <m:oMath>
@@ -827,16 +953,20 @@
         </m:r>
       </m:oMath>
       <w:r>
+        <w:rPr>
+          <w:rFonts w:eastAsia="黑体"/>
+        </w:rPr>
         <w:t xml:space="preserve"> </w:t>
       </w:r>
       <w:r>
         <w:rPr>
-          <w:rFonts w:hint="eastAsia"/>
+          <w:rFonts w:hint="eastAsia" w:eastAsia="黑体"/>
         </w:rPr>
         <w:t xml:space="preserve">列母线、恒流输出经内部采样电阻接节点④地、基准/数据/时钟/使能脚送控制器；</w:t>
       </w:r>
       <w:r>
         <w:rPr>
+          <w:rFonts w:eastAsia="黑体"/>
           <w:b/>
           <w:bCs/>
         </w:rPr>
@@ -844,7 +974,7 @@
       </w:r>
       <w:r>
         <w:rPr>
-          <w:rFonts w:hint="eastAsia"/>
+          <w:rFonts w:hint="eastAsia" w:eastAsia="黑体"/>
           <w:b/>
           <w:bCs/>
         </w:rPr>
@@ -852,11 +982,14 @@
       </w:r>
       <w:r>
         <w:rPr>
-          <w:rFonts w:hint="eastAsia"/>
+          <w:rFonts w:hint="eastAsia" w:eastAsia="黑体"/>
         </w:rPr>
         <w:t xml:space="preserve">第</w:t>
       </w:r>
       <w:r>
+        <w:rPr>
+          <w:rFonts w:eastAsia="黑体"/>
+        </w:rPr>
         <w:t xml:space="preserve"> </w:t>
       </w:r>
       <m:oMath>
@@ -865,15 +998,21 @@
         </m:r>
       </m:oMath>
       <w:r>
+        <w:rPr>
+          <w:rFonts w:eastAsia="黑体"/>
+        </w:rPr>
         <w:t xml:space="preserve"> </w:t>
       </w:r>
       <w:r>
         <w:rPr>
-          <w:rFonts w:hint="eastAsia"/>
+          <w:rFonts w:hint="eastAsia" w:eastAsia="黑体"/>
         </w:rPr>
         <w:t xml:space="preserve">行第</w:t>
       </w:r>
       <w:r>
+        <w:rPr>
+          <w:rFonts w:eastAsia="黑体"/>
+        </w:rPr>
         <w:t xml:space="preserve"> </w:t>
       </w:r>
       <m:oMath>
@@ -882,15 +1021,21 @@
         </m:r>
       </m:oMath>
       <w:r>
+        <w:rPr>
+          <w:rFonts w:eastAsia="黑体"/>
+        </w:rPr>
         <w:t xml:space="preserve"> </w:t>
       </w:r>
       <w:r>
         <w:rPr>
-          <w:rFonts w:hint="eastAsia"/>
+          <w:rFonts w:hint="eastAsia" w:eastAsia="黑体"/>
         </w:rPr>
         <w:t xml:space="preserve">列灯珠的阳极接第</w:t>
       </w:r>
       <w:r>
+        <w:rPr>
+          <w:rFonts w:eastAsia="黑体"/>
+        </w:rPr>
         <w:t xml:space="preserve"> </w:t>
       </w:r>
       <m:oMath>
@@ -899,15 +1044,21 @@
         </m:r>
       </m:oMath>
       <w:r>
+        <w:rPr>
+          <w:rFonts w:eastAsia="黑体"/>
+        </w:rPr>
         <w:t xml:space="preserve"> </w:t>
       </w:r>
       <w:r>
         <w:rPr>
-          <w:rFonts w:hint="eastAsia"/>
+          <w:rFonts w:hint="eastAsia" w:eastAsia="黑体"/>
         </w:rPr>
         <w:t xml:space="preserve">行母线（节点②）、阴极接第</w:t>
       </w:r>
       <w:r>
+        <w:rPr>
+          <w:rFonts w:eastAsia="黑体"/>
+        </w:rPr>
         <w:t xml:space="preserve"> </w:t>
       </w:r>
       <m:oMath>
@@ -916,11 +1067,14 @@
         </m:r>
       </m:oMath>
       <w:r>
+        <w:rPr>
+          <w:rFonts w:eastAsia="黑体"/>
+        </w:rPr>
         <w:t xml:space="preserve"> </w:t>
       </w:r>
       <w:r>
         <w:rPr>
-          <w:rFonts w:hint="eastAsia"/>
+          <w:rFonts w:hint="eastAsia" w:eastAsia="黑体"/>
         </w:rPr>
         <w:t xml:space="preserve">列母线（节点③）。</w:t>
       </w:r>
@@ -929,34 +1083,43 @@
       <w:pPr/>
       <w:r>
         <w:rPr>
-          <w:rFonts w:hint="eastAsia"/>
+          <w:rFonts w:hint="eastAsia" w:eastAsia="黑体"/>
         </w:rPr>
         <w:t xml:space="preserve">由此构成”行扫描</w:t>
       </w:r>
       <w:r>
+        <w:rPr>
+          <w:rFonts w:eastAsia="黑体"/>
+        </w:rPr>
         <w:t xml:space="preserve"> + </w:t>
       </w:r>
       <w:r>
         <w:rPr>
-          <w:rFonts w:hint="eastAsia"/>
+          <w:rFonts w:hint="eastAsia" w:eastAsia="黑体"/>
         </w:rPr>
         <w:t xml:space="preserve">列恒流”的点阵扫描驱动组态：任意时刻仅选中一行（该行行选管导通），该行</w:t>
       </w:r>
       <w:r>
+        <w:rPr>
+          <w:rFonts w:eastAsia="黑体"/>
+        </w:rPr>
         <w:t xml:space="preserve"> LED </w:t>
       </w:r>
       <w:r>
         <w:rPr>
-          <w:rFonts w:hint="eastAsia"/>
+          <w:rFonts w:hint="eastAsia" w:eastAsia="黑体"/>
         </w:rPr>
         <w:t xml:space="preserve">由列恒流通道按灰度数据提供恒定电流，逐行快速轮询并利用人眼视觉暂留完成整屏刷新，同时以</w:t>
       </w:r>
       <w:r>
+        <w:rPr>
+          <w:rFonts w:eastAsia="黑体"/>
+        </w:rPr>
         <w:t xml:space="preserve"> PWM </w:t>
       </w:r>
       <w:r>
         <w:rPr>
-          <w:rFonts w:hint="eastAsia"/>
+          <w:rFonts w:hint="eastAsia" w:eastAsia="黑体"/>
         </w:rPr>
         <w:t xml:space="preserve">调制导通时长实现灰度与亮度控制。</w:t>
       </w:r>
@@ -969,7 +1132,7 @@
       </w:pPr>
       <w:r>
         <w:rPr>
-          <w:rFonts w:hint="eastAsia"/>
+          <w:rFonts w:hint="eastAsia" w:eastAsia="黑体"/>
         </w:rPr>
         <w:t xml:space="preserve">工作原理</w:t>
       </w:r>
@@ -980,25 +1143,31 @@
       </w:pPr>
       <w:r>
         <w:rPr>
-          <w:rFonts w:hint="eastAsia"/>
+          <w:rFonts w:hint="eastAsia" w:eastAsia="黑体"/>
         </w:rPr>
         <w:t xml:space="preserve">任意时刻仅选中一行，该行的</w:t>
       </w:r>
       <w:r>
+        <w:rPr>
+          <w:rFonts w:eastAsia="黑体"/>
+        </w:rPr>
         <w:t xml:space="preserve"> LED </w:t>
       </w:r>
       <w:r>
         <w:rPr>
-          <w:rFonts w:hint="eastAsia"/>
+          <w:rFonts w:hint="eastAsia" w:eastAsia="黑体"/>
         </w:rPr>
         <w:t xml:space="preserve">按列数据由恒流源驱动导通；利用人眼视觉暂留效应快速轮询各行，使人眼看到完整的整屏画面。通过</w:t>
       </w:r>
       <w:r>
+        <w:rPr>
+          <w:rFonts w:eastAsia="黑体"/>
+        </w:rPr>
         <w:t xml:space="preserve"> PWM </w:t>
       </w:r>
       <w:r>
         <w:rPr>
-          <w:rFonts w:hint="eastAsia"/>
+          <w:rFonts w:hint="eastAsia" w:eastAsia="黑体"/>
         </w:rPr>
         <w:t xml:space="preserve">调制导通时长实现灰度与亮度。</w:t>
       </w:r>
@@ -1011,7 +1180,7 @@
       </w:pPr>
       <w:r>
         <w:rPr>
-          <w:rFonts w:hint="eastAsia"/>
+          <w:rFonts w:hint="eastAsia" w:eastAsia="黑体"/>
         </w:rPr>
         <w:t xml:space="preserve">关键计算公式</w:t>
       </w:r>
@@ -1025,16 +1194,19 @@
       </w:pPr>
       <w:r>
         <w:rPr>
-          <w:rFonts w:hint="eastAsia"/>
+          <w:rFonts w:hint="eastAsia" w:eastAsia="黑体"/>
         </w:rPr>
         <w:t xml:space="preserve">单颗</w:t>
       </w:r>
       <w:r>
+        <w:rPr>
+          <w:rFonts w:eastAsia="黑体"/>
+        </w:rPr>
         <w:t xml:space="preserve"> LED </w:t>
       </w:r>
       <w:r>
         <w:rPr>
-          <w:rFonts w:hint="eastAsia"/>
+          <w:rFonts w:hint="eastAsia" w:eastAsia="黑体"/>
         </w:rPr>
         <w:t xml:space="preserve">平均电流（占空比取均值）：</w:t>
       </w:r>
@@ -1115,16 +1287,19 @@
       </w:pPr>
       <w:r>
         <w:rPr>
-          <w:rFonts w:hint="eastAsia"/>
+          <w:rFonts w:hint="eastAsia" w:eastAsia="黑体"/>
         </w:rPr>
         <w:t xml:space="preserve">整屏最大峰值电流（每行</w:t>
       </w:r>
       <w:r>
+        <w:rPr>
+          <w:rFonts w:eastAsia="黑体"/>
+        </w:rPr>
         <w:t xml:space="preserve"> N </w:t>
       </w:r>
       <w:r>
         <w:rPr>
-          <w:rFonts w:hint="eastAsia"/>
+          <w:rFonts w:hint="eastAsia" w:eastAsia="黑体"/>
         </w:rPr>
         <w:t xml:space="preserve">列全亮）：</w:t>
       </w:r>
@@ -1205,7 +1380,7 @@
       </w:pPr>
       <w:r>
         <w:rPr>
-          <w:rFonts w:hint="eastAsia"/>
+          <w:rFonts w:hint="eastAsia" w:eastAsia="黑体"/>
         </w:rPr>
         <w:t xml:space="preserve">单帧扫描频率：</w:t>
       </w:r>
@@ -1292,16 +1467,19 @@
       </w:pPr>
       <w:r>
         <w:rPr>
-          <w:rFonts w:hint="eastAsia"/>
+          <w:rFonts w:hint="eastAsia" w:eastAsia="黑体"/>
         </w:rPr>
         <w:t xml:space="preserve">单个</w:t>
       </w:r>
       <w:r>
+        <w:rPr>
+          <w:rFonts w:eastAsia="黑体"/>
+        </w:rPr>
         <w:t xml:space="preserve"> LED </w:t>
       </w:r>
       <w:r>
         <w:rPr>
-          <w:rFonts w:hint="eastAsia"/>
+          <w:rFonts w:hint="eastAsia" w:eastAsia="黑体"/>
         </w:rPr>
         <w:t xml:space="preserve">功耗：</w:t>
       </w:r>
@@ -1410,7 +1588,7 @@
             </w:pPr>
             <w:r>
               <w:rPr>
-                <w:rFonts w:hint="eastAsia"/>
+                <w:rFonts w:hint="eastAsia" w:eastAsia="黑体"/>
               </w:rPr>
               <w:t xml:space="preserve">符号</w:t>
             </w:r>
@@ -1424,7 +1602,7 @@
             </w:pPr>
             <w:r>
               <w:rPr>
-                <w:rFonts w:hint="eastAsia"/>
+                <w:rFonts w:hint="eastAsia" w:eastAsia="黑体"/>
               </w:rPr>
               <w:t xml:space="preserve">含义</w:t>
             </w:r>
@@ -1438,7 +1616,7 @@
             </w:pPr>
             <w:r>
               <w:rPr>
-                <w:rFonts w:hint="eastAsia"/>
+                <w:rFonts w:hint="eastAsia" w:eastAsia="黑体"/>
               </w:rPr>
               <w:t xml:space="preserve">单位</w:t>
             </w:r>
@@ -1476,6 +1654,9 @@
               </m:sSub>
             </m:oMath>
             <w:r>
+              <w:rPr>
+                <w:rFonts w:eastAsia="黑体"/>
+              </w:rPr>
               <w:t xml:space="preserve">​</w:t>
             </w:r>
           </w:p>
@@ -1488,16 +1669,19 @@
             </w:pPr>
             <w:r>
               <w:rPr>
-                <w:rFonts w:hint="eastAsia"/>
+                <w:rFonts w:hint="eastAsia" w:eastAsia="黑体"/>
               </w:rPr>
               <w:t xml:space="preserve">单</w:t>
             </w:r>
             <w:r>
+              <w:rPr>
+                <w:rFonts w:eastAsia="黑体"/>
+              </w:rPr>
               <w:t xml:space="preserve"> LED </w:t>
             </w:r>
             <w:r>
               <w:rPr>
-                <w:rFonts w:hint="eastAsia"/>
+                <w:rFonts w:hint="eastAsia" w:eastAsia="黑体"/>
               </w:rPr>
               <w:t xml:space="preserve">峰值电流</w:t>
             </w:r>
@@ -1510,6 +1694,9 @@
               <w:pStyle w:val="Compact"/>
             </w:pPr>
             <w:r>
+              <w:rPr>
+                <w:rFonts w:eastAsia="黑体"/>
+              </w:rPr>
               <w:t xml:space="preserve">A</w:t>
             </w:r>
           </w:p>
@@ -1543,6 +1730,9 @@
               </m:sSub>
             </m:oMath>
             <w:r>
+              <w:rPr>
+                <w:rFonts w:eastAsia="黑体"/>
+              </w:rPr>
               <w:t xml:space="preserve">​</w:t>
             </w:r>
           </w:p>
@@ -1555,16 +1745,19 @@
             </w:pPr>
             <w:r>
               <w:rPr>
-                <w:rFonts w:hint="eastAsia"/>
+                <w:rFonts w:hint="eastAsia" w:eastAsia="黑体"/>
               </w:rPr>
               <w:t xml:space="preserve">单</w:t>
             </w:r>
             <w:r>
+              <w:rPr>
+                <w:rFonts w:eastAsia="黑体"/>
+              </w:rPr>
               <w:t xml:space="preserve"> LED </w:t>
             </w:r>
             <w:r>
               <w:rPr>
-                <w:rFonts w:hint="eastAsia"/>
+                <w:rFonts w:hint="eastAsia" w:eastAsia="黑体"/>
               </w:rPr>
               <w:t xml:space="preserve">平均电流</w:t>
             </w:r>
@@ -1577,6 +1770,9 @@
               <w:pStyle w:val="Compact"/>
             </w:pPr>
             <w:r>
+              <w:rPr>
+                <w:rFonts w:eastAsia="黑体"/>
+              </w:rPr>
               <w:t xml:space="preserve">A</w:t>
             </w:r>
           </w:p>
@@ -1595,6 +1791,9 @@
               </m:r>
             </m:oMath>
             <w:r>
+              <w:rPr>
+                <w:rFonts w:eastAsia="黑体"/>
+              </w:rPr>
               <w:t xml:space="preserve">​</w:t>
             </w:r>
           </w:p>
@@ -1606,11 +1805,14 @@
               <w:pStyle w:val="Compact"/>
             </w:pPr>
             <w:r>
+              <w:rPr>
+                <w:rFonts w:eastAsia="黑体"/>
+              </w:rPr>
               <w:t xml:space="preserve">PWM </w:t>
             </w:r>
             <w:r>
               <w:rPr>
-                <w:rFonts w:hint="eastAsia"/>
+                <w:rFonts w:hint="eastAsia" w:eastAsia="黑体"/>
               </w:rPr>
               <w:t xml:space="preserve">占空比</w:t>
             </w:r>
@@ -1623,6 +1825,9 @@
               <w:pStyle w:val="Compact"/>
             </w:pPr>
             <w:r>
+              <w:rPr>
+                <w:rFonts w:eastAsia="黑体"/>
+              </w:rPr>
               <w:t xml:space="preserve">—</w:t>
             </w:r>
           </w:p>
@@ -1641,6 +1846,9 @@
               </m:r>
             </m:oMath>
             <w:r>
+              <w:rPr>
+                <w:rFonts w:eastAsia="黑体"/>
+              </w:rPr>
               <w:t xml:space="preserve">​</w:t>
             </w:r>
           </w:p>
@@ -1653,7 +1861,7 @@
             </w:pPr>
             <w:r>
               <w:rPr>
-                <w:rFonts w:hint="eastAsia"/>
+                <w:rFonts w:hint="eastAsia" w:eastAsia="黑体"/>
               </w:rPr>
               <w:t xml:space="preserve">每行点亮列数</w:t>
             </w:r>
@@ -1666,6 +1874,9 @@
               <w:pStyle w:val="Compact"/>
             </w:pPr>
             <w:r>
+              <w:rPr>
+                <w:rFonts w:eastAsia="黑体"/>
+              </w:rPr>
               <w:t xml:space="preserve">—</w:t>
             </w:r>
           </w:p>
@@ -1699,6 +1910,9 @@
               </m:sSub>
             </m:oMath>
             <w:r>
+              <w:rPr>
+                <w:rFonts w:eastAsia="黑体"/>
+              </w:rPr>
               <w:t xml:space="preserve">​</w:t>
             </w:r>
           </w:p>
@@ -1711,7 +1925,7 @@
             </w:pPr>
             <w:r>
               <w:rPr>
-                <w:rFonts w:hint="eastAsia"/>
+                <w:rFonts w:hint="eastAsia" w:eastAsia="黑体"/>
               </w:rPr>
               <w:t xml:space="preserve">单行峰值电流</w:t>
             </w:r>
@@ -1724,6 +1938,9 @@
               <w:pStyle w:val="Compact"/>
             </w:pPr>
             <w:r>
+              <w:rPr>
+                <w:rFonts w:eastAsia="黑体"/>
+              </w:rPr>
               <w:t xml:space="preserve">A</w:t>
             </w:r>
           </w:p>
@@ -1763,6 +1980,9 @@
               </m:sSub>
             </m:oMath>
             <w:r>
+              <w:rPr>
+                <w:rFonts w:eastAsia="黑体"/>
+              </w:rPr>
               <w:t xml:space="preserve">​</w:t>
             </w:r>
           </w:p>
@@ -1775,7 +1995,7 @@
             </w:pPr>
             <w:r>
               <w:rPr>
-                <w:rFonts w:hint="eastAsia"/>
+                <w:rFonts w:hint="eastAsia" w:eastAsia="黑体"/>
               </w:rPr>
               <w:t xml:space="preserve">帧率</w:t>
             </w:r>
@@ -1788,6 +2008,9 @@
               <w:pStyle w:val="Compact"/>
             </w:pPr>
             <w:r>
+              <w:rPr>
+                <w:rFonts w:eastAsia="黑体"/>
+              </w:rPr>
               <w:t xml:space="preserve">Hz</w:t>
             </w:r>
           </w:p>
@@ -1821,6 +2044,9 @@
               </m:sSub>
             </m:oMath>
             <w:r>
+              <w:rPr>
+                <w:rFonts w:eastAsia="黑体"/>
+              </w:rPr>
               <w:t xml:space="preserve">​</w:t>
             </w:r>
           </w:p>
@@ -1833,7 +2059,7 @@
             </w:pPr>
             <w:r>
               <w:rPr>
-                <w:rFonts w:hint="eastAsia"/>
+                <w:rFonts w:hint="eastAsia" w:eastAsia="黑体"/>
               </w:rPr>
               <w:t xml:space="preserve">行扫描频率</w:t>
             </w:r>
@@ -1846,6 +2072,9 @@
               <w:pStyle w:val="Compact"/>
             </w:pPr>
             <w:r>
+              <w:rPr>
+                <w:rFonts w:eastAsia="黑体"/>
+              </w:rPr>
               <w:t xml:space="preserve">Hz</w:t>
             </w:r>
           </w:p>
@@ -1864,6 +2093,9 @@
               </m:r>
             </m:oMath>
             <w:r>
+              <w:rPr>
+                <w:rFonts w:eastAsia="黑体"/>
+              </w:rPr>
               <w:t xml:space="preserve">​</w:t>
             </w:r>
           </w:p>
@@ -1876,16 +2108,19 @@
             </w:pPr>
             <w:r>
               <w:rPr>
-                <w:rFonts w:hint="eastAsia"/>
+                <w:rFonts w:hint="eastAsia" w:eastAsia="黑体"/>
               </w:rPr>
               <w:t xml:space="preserve">扫描行数（1/m</w:t>
             </w:r>
             <w:r>
+              <w:rPr>
+                <w:rFonts w:eastAsia="黑体"/>
+              </w:rPr>
               <w:t xml:space="preserve"> </w:t>
             </w:r>
             <w:r>
               <w:rPr>
-                <w:rFonts w:hint="eastAsia"/>
+                <w:rFonts w:hint="eastAsia" w:eastAsia="黑体"/>
               </w:rPr>
               <w:t xml:space="preserve">扫描）</w:t>
             </w:r>
@@ -1898,6 +2133,9 @@
               <w:pStyle w:val="Compact"/>
             </w:pPr>
             <w:r>
+              <w:rPr>
+                <w:rFonts w:eastAsia="黑体"/>
+              </w:rPr>
               <w:t xml:space="preserve">—</w:t>
             </w:r>
           </w:p>
@@ -1925,6 +2163,9 @@
               </m:sSub>
             </m:oMath>
             <w:r>
+              <w:rPr>
+                <w:rFonts w:eastAsia="黑体"/>
+              </w:rPr>
               <w:t xml:space="preserve">​</w:t>
             </w:r>
           </w:p>
@@ -1936,11 +2177,14 @@
               <w:pStyle w:val="Compact"/>
             </w:pPr>
             <w:r>
+              <w:rPr>
+                <w:rFonts w:eastAsia="黑体"/>
+              </w:rPr>
               <w:t xml:space="preserve">LED </w:t>
             </w:r>
             <w:r>
               <w:rPr>
-                <w:rFonts w:hint="eastAsia"/>
+                <w:rFonts w:hint="eastAsia" w:eastAsia="黑体"/>
               </w:rPr>
               <w:t xml:space="preserve">正向压降</w:t>
             </w:r>
@@ -1953,6 +2197,9 @@
               <w:pStyle w:val="Compact"/>
             </w:pPr>
             <w:r>
+              <w:rPr>
+                <w:rFonts w:eastAsia="黑体"/>
+              </w:rPr>
               <w:t xml:space="preserve">V</w:t>
             </w:r>
           </w:p>
@@ -1967,7 +2214,7 @@
       </w:pPr>
       <w:r>
         <w:rPr>
-          <w:rFonts w:hint="eastAsia"/>
+          <w:rFonts w:hint="eastAsia" w:eastAsia="黑体"/>
         </w:rPr>
         <w:t xml:space="preserve">元件调整影响</w:t>
       </w:r>
@@ -1982,7 +2229,7 @@
       </w:pPr>
       <w:r>
         <w:rPr>
-          <w:rFonts w:hint="eastAsia"/>
+          <w:rFonts w:hint="eastAsia" w:eastAsia="黑体"/>
           <w:b/>
           <w:bCs/>
         </w:rPr>
@@ -1990,6 +2237,7 @@
       </w:r>
       <w:r>
         <w:rPr>
+          <w:rFonts w:eastAsia="黑体"/>
           <w:b/>
           <w:bCs/>
         </w:rPr>
@@ -1997,39 +2245,51 @@
       </w:r>
       <w:r>
         <w:rPr>
-          <w:rFonts w:hint="eastAsia"/>
+          <w:rFonts w:hint="eastAsia" w:eastAsia="黑体"/>
           <w:b/>
           <w:bCs/>
         </w:rPr>
         <w:t xml:space="preserve">增大</w:t>
       </w:r>
       <w:r>
+        <w:rPr>
+          <w:rFonts w:eastAsia="黑体"/>
+        </w:rPr>
         <w:t xml:space="preserve"> </w:t>
       </w:r>
       <w:r>
+        <w:rPr>
+          <w:rFonts w:eastAsia="黑体"/>
+        </w:rPr>
         <w:t xml:space="preserve">→ </w:t>
       </w:r>
       <w:r>
         <w:rPr>
-          <w:rFonts w:hint="eastAsia"/>
+          <w:rFonts w:hint="eastAsia" w:eastAsia="黑体"/>
         </w:rPr>
         <w:t xml:space="preserve">占空比</w:t>
       </w:r>
       <w:r>
+        <w:rPr>
+          <w:rFonts w:eastAsia="黑体"/>
+        </w:rPr>
         <w:t xml:space="preserve"> 1/m </w:t>
       </w:r>
       <w:r>
         <w:rPr>
-          <w:rFonts w:hint="eastAsia"/>
+          <w:rFonts w:hint="eastAsia" w:eastAsia="黑体"/>
         </w:rPr>
         <w:t xml:space="preserve">减小，LED</w:t>
       </w:r>
       <w:r>
+        <w:rPr>
+          <w:rFonts w:eastAsia="黑体"/>
+        </w:rPr>
         <w:t xml:space="preserve"> </w:t>
       </w:r>
       <w:r>
         <w:rPr>
-          <w:rFonts w:hint="eastAsia"/>
+          <w:rFonts w:hint="eastAsia" w:eastAsia="黑体"/>
         </w:rPr>
         <w:t xml:space="preserve">平均亮度下降，需提高峰值电流补偿。</w:t>
       </w:r>
@@ -2044,7 +2304,7 @@
       </w:pPr>
       <w:r>
         <w:rPr>
-          <w:rFonts w:hint="eastAsia"/>
+          <w:rFonts w:hint="eastAsia" w:eastAsia="黑体"/>
           <w:b/>
           <w:bCs/>
         </w:rPr>
@@ -2052,6 +2312,7 @@
       </w:r>
       <w:r>
         <w:rPr>
+          <w:rFonts w:eastAsia="黑体"/>
           <w:b/>
           <w:bCs/>
         </w:rPr>
@@ -2082,6 +2343,7 @@
       </m:oMath>
       <w:r>
         <w:rPr>
+          <w:rFonts w:eastAsia="黑体"/>
           <w:b/>
           <w:bCs/>
         </w:rPr>
@@ -2089,30 +2351,39 @@
       </w:r>
       <w:r>
         <w:rPr>
-          <w:rFonts w:hint="eastAsia"/>
+          <w:rFonts w:hint="eastAsia" w:eastAsia="黑体"/>
           <w:b/>
           <w:bCs/>
         </w:rPr>
         <w:t xml:space="preserve">增大</w:t>
       </w:r>
       <w:r>
+        <w:rPr>
+          <w:rFonts w:eastAsia="黑体"/>
+        </w:rPr>
         <w:t xml:space="preserve"> </w:t>
       </w:r>
       <w:r>
+        <w:rPr>
+          <w:rFonts w:eastAsia="黑体"/>
+        </w:rPr>
         <w:t xml:space="preserve">→ </w:t>
       </w:r>
       <w:r>
         <w:rPr>
-          <w:rFonts w:hint="eastAsia"/>
+          <w:rFonts w:hint="eastAsia" w:eastAsia="黑体"/>
         </w:rPr>
         <w:t xml:space="preserve">亮度提升，但</w:t>
       </w:r>
       <w:r>
+        <w:rPr>
+          <w:rFonts w:eastAsia="黑体"/>
+        </w:rPr>
         <w:t xml:space="preserve"> LED </w:t>
       </w:r>
       <w:r>
         <w:rPr>
-          <w:rFonts w:hint="eastAsia"/>
+          <w:rFonts w:hint="eastAsia" w:eastAsia="黑体"/>
         </w:rPr>
         <w:t xml:space="preserve">发热与结温升高，存在烧毁风险。</w:t>
       </w:r>
@@ -2127,7 +2398,7 @@
       </w:pPr>
       <w:r>
         <w:rPr>
-          <w:rFonts w:hint="eastAsia"/>
+          <w:rFonts w:hint="eastAsia" w:eastAsia="黑体"/>
           <w:b/>
           <w:bCs/>
         </w:rPr>
@@ -2135,6 +2406,7 @@
       </w:r>
       <w:r>
         <w:rPr>
+          <w:rFonts w:eastAsia="黑体"/>
           <w:b/>
           <w:bCs/>
         </w:rPr>
@@ -2162,6 +2434,7 @@
       </m:oMath>
       <w:r>
         <w:rPr>
+          <w:rFonts w:eastAsia="黑体"/>
           <w:b/>
           <w:bCs/>
         </w:rPr>
@@ -2169,30 +2442,39 @@
       </w:r>
       <w:r>
         <w:rPr>
-          <w:rFonts w:hint="eastAsia"/>
+          <w:rFonts w:hint="eastAsia" w:eastAsia="黑体"/>
           <w:b/>
           <w:bCs/>
         </w:rPr>
         <w:t xml:space="preserve">提高</w:t>
       </w:r>
       <w:r>
+        <w:rPr>
+          <w:rFonts w:eastAsia="黑体"/>
+        </w:rPr>
         <w:t xml:space="preserve"> </w:t>
       </w:r>
       <w:r>
+        <w:rPr>
+          <w:rFonts w:eastAsia="黑体"/>
+        </w:rPr>
         <w:t xml:space="preserve">→ </w:t>
       </w:r>
       <w:r>
         <w:rPr>
-          <w:rFonts w:hint="eastAsia"/>
+          <w:rFonts w:hint="eastAsia" w:eastAsia="黑体"/>
         </w:rPr>
         <w:t xml:space="preserve">画面闪烁减弱（越接近</w:t>
       </w:r>
       <w:r>
+        <w:rPr>
+          <w:rFonts w:eastAsia="黑体"/>
+        </w:rPr>
         <w:t xml:space="preserve"> ≥60 Hz </w:t>
       </w:r>
       <w:r>
         <w:rPr>
-          <w:rFonts w:hint="eastAsia"/>
+          <w:rFonts w:hint="eastAsia" w:eastAsia="黑体"/>
         </w:rPr>
         <w:t xml:space="preserve">越好），但开关损耗增大。</w:t>
       </w:r>
@@ -2207,21 +2489,27 @@
       </w:pPr>
       <w:r>
         <w:rPr>
-          <w:rFonts w:hint="eastAsia"/>
+          <w:rFonts w:hint="eastAsia" w:eastAsia="黑体"/>
           <w:b/>
           <w:bCs/>
         </w:rPr>
         <w:t xml:space="preserve">灰度位数提高</w:t>
       </w:r>
       <w:r>
+        <w:rPr>
+          <w:rFonts w:eastAsia="黑体"/>
+        </w:rPr>
         <w:t xml:space="preserve"> </w:t>
       </w:r>
       <w:r>
+        <w:rPr>
+          <w:rFonts w:eastAsia="黑体"/>
+        </w:rPr>
         <w:t xml:space="preserve">→ </w:t>
       </w:r>
       <w:r>
         <w:rPr>
-          <w:rFonts w:hint="eastAsia"/>
+          <w:rFonts w:hint="eastAsia" w:eastAsia="黑体"/>
         </w:rPr>
         <w:t xml:space="preserve">灰阶更细腻，但刷新数据带宽与时钟频率需相应提高。</w:t>
       </w:r>
@@ -2234,7 +2522,7 @@
       </w:pPr>
       <w:r>
         <w:rPr>
-          <w:rFonts w:hint="eastAsia"/>
+          <w:rFonts w:hint="eastAsia" w:eastAsia="黑体"/>
         </w:rPr>
         <w:t xml:space="preserve">典型参数示例</w:t>
       </w:r>
@@ -2248,15 +2536,21 @@
         </w:numPr>
       </w:pPr>
       <w:r>
+        <w:rPr>
+          <w:rFonts w:eastAsia="黑体"/>
+        </w:rPr>
         <w:t xml:space="preserve">16 </w:t>
       </w:r>
       <w:r>
         <w:rPr>
-          <w:rFonts w:hint="eastAsia"/>
+          <w:rFonts w:hint="eastAsia" w:eastAsia="黑体"/>
         </w:rPr>
         <w:t xml:space="preserve">行扫描（m=16）、帧率</w:t>
       </w:r>
       <w:r>
+        <w:rPr>
+          <w:rFonts w:eastAsia="黑体"/>
+        </w:rPr>
         <w:t xml:space="preserve"> </w:t>
       </w:r>
       <m:oMath>
@@ -2306,7 +2600,7 @@
       </m:oMath>
       <w:r>
         <w:rPr>
-          <w:rFonts w:hint="eastAsia"/>
+          <w:rFonts w:hint="eastAsia" w:eastAsia="黑体"/>
         </w:rPr>
         <w:t xml:space="preserve">：</w:t>
       </w:r>
@@ -2368,6 +2662,9 @@
         </m:r>
       </m:oMath>
       <w:r>
+        <w:rPr>
+          <w:rFonts w:eastAsia="黑体"/>
+        </w:rPr>
         <w:t xml:space="preserve">。</w:t>
       </w:r>
     </w:p>
@@ -2381,16 +2678,19 @@
       </w:pPr>
       <w:r>
         <w:rPr>
-          <w:rFonts w:hint="eastAsia"/>
+          <w:rFonts w:hint="eastAsia" w:eastAsia="黑体"/>
         </w:rPr>
         <w:t xml:space="preserve">单行全亮</w:t>
       </w:r>
       <w:r>
+        <w:rPr>
+          <w:rFonts w:eastAsia="黑体"/>
+        </w:rPr>
         <w:t xml:space="preserve"> 64 </w:t>
       </w:r>
       <w:r>
         <w:rPr>
-          <w:rFonts w:hint="eastAsia"/>
+          <w:rFonts w:hint="eastAsia" w:eastAsia="黑体"/>
         </w:rPr>
         <w:t xml:space="preserve">列、</w:t>
       </w:r>
@@ -2438,7 +2738,7 @@
       </m:oMath>
       <w:r>
         <w:rPr>
-          <w:rFonts w:hint="eastAsia"/>
+          <w:rFonts w:hint="eastAsia" w:eastAsia="黑体"/>
         </w:rPr>
         <w:t xml:space="preserve">：</w:t>
       </w:r>
@@ -2501,14 +2801,20 @@
       </m:oMath>
       <w:r>
         <w:rPr>
-          <w:rFonts w:hint="eastAsia"/>
+          <w:rFonts w:hint="eastAsia" w:eastAsia="黑体"/>
         </w:rPr>
         <w:t xml:space="preserve">，平均每</w:t>
       </w:r>
       <w:r>
+        <w:rPr>
+          <w:rFonts w:eastAsia="黑体"/>
+        </w:rPr>
         <w:t xml:space="preserve"> LED</w:t>
       </w:r>
       <w:r>
+        <w:rPr>
+          <w:rFonts w:eastAsia="黑体"/>
+        </w:rPr>
         <w:t xml:space="preserve"> </w:t>
       </w:r>
       <m:oMath>
@@ -2569,6 +2875,9 @@
         </m:r>
       </m:oMath>
       <w:r>
+        <w:rPr>
+          <w:rFonts w:eastAsia="黑体"/>
+        </w:rPr>
         <w:t xml:space="preserve">。</w:t>
       </w:r>
     </w:p>
@@ -2580,7 +2889,7 @@
       </w:pPr>
       <w:r>
         <w:rPr>
-          <w:rFonts w:hint="eastAsia"/>
+          <w:rFonts w:hint="eastAsia" w:eastAsia="黑体"/>
         </w:rPr>
         <w:t xml:space="preserve">常见器件型号</w:t>
       </w:r>
@@ -2595,25 +2904,31 @@
       </w:pPr>
       <w:r>
         <w:rPr>
-          <w:rFonts w:hint="eastAsia"/>
+          <w:rFonts w:hint="eastAsia" w:eastAsia="黑体"/>
         </w:rPr>
         <w:t xml:space="preserve">行扫描开关：74HC138</w:t>
       </w:r>
       <w:r>
+        <w:rPr>
+          <w:rFonts w:eastAsia="黑体"/>
+        </w:rPr>
         <w:t xml:space="preserve"> </w:t>
       </w:r>
       <w:r>
         <w:rPr>
-          <w:rFonts w:hint="eastAsia"/>
+          <w:rFonts w:hint="eastAsia" w:eastAsia="黑体"/>
         </w:rPr>
         <w:t xml:space="preserve">译码器</w:t>
       </w:r>
       <w:r>
+        <w:rPr>
+          <w:rFonts w:eastAsia="黑体"/>
+        </w:rPr>
         <w:t xml:space="preserve"> + 4953 PMOS </w:t>
       </w:r>
       <w:r>
         <w:rPr>
-          <w:rFonts w:hint="eastAsia"/>
+          <w:rFonts w:hint="eastAsia" w:eastAsia="黑体"/>
         </w:rPr>
         <w:t xml:space="preserve">行管。</w:t>
       </w:r>
@@ -2628,7 +2943,7 @@
       </w:pPr>
       <w:r>
         <w:rPr>
-          <w:rFonts w:hint="eastAsia"/>
+          <w:rFonts w:hint="eastAsia" w:eastAsia="黑体"/>
         </w:rPr>
         <w:t xml:space="preserve">列驱动恒流芯片：MBI5024、MBI5026、SM16126、TLC5940、JS78。</w:t>
       </w:r>
@@ -2642,20 +2957,26 @@
         </w:numPr>
       </w:pPr>
       <w:r>
+        <w:rPr>
+          <w:rFonts w:eastAsia="黑体"/>
+        </w:rPr>
         <w:t xml:space="preserve">LED </w:t>
       </w:r>
       <w:r>
         <w:rPr>
-          <w:rFonts w:hint="eastAsia"/>
+          <w:rFonts w:hint="eastAsia" w:eastAsia="黑体"/>
         </w:rPr>
         <w:t xml:space="preserve">点阵模块：1088AS（8×8）、8×8/16×16</w:t>
       </w:r>
       <w:r>
+        <w:rPr>
+          <w:rFonts w:eastAsia="黑体"/>
+        </w:rPr>
         <w:t xml:space="preserve"> </w:t>
       </w:r>
       <w:r>
         <w:rPr>
-          <w:rFonts w:hint="eastAsia"/>
+          <w:rFonts w:hint="eastAsia" w:eastAsia="黑体"/>
         </w:rPr>
         <w:t xml:space="preserve">点阵屏。</w:t>
       </w:r>
@@ -2668,7 +2989,7 @@
       </w:pPr>
       <w:r>
         <w:rPr>
-          <w:rFonts w:hint="eastAsia"/>
+          <w:rFonts w:hint="eastAsia" w:eastAsia="黑体"/>
         </w:rPr>
         <w:t xml:space="preserve">注意事项</w:t>
       </w:r>
@@ -2683,16 +3004,19 @@
       </w:pPr>
       <w:r>
         <w:rPr>
-          <w:rFonts w:hint="eastAsia"/>
+          <w:rFonts w:hint="eastAsia" w:eastAsia="黑体"/>
         </w:rPr>
         <w:t xml:space="preserve">行扫描占空比低时需按「峰值电流」校核</w:t>
       </w:r>
       <w:r>
+        <w:rPr>
+          <w:rFonts w:eastAsia="黑体"/>
+        </w:rPr>
         <w:t xml:space="preserve"> LED </w:t>
       </w:r>
       <w:r>
         <w:rPr>
-          <w:rFonts w:hint="eastAsia"/>
+          <w:rFonts w:hint="eastAsia" w:eastAsia="黑体"/>
         </w:rPr>
         <w:t xml:space="preserve">规格，而非平均电流。</w:t>
       </w:r>
@@ -2707,7 +3031,7 @@
       </w:pPr>
       <w:r>
         <w:rPr>
-          <w:rFonts w:hint="eastAsia"/>
+          <w:rFonts w:hint="eastAsia" w:eastAsia="黑体"/>
         </w:rPr>
         <w:t xml:space="preserve">恒流通道精度与温度漂移直接影响显示均匀性，需选择匹配度高的驱动芯片。</w:t>
       </w:r>
@@ -2722,7 +3046,7 @@
       </w:pPr>
       <w:r>
         <w:rPr>
-          <w:rFonts w:hint="eastAsia"/>
+          <w:rFonts w:hint="eastAsia" w:eastAsia="黑体"/>
         </w:rPr>
         <w:t xml:space="preserve">大屏需分区供电、就近退耦，防止行电流突变引起电源纹波与地弹。</w:t>
       </w:r>
@@ -2737,7 +3061,7 @@
       </w:pPr>
       <w:r>
         <w:rPr>
-          <w:rFonts w:hint="eastAsia"/>
+          <w:rFonts w:hint="eastAsia" w:eastAsia="黑体"/>
         </w:rPr>
         <w:t xml:space="preserve">刷新率不足会导致画面闪烁与低亮度灰阶失真。</w:t>
       </w:r>
@@ -2750,7 +3074,7 @@
       </w:pPr>
       <w:r>
         <w:rPr>
-          <w:rFonts w:hint="eastAsia"/>
+          <w:rFonts w:hint="eastAsia" w:eastAsia="黑体"/>
         </w:rPr>
         <w:t xml:space="preserve">参考资料</w:t>
       </w:r>
@@ -2764,6 +3088,9 @@
         </w:numPr>
       </w:pPr>
       <w:r>
+        <w:rPr>
+          <w:rFonts w:eastAsia="黑体"/>
+        </w:rPr>
         <w:t xml:space="preserve">Wikipedia: LED display。</w:t>
       </w:r>
     </w:p>
@@ -2776,20 +3103,26 @@
         </w:numPr>
       </w:pPr>
       <w:r>
+        <w:rPr>
+          <w:rFonts w:eastAsia="黑体"/>
+        </w:rPr>
         <w:t xml:space="preserve">MBI5024 / TLC5940 </w:t>
       </w:r>
       <w:r>
         <w:rPr>
-          <w:rFonts w:hint="eastAsia"/>
+          <w:rFonts w:hint="eastAsia" w:eastAsia="黑体"/>
         </w:rPr>
         <w:t xml:space="preserve">数据手册（台湾聚积</w:t>
       </w:r>
       <w:r>
+        <w:rPr>
+          <w:rFonts w:eastAsia="黑体"/>
+        </w:rPr>
         <w:t xml:space="preserve"> Macroblock / TI </w:t>
       </w:r>
       <w:r>
         <w:rPr>
-          <w:rFonts w:hint="eastAsia"/>
+          <w:rFonts w:hint="eastAsia" w:eastAsia="黑体"/>
         </w:rPr>
         <w:t xml:space="preserve">官网）。</w:t>
       </w:r>
@@ -2803,11 +3136,14 @@
         </w:numPr>
       </w:pPr>
       <w:r>
+        <w:rPr>
+          <w:rFonts w:eastAsia="黑体"/>
+        </w:rPr>
         <w:t xml:space="preserve">《LED </w:t>
       </w:r>
       <w:r>
         <w:rPr>
-          <w:rFonts w:hint="eastAsia"/>
+          <w:rFonts w:hint="eastAsia" w:eastAsia="黑体"/>
         </w:rPr>
         <w:t xml:space="preserve">显示屏原理与工程技术》。</w:t>
       </w:r>
@@ -2821,11 +3157,11 @@
       </w:pPr>
       <w:r>
         <w:rPr>
-          <w:rFonts w:ascii="Times New Roman" w:hAnsi="Times New Roman"/>
+          <w:rFonts w:ascii="Times New Roman" w:hAnsi="Times New Roman" w:eastAsia="黑体"/>
           <w:color w:val="555555"/>
           <w:sz w:val="21"/>
         </w:rPr>
-        <w:t>材料收集者：杜文杰</w:t>
+        <w:t>材料收集者：杜文杰，WX手机：19519196569，QQ:3478827729</w:t>
       </w:r>
     </w:p>
     <w:sectPr>
@@ -2845,7 +3181,7 @@
 </file>
 
 <file path=word/footer1.xml><?xml version="1.0" encoding="utf-8"?>
-<w:ftr xmlns:m="http://schemas.openxmlformats.org/officeDocument/2006/math" xmlns:mc="http://schemas.openxmlformats.org/markup-compatibility/2006" xmlns:mo="http://schemas.microsoft.com/office/mac/office/2008/main" xmlns:mv="urn:schemas-microsoft-com:mac:vml" xmlns:o="urn:schemas-microsoft-com:office:office" xmlns:r="http://schemas.openxmlformats.org/officeDocument/2006/relationships" xmlns:v="urn:schemas-microsoft-com:vml" xmlns:w10="urn:schemas-microsoft-com:office:word" xmlns:w14="http://schemas.microsoft.com/office/word/2010/wordml" xmlns:w="http://schemas.openxmlformats.org/wordprocessingml/2006/main" xmlns:wne="http://schemas.microsoft.com/office/word/2006/wordml" xmlns:wp14="http://schemas.microsoft.com/office/word/2010/wordprocessingDrawing" xmlns:wp="http://schemas.openxmlformats.org/drawingml/2006/wordprocessingDrawing" xmlns:wpc="http://schemas.microsoft.com/office/word/2010/wordprocessingCanvas" xmlns:wpg="http://schemas.microsoft.com/office/word/2010/wordprocessingGroup" xmlns:wpi="http://schemas.microsoft.com/office/word/2010/wordprocessingInk" xmlns:wps="http://schemas.microsoft.com/office/word/2010/wordprocessingShape" mc:Ignorable="w14 wp14">
+<w:ftr xmlns:mc="http://schemas.openxmlformats.org/markup-compatibility/2006" xmlns:w="http://schemas.openxmlformats.org/wordprocessingml/2006/main" xmlns:m="http://schemas.openxmlformats.org/officeDocument/2006/math" xmlns:mo="http://schemas.microsoft.com/office/mac/office/2008/main" xmlns:mv="urn:schemas-microsoft-com:mac:vml" xmlns:o="urn:schemas-microsoft-com:office:office" xmlns:r="http://schemas.openxmlformats.org/officeDocument/2006/relationships" xmlns:v="urn:schemas-microsoft-com:vml" xmlns:w10="urn:schemas-microsoft-com:office:word" xmlns:w14="http://schemas.microsoft.com/office/word/2010/wordml" xmlns:wne="http://schemas.microsoft.com/office/word/2006/wordml" xmlns:wp14="http://schemas.microsoft.com/office/word/2010/wordprocessingDrawing" xmlns:wp="http://schemas.openxmlformats.org/drawingml/2006/wordprocessingDrawing" xmlns:wpc="http://schemas.microsoft.com/office/word/2010/wordprocessingCanvas" xmlns:wpg="http://schemas.microsoft.com/office/word/2010/wordprocessingGroup" xmlns:wpi="http://schemas.microsoft.com/office/word/2010/wordprocessingInk" xmlns:wps="http://schemas.microsoft.com/office/word/2010/wordprocessingShape" mc:Ignorable="w14 wp14">
   <w:p>
     <w:pPr>
       <w:pStyle w:val="Footer"/>
@@ -2853,12 +3189,14 @@
     </w:pPr>
     <w:r>
       <w:rPr>
+        <w:rFonts w:eastAsia="黑体"/>
         <w:sz w:val="18"/>
       </w:rPr>
       <w:t xml:space="preserve">第 </w:t>
     </w:r>
     <w:r>
       <w:rPr>
+        <w:rFonts w:eastAsia="黑体"/>
         <w:sz w:val="18"/>
       </w:rPr>
       <w:fldChar w:fldCharType="begin"/>
@@ -2867,6 +3205,7 @@
     </w:r>
     <w:r>
       <w:rPr>
+        <w:rFonts w:eastAsia="黑体"/>
         <w:sz w:val="18"/>
       </w:rPr>
       <w:t xml:space="preserve"> 页</w:t>
@@ -2880,6 +3219,9 @@
   <w:footnote w:type="continuationSeparator" w:id="0">
     <w:p>
       <w:r>
+        <w:rPr>
+          <w:rFonts w:eastAsia="黑体"/>
+        </w:rPr>
         <w:continuationSeparator/>
       </w:r>
     </w:p>
@@ -2887,6 +3229,9 @@
   <w:footnote w:type="separator" w:id="-1">
     <w:p>
       <w:r>
+        <w:rPr>
+          <w:rFonts w:eastAsia="黑体"/>
+        </w:rPr>
         <w:separator/>
       </w:r>
     </w:p>
@@ -2895,7 +3240,7 @@
 </file>
 
 <file path=word/header1.xml><?xml version="1.0" encoding="utf-8"?>
-<w:hdr xmlns:m="http://schemas.openxmlformats.org/officeDocument/2006/math" xmlns:mc="http://schemas.openxmlformats.org/markup-compatibility/2006" xmlns:mo="http://schemas.microsoft.com/office/mac/office/2008/main" xmlns:mv="urn:schemas-microsoft-com:mac:vml" xmlns:o="urn:schemas-microsoft-com:office:office" xmlns:r="http://schemas.openxmlformats.org/officeDocument/2006/relationships" xmlns:v="urn:schemas-microsoft-com:vml" xmlns:w10="urn:schemas-microsoft-com:office:word" xmlns:w14="http://schemas.microsoft.com/office/word/2010/wordml" xmlns:w="http://schemas.openxmlformats.org/wordprocessingml/2006/main" xmlns:wne="http://schemas.microsoft.com/office/word/2006/wordml" xmlns:wp14="http://schemas.microsoft.com/office/word/2010/wordprocessingDrawing" xmlns:wp="http://schemas.openxmlformats.org/drawingml/2006/wordprocessingDrawing" xmlns:wpc="http://schemas.microsoft.com/office/word/2010/wordprocessingCanvas" xmlns:wpg="http://schemas.microsoft.com/office/word/2010/wordprocessingGroup" xmlns:wpi="http://schemas.microsoft.com/office/word/2010/wordprocessingInk" xmlns:wps="http://schemas.microsoft.com/office/word/2010/wordprocessingShape" mc:Ignorable="w14 wp14">
+<w:hdr xmlns:mc="http://schemas.openxmlformats.org/markup-compatibility/2006" xmlns:w="http://schemas.openxmlformats.org/wordprocessingml/2006/main" xmlns:m="http://schemas.openxmlformats.org/officeDocument/2006/math" xmlns:mo="http://schemas.microsoft.com/office/mac/office/2008/main" xmlns:mv="urn:schemas-microsoft-com:mac:vml" xmlns:o="urn:schemas-microsoft-com:office:office" xmlns:r="http://schemas.openxmlformats.org/officeDocument/2006/relationships" xmlns:v="urn:schemas-microsoft-com:vml" xmlns:w10="urn:schemas-microsoft-com:office:word" xmlns:w14="http://schemas.microsoft.com/office/word/2010/wordml" xmlns:wne="http://schemas.microsoft.com/office/word/2006/wordml" xmlns:wp14="http://schemas.microsoft.com/office/word/2010/wordprocessingDrawing" xmlns:wp="http://schemas.openxmlformats.org/drawingml/2006/wordprocessingDrawing" xmlns:wpc="http://schemas.microsoft.com/office/word/2010/wordprocessingCanvas" xmlns:wpg="http://schemas.microsoft.com/office/word/2010/wordprocessingGroup" xmlns:wpi="http://schemas.microsoft.com/office/word/2010/wordprocessingInk" xmlns:wps="http://schemas.microsoft.com/office/word/2010/wordprocessingShape" mc:Ignorable="w14 wp14">
   <w:p>
     <w:pPr>
       <w:pStyle w:val="Header"/>
@@ -2903,7 +3248,7 @@
     </w:pPr>
     <w:r>
       <w:rPr>
-        <w:rFonts w:ascii="Times New Roman" w:hAnsi="Times New Roman"/>
+        <w:rFonts w:ascii="Times New Roman" w:hAnsi="Times New Roman" w:eastAsia="黑体"/>
         <w:sz w:val="18"/>
         <w:rFonts w:eastAsia="黑体"/>
         <w:rFonts w:eastAsia="黑体"/>
@@ -2915,7 +3260,7 @@
 </file>
 
 <file path=word/numbering.xml><?xml version="1.0" encoding="utf-8"?>
-<w:numbering xmlns:m="http://schemas.openxmlformats.org/officeDocument/2006/math" xmlns:mc="http://schemas.openxmlformats.org/markup-compatibility/2006" xmlns:mo="http://schemas.microsoft.com/office/mac/office/2008/main" xmlns:mv="urn:schemas-microsoft-com:mac:vml" xmlns:o="urn:schemas-microsoft-com:office:office" xmlns:r="http://schemas.openxmlformats.org/officeDocument/2006/relationships" xmlns:v="urn:schemas-microsoft-com:vml" xmlns:w="http://schemas.openxmlformats.org/wordprocessingml/2006/main" xmlns:w10="urn:schemas-microsoft-com:office:word" xmlns:w14="http://schemas.microsoft.com/office/word/2010/wordml" xmlns:wne="http://schemas.microsoft.com/office/word/2006/wordml" xmlns:wp="http://schemas.openxmlformats.org/drawingml/2006/wordprocessingDrawing" xmlns:wp14="http://schemas.microsoft.com/office/word/2010/wordprocessingDrawing" xmlns:wpc="http://schemas.microsoft.com/office/word/2010/wordprocessingCanvas" xmlns:wpg="http://schemas.microsoft.com/office/word/2010/wordprocessingGroup" xmlns:wpi="http://schemas.microsoft.com/office/word/2010/wordprocessingInk" xmlns:wps="http://schemas.microsoft.com/office/word/2010/wordprocessingShape" mc:Ignorable="w14 wp14">
+<w:numbering xmlns:mc="http://schemas.openxmlformats.org/markup-compatibility/2006" xmlns:w="http://schemas.openxmlformats.org/wordprocessingml/2006/main" xmlns:m="http://schemas.openxmlformats.org/officeDocument/2006/math" xmlns:mo="http://schemas.microsoft.com/office/mac/office/2008/main" xmlns:mv="urn:schemas-microsoft-com:mac:vml" xmlns:o="urn:schemas-microsoft-com:office:office" xmlns:r="http://schemas.openxmlformats.org/officeDocument/2006/relationships" xmlns:v="urn:schemas-microsoft-com:vml" xmlns:w10="urn:schemas-microsoft-com:office:word" xmlns:w14="http://schemas.microsoft.com/office/word/2010/wordml" xmlns:wne="http://schemas.microsoft.com/office/word/2006/wordml" xmlns:wp="http://schemas.openxmlformats.org/drawingml/2006/wordprocessingDrawing" xmlns:wp14="http://schemas.microsoft.com/office/word/2010/wordprocessingDrawing" xmlns:wpc="http://schemas.microsoft.com/office/word/2010/wordprocessingCanvas" xmlns:wpg="http://schemas.microsoft.com/office/word/2010/wordprocessingGroup" xmlns:wpi="http://schemas.microsoft.com/office/word/2010/wordprocessingInk" xmlns:wps="http://schemas.microsoft.com/office/word/2010/wordprocessingShape" mc:Ignorable="w14 wp14">
   <w:abstractNum w:abstractNumId="0">
     <w:nsid w:val="FFFFFF7C"/>
     <w:multiLevelType w:val="singleLevel"/>
@@ -3002,7 +3347,7 @@
         <w:ind w:hanging="360" w:left="1440"/>
       </w:pPr>
       <w:rPr>
-        <w:rFonts w:ascii="Symbol" w:hAnsi="Symbol" w:hint="default"/>
+        <w:rFonts w:ascii="Symbol" w:hAnsi="Symbol" w:hint="default" w:eastAsia="黑体"/>
       </w:rPr>
     </w:lvl>
   </w:abstractNum>
@@ -3023,7 +3368,7 @@
         <w:ind w:hanging="360" w:left="1080"/>
       </w:pPr>
       <w:rPr>
-        <w:rFonts w:ascii="Symbol" w:hAnsi="Symbol" w:hint="default"/>
+        <w:rFonts w:ascii="Symbol" w:hAnsi="Symbol" w:hint="default" w:eastAsia="黑体"/>
       </w:rPr>
     </w:lvl>
   </w:abstractNum>
@@ -3044,7 +3389,7 @@
         <w:ind w:hanging="360" w:left="720"/>
       </w:pPr>
       <w:rPr>
-        <w:rFonts w:ascii="Symbol" w:hAnsi="Symbol" w:hint="default"/>
+        <w:rFonts w:ascii="Symbol" w:hAnsi="Symbol" w:hint="default" w:eastAsia="黑体"/>
       </w:rPr>
     </w:lvl>
   </w:abstractNum>
@@ -3083,7 +3428,7 @@
         <w:ind w:hanging="360" w:left="360"/>
       </w:pPr>
       <w:rPr>
-        <w:rFonts w:ascii="Symbol" w:hAnsi="Symbol" w:hint="default"/>
+        <w:rFonts w:ascii="Symbol" w:hAnsi="Symbol" w:hint="default" w:eastAsia="黑体"/>
       </w:rPr>
     </w:lvl>
   </w:abstractNum>
@@ -3174,7 +3519,7 @@
         <w:ind w:left="720" w:hanging="360"/>
       </w:pPr>
       <w:rPr>
-        <w:rFonts w:ascii="Symbol" w:hAnsi="Symbol" w:cs="Symbol" w:hint="default"/>
+        <w:rFonts w:ascii="Symbol" w:hAnsi="Symbol" w:cs="Symbol" w:hint="default" w:eastAsia="黑体"/>
       </w:rPr>
     </w:lvl>
     <w:lvl w:ilvl="1">
@@ -3185,7 +3530,7 @@
         <w:ind w:left="1440" w:hanging="360"/>
       </w:pPr>
       <w:rPr>
-        <w:rFonts w:ascii="Courier New" w:hAnsi="Courier New" w:cs="Courier New" w:hint="default"/>
+        <w:rFonts w:ascii="Courier New" w:hAnsi="Courier New" w:cs="Courier New" w:hint="default" w:eastAsia="黑体"/>
       </w:rPr>
     </w:lvl>
     <w:lvl w:ilvl="2">
@@ -3196,7 +3541,7 @@
         <w:ind w:left="2160" w:hanging="360"/>
       </w:pPr>
       <w:rPr>
-        <w:rFonts w:ascii="Wingdings" w:hAnsi="Wingdings" w:cs="Wingdings" w:hint="default"/>
+        <w:rFonts w:ascii="Wingdings" w:hAnsi="Wingdings" w:cs="Wingdings" w:hint="default" w:eastAsia="黑体"/>
       </w:rPr>
     </w:lvl>
     <w:lvl w:ilvl="3">
@@ -3207,7 +3552,7 @@
         <w:ind w:left="2880" w:hanging="360"/>
       </w:pPr>
       <w:rPr>
-        <w:rFonts w:ascii="Symbol" w:hAnsi="Symbol" w:cs="Symbol" w:hint="default"/>
+        <w:rFonts w:ascii="Symbol" w:hAnsi="Symbol" w:cs="Symbol" w:hint="default" w:eastAsia="黑体"/>
       </w:rPr>
     </w:lvl>
     <w:lvl w:ilvl="4">
@@ -3218,7 +3563,7 @@
         <w:ind w:left="3600" w:hanging="360"/>
       </w:pPr>
       <w:rPr>
-        <w:rFonts w:ascii="Courier New" w:hAnsi="Courier New" w:cs="Courier New" w:hint="default"/>
+        <w:rFonts w:ascii="Courier New" w:hAnsi="Courier New" w:cs="Courier New" w:hint="default" w:eastAsia="黑体"/>
       </w:rPr>
     </w:lvl>
     <w:lvl w:ilvl="5">
@@ -3229,7 +3574,7 @@
         <w:ind w:left="4320" w:hanging="360"/>
       </w:pPr>
       <w:rPr>
-        <w:rFonts w:ascii="Wingdings" w:hAnsi="Wingdings" w:cs="Wingdings" w:hint="default"/>
+        <w:rFonts w:ascii="Wingdings" w:hAnsi="Wingdings" w:cs="Wingdings" w:hint="default" w:eastAsia="黑体"/>
       </w:rPr>
     </w:lvl>
     <w:lvl w:ilvl="6">
@@ -3240,7 +3585,7 @@
         <w:ind w:left="5040" w:hanging="360"/>
       </w:pPr>
       <w:rPr>
-        <w:rFonts w:ascii="Symbol" w:hAnsi="Symbol" w:cs="Symbol" w:hint="default"/>
+        <w:rFonts w:ascii="Symbol" w:hAnsi="Symbol" w:cs="Symbol" w:hint="default" w:eastAsia="黑体"/>
       </w:rPr>
     </w:lvl>
     <w:lvl w:ilvl="7">
@@ -3251,7 +3596,7 @@
         <w:ind w:left="5760" w:hanging="360"/>
       </w:pPr>
       <w:rPr>
-        <w:rFonts w:ascii="Courier New" w:hAnsi="Courier New" w:cs="Courier New" w:hint="default"/>
+        <w:rFonts w:ascii="Courier New" w:hAnsi="Courier New" w:cs="Courier New" w:hint="default" w:eastAsia="黑体"/>
       </w:rPr>
     </w:lvl>
     <w:lvl w:ilvl="8">
@@ -3262,7 +3607,7 @@
         <w:ind w:left="6480" w:hanging="360"/>
       </w:pPr>
       <w:rPr>
-        <w:rFonts w:ascii="Wingdings" w:hAnsi="Wingdings" w:cs="Wingdings" w:hint="default"/>
+        <w:rFonts w:ascii="Wingdings" w:hAnsi="Wingdings" w:cs="Wingdings" w:hint="default" w:eastAsia="黑体"/>
       </w:rPr>
     </w:lvl>
   </w:abstractNum>
@@ -3318,11 +3663,11 @@
 </file>
 
 <file path=word/styles.xml><?xml version="1.0" encoding="utf-8"?>
-<w:styles xmlns:mc="http://schemas.openxmlformats.org/markup-compatibility/2006" xmlns:r="http://schemas.openxmlformats.org/officeDocument/2006/relationships" xmlns:w="http://schemas.openxmlformats.org/wordprocessingml/2006/main" xmlns:w14="http://schemas.microsoft.com/office/word/2010/wordml" mc:Ignorable="w14">
+<w:styles xmlns:mc="http://schemas.openxmlformats.org/markup-compatibility/2006" xmlns:w="http://schemas.openxmlformats.org/wordprocessingml/2006/main" xmlns:r="http://schemas.openxmlformats.org/officeDocument/2006/relationships" xmlns:w14="http://schemas.microsoft.com/office/word/2010/wordml" mc:Ignorable="w14">
   <w:docDefaults>
     <w:rPrDefault>
       <w:rPr>
-        <w:rFonts w:asciiTheme="minorHAnsi" w:cstheme="minorBidi" w:eastAsiaTheme="minorEastAsia" w:hAnsiTheme="minorHAnsi"/>
+        <w:rFonts w:asciiTheme="minorHAnsi" w:cstheme="minorBidi" w:hAnsiTheme="minorHAnsi" w:eastAsia="黑体"/>
         <w:sz w:val="22"/>
         <w:szCs w:val="22"/>
         <w:lang w:bidi="ar-SA" w:eastAsia="en-US" w:val="en-US"/>
@@ -3544,7 +3889,7 @@
       <w:outlineLvl w:val="0"/>
     </w:pPr>
     <w:rPr>
-      <w:rFonts w:ascii="Times New Roman" w:asciiTheme="majorHAnsi" w:cstheme="majorBidi" w:eastAsia="黑体" w:eastAsiaTheme="majorEastAsia" w:hAnsi="Times New Roman" w:hAnsiTheme="majorHAnsi"/>
+      <w:rFonts w:ascii="Times New Roman" w:asciiTheme="majorHAnsi" w:cstheme="majorBidi" w:eastAsia="黑体" w:hAnsi="Times New Roman" w:hAnsiTheme="majorHAnsi"/>
       <w:b/>
       <w:bCs/>
       <w:color w:val="1F3864"/>
@@ -3568,7 +3913,7 @@
       <w:outlineLvl w:val="1"/>
     </w:pPr>
     <w:rPr>
-      <w:rFonts w:ascii="Times New Roman" w:asciiTheme="majorHAnsi" w:cstheme="majorBidi" w:eastAsia="黑体" w:eastAsiaTheme="majorEastAsia" w:hAnsi="Times New Roman" w:hAnsiTheme="majorHAnsi"/>
+      <w:rFonts w:ascii="Times New Roman" w:asciiTheme="majorHAnsi" w:cstheme="majorBidi" w:eastAsia="黑体" w:hAnsi="Times New Roman" w:hAnsiTheme="majorHAnsi"/>
       <w:b/>
       <w:bCs/>
       <w:color w:val="2E4E7E"/>
@@ -3592,7 +3937,7 @@
       <w:outlineLvl w:val="2"/>
     </w:pPr>
     <w:rPr>
-      <w:rFonts w:ascii="Times New Roman" w:asciiTheme="majorHAnsi" w:cstheme="majorBidi" w:eastAsia="黑体" w:eastAsiaTheme="majorEastAsia" w:hAnsi="Times New Roman" w:hAnsiTheme="majorHAnsi"/>
+      <w:rFonts w:ascii="Times New Roman" w:asciiTheme="majorHAnsi" w:cstheme="majorBidi" w:eastAsia="黑体" w:hAnsi="Times New Roman" w:hAnsiTheme="majorHAnsi"/>
       <w:b/>
       <w:bCs/>
       <w:color w:val="2E4E7E"/>
@@ -3616,7 +3961,7 @@
       <w:outlineLvl w:val="3"/>
     </w:pPr>
     <w:rPr>
-      <w:rFonts w:ascii="Times New Roman" w:asciiTheme="majorHAnsi" w:cstheme="majorBidi" w:eastAsia="黑体" w:eastAsiaTheme="majorEastAsia" w:hAnsi="Times New Roman" w:hAnsiTheme="majorHAnsi"/>
+      <w:rFonts w:ascii="Times New Roman" w:asciiTheme="majorHAnsi" w:cstheme="majorBidi" w:eastAsia="黑体" w:hAnsi="Times New Roman" w:hAnsiTheme="majorHAnsi"/>
       <w:b/>
       <w:bCs/>
       <w:i/>
@@ -3642,7 +3987,7 @@
       <w:outlineLvl w:val="4"/>
     </w:pPr>
     <w:rPr>
-      <w:rFonts w:ascii="Times New Roman" w:asciiTheme="majorHAnsi" w:cstheme="majorBidi" w:eastAsia="黑体" w:eastAsiaTheme="majorEastAsia" w:hAnsi="Times New Roman" w:hAnsiTheme="majorHAnsi"/>
+      <w:rFonts w:ascii="Times New Roman" w:asciiTheme="majorHAnsi" w:cstheme="majorBidi" w:eastAsia="黑体" w:hAnsi="Times New Roman" w:hAnsiTheme="majorHAnsi"/>
       <w:b/>
       <w:color w:val="333333"/>
       <w:sz w:val="22"/>
@@ -3665,7 +4010,7 @@
       <w:outlineLvl w:val="5"/>
     </w:pPr>
     <w:rPr>
-      <w:rFonts w:asciiTheme="majorHAnsi" w:cstheme="majorBidi" w:eastAsiaTheme="majorEastAsia" w:hAnsiTheme="majorHAnsi"/>
+      <w:rFonts w:asciiTheme="majorHAnsi" w:cstheme="majorBidi" w:hAnsiTheme="majorHAnsi" w:eastAsia="黑体"/>
       <w:i/>
       <w:iCs/>
       <w:color w:themeColor="accent1" w:themeShade="7F" w:val="243F60"/>
@@ -3688,7 +4033,7 @@
       <w:outlineLvl w:val="6"/>
     </w:pPr>
     <w:rPr>
-      <w:rFonts w:asciiTheme="majorHAnsi" w:cstheme="majorBidi" w:eastAsiaTheme="majorEastAsia" w:hAnsiTheme="majorHAnsi"/>
+      <w:rFonts w:asciiTheme="majorHAnsi" w:cstheme="majorBidi" w:hAnsiTheme="majorHAnsi" w:eastAsia="黑体"/>
       <w:i/>
       <w:iCs/>
       <w:color w:themeColor="text1" w:themeTint="BF" w:val="404040"/>
@@ -3711,7 +4056,7 @@
       <w:outlineLvl w:val="7"/>
     </w:pPr>
     <w:rPr>
-      <w:rFonts w:asciiTheme="majorHAnsi" w:cstheme="majorBidi" w:eastAsiaTheme="majorEastAsia" w:hAnsiTheme="majorHAnsi"/>
+      <w:rFonts w:asciiTheme="majorHAnsi" w:cstheme="majorBidi" w:hAnsiTheme="majorHAnsi" w:eastAsia="黑体"/>
       <w:color w:themeColor="accent1" w:val="4F81BD"/>
       <w:sz w:val="20"/>
       <w:szCs w:val="20"/>
@@ -3734,7 +4079,7 @@
       <w:outlineLvl w:val="8"/>
     </w:pPr>
     <w:rPr>
-      <w:rFonts w:asciiTheme="majorHAnsi" w:cstheme="majorBidi" w:eastAsiaTheme="majorEastAsia" w:hAnsiTheme="majorHAnsi"/>
+      <w:rFonts w:asciiTheme="majorHAnsi" w:cstheme="majorBidi" w:hAnsiTheme="majorHAnsi" w:eastAsia="黑体"/>
       <w:i/>
       <w:iCs/>
       <w:color w:themeColor="text1" w:themeTint="BF" w:val="404040"/>
@@ -3785,7 +4130,7 @@
     <w:uiPriority w:val="9"/>
     <w:rsid w:val="00FC693F"/>
     <w:rPr>
-      <w:rFonts w:asciiTheme="majorHAnsi" w:cstheme="majorBidi" w:eastAsiaTheme="majorEastAsia" w:hAnsiTheme="majorHAnsi"/>
+      <w:rFonts w:asciiTheme="majorHAnsi" w:cstheme="majorBidi" w:hAnsiTheme="majorHAnsi" w:eastAsia="黑体"/>
       <w:b/>
       <w:bCs/>
       <w:color w:themeColor="accent1" w:themeShade="BF" w:val="365F91"/>
@@ -3800,7 +4145,7 @@
     <w:uiPriority w:val="9"/>
     <w:rsid w:val="00FC693F"/>
     <w:rPr>
-      <w:rFonts w:asciiTheme="majorHAnsi" w:cstheme="majorBidi" w:eastAsiaTheme="majorEastAsia" w:hAnsiTheme="majorHAnsi"/>
+      <w:rFonts w:asciiTheme="majorHAnsi" w:cstheme="majorBidi" w:hAnsiTheme="majorHAnsi" w:eastAsia="黑体"/>
       <w:b/>
       <w:bCs/>
       <w:color w:themeColor="accent1" w:val="4F81BD"/>
@@ -3815,7 +4160,7 @@
     <w:uiPriority w:val="9"/>
     <w:rsid w:val="00FC693F"/>
     <w:rPr>
-      <w:rFonts w:asciiTheme="majorHAnsi" w:cstheme="majorBidi" w:eastAsiaTheme="majorEastAsia" w:hAnsiTheme="majorHAnsi"/>
+      <w:rFonts w:asciiTheme="majorHAnsi" w:cstheme="majorBidi" w:hAnsiTheme="majorHAnsi" w:eastAsia="黑体"/>
       <w:b/>
       <w:bCs/>
       <w:color w:themeColor="accent1" w:val="4F81BD"/>
@@ -3838,7 +4183,7 @@
       <w:contextualSpacing/>
     </w:pPr>
     <w:rPr>
-      <w:rFonts w:ascii="Times New Roman" w:asciiTheme="majorHAnsi" w:cstheme="majorBidi" w:eastAsia="黑体" w:eastAsiaTheme="majorEastAsia" w:hAnsi="Times New Roman" w:hAnsiTheme="majorHAnsi"/>
+      <w:rFonts w:ascii="Times New Roman" w:asciiTheme="majorHAnsi" w:cstheme="majorBidi" w:eastAsia="黑体" w:hAnsi="Times New Roman" w:hAnsiTheme="majorHAnsi"/>
       <w:b/>
       <w:color w:val="1F3864"/>
       <w:spacing w:val="5"/>
@@ -3854,7 +4199,7 @@
     <w:uiPriority w:val="10"/>
     <w:rsid w:val="00FC693F"/>
     <w:rPr>
-      <w:rFonts w:asciiTheme="majorHAnsi" w:cstheme="majorBidi" w:eastAsiaTheme="majorEastAsia" w:hAnsiTheme="majorHAnsi"/>
+      <w:rFonts w:asciiTheme="majorHAnsi" w:cstheme="majorBidi" w:hAnsiTheme="majorHAnsi" w:eastAsia="黑体"/>
       <w:color w:themeColor="text2" w:themeShade="BF" w:val="17365D"/>
       <w:spacing w:val="5"/>
       <w:kern w:val="28"/>
@@ -3876,7 +4221,7 @@
       </w:numPr>
     </w:pPr>
     <w:rPr>
-      <w:rFonts w:asciiTheme="majorHAnsi" w:cstheme="majorBidi" w:eastAsiaTheme="majorEastAsia" w:hAnsiTheme="majorHAnsi"/>
+      <w:rFonts w:asciiTheme="majorHAnsi" w:cstheme="majorBidi" w:hAnsiTheme="majorHAnsi" w:eastAsia="黑体"/>
       <w:i/>
       <w:iCs/>
       <w:color w:themeColor="accent1" w:val="4F81BD"/>
@@ -3892,7 +4237,7 @@
     <w:uiPriority w:val="11"/>
     <w:rsid w:val="00FC693F"/>
     <w:rPr>
-      <w:rFonts w:asciiTheme="majorHAnsi" w:cstheme="majorBidi" w:eastAsiaTheme="majorEastAsia" w:hAnsiTheme="majorHAnsi"/>
+      <w:rFonts w:asciiTheme="majorHAnsi" w:cstheme="majorBidi" w:hAnsiTheme="majorHAnsi" w:eastAsia="黑体"/>
       <w:i/>
       <w:iCs/>
       <w:color w:themeColor="accent1" w:val="4F81BD"/>
@@ -3959,6 +4304,7 @@
       <w:spacing w:after="120"/>
     </w:pPr>
     <w:rPr>
+      <w:rFonts w:eastAsia="黑体"/>
       <w:sz w:val="16"/>
       <w:szCs w:val="16"/>
     </w:rPr>
@@ -3970,6 +4316,7 @@
     <w:uiPriority w:val="99"/>
     <w:rsid w:val="00AA1D8D"/>
     <w:rPr>
+      <w:rFonts w:eastAsia="黑体"/>
       <w:sz w:val="16"/>
       <w:szCs w:val="16"/>
     </w:rPr>
@@ -4139,7 +4486,7 @@
       </w:tabs>
     </w:pPr>
     <w:rPr>
-      <w:rFonts w:ascii="Courier" w:hAnsi="Courier"/>
+      <w:rFonts w:ascii="Courier" w:hAnsi="Courier" w:eastAsia="黑体"/>
       <w:sz w:val="20"/>
       <w:szCs w:val="20"/>
     </w:rPr>
@@ -4151,7 +4498,7 @@
     <w:uiPriority w:val="99"/>
     <w:rsid w:val="0029639D"/>
     <w:rPr>
-      <w:rFonts w:ascii="Courier" w:hAnsi="Courier"/>
+      <w:rFonts w:ascii="Courier" w:hAnsi="Courier" w:eastAsia="黑体"/>
       <w:sz w:val="20"/>
       <w:szCs w:val="20"/>
     </w:rPr>
@@ -4187,6 +4534,7 @@
     <w:uiPriority w:val="29"/>
     <w:rsid w:val="00FC693F"/>
     <w:rPr>
+      <w:rFonts w:eastAsia="黑体"/>
       <w:i/>
       <w:iCs/>
       <w:color w:themeColor="text1" w:val="000000"/>
@@ -4200,7 +4548,7 @@
     <w:semiHidden/>
     <w:rsid w:val="00FC693F"/>
     <w:rPr>
-      <w:rFonts w:asciiTheme="majorHAnsi" w:cstheme="majorBidi" w:eastAsiaTheme="majorEastAsia" w:hAnsiTheme="majorHAnsi"/>
+      <w:rFonts w:asciiTheme="majorHAnsi" w:cstheme="majorBidi" w:hAnsiTheme="majorHAnsi" w:eastAsia="黑体"/>
       <w:b/>
       <w:bCs/>
       <w:i/>
@@ -4216,7 +4564,7 @@
     <w:semiHidden/>
     <w:rsid w:val="00FC693F"/>
     <w:rPr>
-      <w:rFonts w:asciiTheme="majorHAnsi" w:cstheme="majorBidi" w:eastAsiaTheme="majorEastAsia" w:hAnsiTheme="majorHAnsi"/>
+      <w:rFonts w:asciiTheme="majorHAnsi" w:cstheme="majorBidi" w:hAnsiTheme="majorHAnsi" w:eastAsia="黑体"/>
       <w:color w:themeColor="accent1" w:themeShade="7F" w:val="243F60"/>
     </w:rPr>
   </w:style>
@@ -4228,7 +4576,7 @@
     <w:semiHidden/>
     <w:rsid w:val="00FC693F"/>
     <w:rPr>
-      <w:rFonts w:asciiTheme="majorHAnsi" w:cstheme="majorBidi" w:eastAsiaTheme="majorEastAsia" w:hAnsiTheme="majorHAnsi"/>
+      <w:rFonts w:asciiTheme="majorHAnsi" w:cstheme="majorBidi" w:hAnsiTheme="majorHAnsi" w:eastAsia="黑体"/>
       <w:i/>
       <w:iCs/>
       <w:color w:themeColor="accent1" w:themeShade="7F" w:val="243F60"/>
@@ -4242,7 +4590,7 @@
     <w:semiHidden/>
     <w:rsid w:val="00FC693F"/>
     <w:rPr>
-      <w:rFonts w:asciiTheme="majorHAnsi" w:cstheme="majorBidi" w:eastAsiaTheme="majorEastAsia" w:hAnsiTheme="majorHAnsi"/>
+      <w:rFonts w:asciiTheme="majorHAnsi" w:cstheme="majorBidi" w:hAnsiTheme="majorHAnsi" w:eastAsia="黑体"/>
       <w:i/>
       <w:iCs/>
       <w:color w:themeColor="text1" w:themeTint="BF" w:val="404040"/>
@@ -4256,7 +4604,7 @@
     <w:semiHidden/>
     <w:rsid w:val="00FC693F"/>
     <w:rPr>
-      <w:rFonts w:asciiTheme="majorHAnsi" w:cstheme="majorBidi" w:eastAsiaTheme="majorEastAsia" w:hAnsiTheme="majorHAnsi"/>
+      <w:rFonts w:asciiTheme="majorHAnsi" w:cstheme="majorBidi" w:hAnsiTheme="majorHAnsi" w:eastAsia="黑体"/>
       <w:color w:themeColor="accent1" w:val="4F81BD"/>
       <w:sz w:val="20"/>
       <w:szCs w:val="20"/>
@@ -4270,7 +4618,7 @@
     <w:semiHidden/>
     <w:rsid w:val="00FC693F"/>
     <w:rPr>
-      <w:rFonts w:asciiTheme="majorHAnsi" w:cstheme="majorBidi" w:eastAsiaTheme="majorEastAsia" w:hAnsiTheme="majorHAnsi"/>
+      <w:rFonts w:asciiTheme="majorHAnsi" w:cstheme="majorBidi" w:hAnsiTheme="majorHAnsi" w:eastAsia="黑体"/>
       <w:i/>
       <w:iCs/>
       <w:color w:themeColor="text1" w:themeTint="BF" w:val="404040"/>
@@ -4291,6 +4639,7 @@
       <w:spacing w:line="240" w:lineRule="auto"/>
     </w:pPr>
     <w:rPr>
+      <w:rFonts w:eastAsia="黑体"/>
       <w:b/>
       <w:bCs/>
       <w:color w:themeColor="accent1" w:val="4F81BD"/>
@@ -4305,6 +4654,7 @@
     <w:qFormat/>
     <w:rsid w:val="00FC693F"/>
     <w:rPr>
+      <w:rFonts w:eastAsia="黑体"/>
       <w:b/>
       <w:bCs/>
     </w:rPr>
@@ -4316,6 +4666,7 @@
     <w:qFormat/>
     <w:rsid w:val="00FC693F"/>
     <w:rPr>
+      <w:rFonts w:eastAsia="黑体"/>
       <w:i/>
       <w:iCs/>
     </w:rPr>
@@ -4336,6 +4687,7 @@
       <w:ind w:left="936" w:right="936"/>
     </w:pPr>
     <w:rPr>
+      <w:rFonts w:eastAsia="黑体"/>
       <w:b/>
       <w:bCs/>
       <w:i/>
@@ -4350,6 +4702,7 @@
     <w:uiPriority w:val="30"/>
     <w:rsid w:val="00FC693F"/>
     <w:rPr>
+      <w:rFonts w:eastAsia="黑体"/>
       <w:b/>
       <w:bCs/>
       <w:i/>
@@ -4364,6 +4717,7 @@
     <w:qFormat/>
     <w:rsid w:val="00FC693F"/>
     <w:rPr>
+      <w:rFonts w:eastAsia="黑体"/>
       <w:i/>
       <w:iCs/>
       <w:color w:themeColor="text1" w:themeTint="7F" w:val="808080"/>
@@ -4376,6 +4730,7 @@
     <w:qFormat/>
     <w:rsid w:val="00FC693F"/>
     <w:rPr>
+      <w:rFonts w:eastAsia="黑体"/>
       <w:b/>
       <w:bCs/>
       <w:i/>
@@ -4390,6 +4745,7 @@
     <w:qFormat/>
     <w:rsid w:val="00FC693F"/>
     <w:rPr>
+      <w:rFonts w:eastAsia="黑体"/>
       <w:smallCaps/>
       <w:color w:themeColor="accent2" w:val="C0504D"/>
       <w:u w:val="single"/>
@@ -4402,6 +4758,7 @@
     <w:qFormat/>
     <w:rsid w:val="00FC693F"/>
     <w:rPr>
+      <w:rFonts w:eastAsia="黑体"/>
       <w:b/>
       <w:bCs/>
       <w:smallCaps/>
@@ -4417,6 +4774,7 @@
     <w:qFormat/>
     <w:rsid w:val="00FC693F"/>
     <w:rPr>
+      <w:rFonts w:eastAsia="黑体"/>
       <w:b/>
       <w:bCs/>
       <w:smallCaps/>
@@ -4471,6 +4829,7 @@
       <w:spacing w:after="0" w:line="240" w:lineRule="auto"/>
     </w:pPr>
     <w:rPr>
+      <w:rFonts w:eastAsia="黑体"/>
       <w:color w:themeColor="text1" w:themeShade="BF" w:val="000000"/>
     </w:rPr>
     <w:tblPr>
@@ -4493,6 +4852,7 @@
         <w:spacing w:after="0" w:before="0" w:line="240" w:lineRule="auto"/>
       </w:pPr>
       <w:rPr>
+        <w:rFonts w:eastAsia="黑体"/>
         <w:b/>
         <w:bCs/>
       </w:rPr>
@@ -4513,6 +4873,7 @@
         <w:spacing w:after="0" w:before="0" w:line="240" w:lineRule="auto"/>
       </w:pPr>
       <w:rPr>
+        <w:rFonts w:eastAsia="黑体"/>
         <w:b/>
         <w:bCs/>
       </w:rPr>
@@ -4530,12 +4891,14 @@
     </w:tblStylePr>
     <w:tblStylePr w:type="firstCol">
       <w:rPr>
+        <w:rFonts w:eastAsia="黑体"/>
         <w:b/>
         <w:bCs/>
       </w:rPr>
     </w:tblStylePr>
     <w:tblStylePr w:type="lastCol">
       <w:rPr>
+        <w:rFonts w:eastAsia="黑体"/>
         <w:b/>
         <w:bCs/>
       </w:rPr>
@@ -4574,6 +4937,7 @@
       <w:spacing w:after="0" w:line="240" w:lineRule="auto"/>
     </w:pPr>
     <w:rPr>
+      <w:rFonts w:eastAsia="黑体"/>
       <w:color w:themeColor="accent1" w:themeShade="BF" w:val="365F91"/>
     </w:rPr>
     <w:tblPr>
@@ -4596,6 +4960,7 @@
         <w:spacing w:after="0" w:before="0" w:line="240" w:lineRule="auto"/>
       </w:pPr>
       <w:rPr>
+        <w:rFonts w:eastAsia="黑体"/>
         <w:b/>
         <w:bCs/>
       </w:rPr>
@@ -4616,6 +4981,7 @@
         <w:spacing w:after="0" w:before="0" w:line="240" w:lineRule="auto"/>
       </w:pPr>
       <w:rPr>
+        <w:rFonts w:eastAsia="黑体"/>
         <w:b/>
         <w:bCs/>
       </w:rPr>
@@ -4633,12 +4999,14 @@
     </w:tblStylePr>
     <w:tblStylePr w:type="firstCol">
       <w:rPr>
+        <w:rFonts w:eastAsia="黑体"/>
         <w:b/>
         <w:bCs/>
       </w:rPr>
     </w:tblStylePr>
     <w:tblStylePr w:type="lastCol">
       <w:rPr>
+        <w:rFonts w:eastAsia="黑体"/>
         <w:b/>
         <w:bCs/>
       </w:rPr>
@@ -4677,6 +5045,7 @@
       <w:spacing w:after="0" w:line="240" w:lineRule="auto"/>
     </w:pPr>
     <w:rPr>
+      <w:rFonts w:eastAsia="黑体"/>
       <w:color w:themeColor="accent2" w:themeShade="BF" w:val="943634"/>
     </w:rPr>
     <w:tblPr>
@@ -4699,6 +5068,7 @@
         <w:spacing w:after="0" w:before="0" w:line="240" w:lineRule="auto"/>
       </w:pPr>
       <w:rPr>
+        <w:rFonts w:eastAsia="黑体"/>
         <w:b/>
         <w:bCs/>
       </w:rPr>
@@ -4719,6 +5089,7 @@
         <w:spacing w:after="0" w:before="0" w:line="240" w:lineRule="auto"/>
       </w:pPr>
       <w:rPr>
+        <w:rFonts w:eastAsia="黑体"/>
         <w:b/>
         <w:bCs/>
       </w:rPr>
@@ -4736,12 +5107,14 @@
     </w:tblStylePr>
     <w:tblStylePr w:type="firstCol">
       <w:rPr>
+        <w:rFonts w:eastAsia="黑体"/>
         <w:b/>
         <w:bCs/>
       </w:rPr>
     </w:tblStylePr>
     <w:tblStylePr w:type="lastCol">
       <w:rPr>
+        <w:rFonts w:eastAsia="黑体"/>
         <w:b/>
         <w:bCs/>
       </w:rPr>
@@ -4780,6 +5153,7 @@
       <w:spacing w:after="0" w:line="240" w:lineRule="auto"/>
     </w:pPr>
     <w:rPr>
+      <w:rFonts w:eastAsia="黑体"/>
       <w:color w:themeColor="accent3" w:themeShade="BF" w:val="76923C"/>
     </w:rPr>
     <w:tblPr>
@@ -4802,6 +5176,7 @@
         <w:spacing w:after="0" w:before="0" w:line="240" w:lineRule="auto"/>
       </w:pPr>
       <w:rPr>
+        <w:rFonts w:eastAsia="黑体"/>
         <w:b/>
         <w:bCs/>
       </w:rPr>
@@ -4822,6 +5197,7 @@
         <w:spacing w:after="0" w:before="0" w:line="240" w:lineRule="auto"/>
       </w:pPr>
       <w:rPr>
+        <w:rFonts w:eastAsia="黑体"/>
         <w:b/>
         <w:bCs/>
       </w:rPr>
@@ -4839,12 +5215,14 @@
     </w:tblStylePr>
     <w:tblStylePr w:type="firstCol">
       <w:rPr>
+        <w:rFonts w:eastAsia="黑体"/>
         <w:b/>
         <w:bCs/>
       </w:rPr>
     </w:tblStylePr>
     <w:tblStylePr w:type="lastCol">
       <w:rPr>
+        <w:rFonts w:eastAsia="黑体"/>
         <w:b/>
         <w:bCs/>
       </w:rPr>
@@ -4883,6 +5261,7 @@
       <w:spacing w:after="0" w:line="240" w:lineRule="auto"/>
     </w:pPr>
     <w:rPr>
+      <w:rFonts w:eastAsia="黑体"/>
       <w:color w:themeColor="accent4" w:themeShade="BF" w:val="5F497A"/>
     </w:rPr>
     <w:tblPr>
@@ -4905,6 +5284,7 @@
         <w:spacing w:after="0" w:before="0" w:line="240" w:lineRule="auto"/>
       </w:pPr>
       <w:rPr>
+        <w:rFonts w:eastAsia="黑体"/>
         <w:b/>
         <w:bCs/>
       </w:rPr>
@@ -4925,6 +5305,7 @@
         <w:spacing w:after="0" w:before="0" w:line="240" w:lineRule="auto"/>
       </w:pPr>
       <w:rPr>
+        <w:rFonts w:eastAsia="黑体"/>
         <w:b/>
         <w:bCs/>
       </w:rPr>
@@ -4942,12 +5323,14 @@
     </w:tblStylePr>
     <w:tblStylePr w:type="firstCol">
       <w:rPr>
+        <w:rFonts w:eastAsia="黑体"/>
         <w:b/>
         <w:bCs/>
       </w:rPr>
     </w:tblStylePr>
     <w:tblStylePr w:type="lastCol">
       <w:rPr>
+        <w:rFonts w:eastAsia="黑体"/>
         <w:b/>
         <w:bCs/>
       </w:rPr>
@@ -4986,6 +5369,7 @@
       <w:spacing w:after="0" w:line="240" w:lineRule="auto"/>
     </w:pPr>
     <w:rPr>
+      <w:rFonts w:eastAsia="黑体"/>
       <w:color w:themeColor="accent5" w:themeShade="BF" w:val="31849B"/>
     </w:rPr>
     <w:tblPr>
@@ -5008,6 +5392,7 @@
         <w:spacing w:after="0" w:before="0" w:line="240" w:lineRule="auto"/>
       </w:pPr>
       <w:rPr>
+        <w:rFonts w:eastAsia="黑体"/>
         <w:b/>
         <w:bCs/>
       </w:rPr>
@@ -5028,6 +5413,7 @@
         <w:spacing w:after="0" w:before="0" w:line="240" w:lineRule="auto"/>
       </w:pPr>
       <w:rPr>
+        <w:rFonts w:eastAsia="黑体"/>
         <w:b/>
         <w:bCs/>
       </w:rPr>
@@ -5045,12 +5431,14 @@
     </w:tblStylePr>
     <w:tblStylePr w:type="firstCol">
       <w:rPr>
+        <w:rFonts w:eastAsia="黑体"/>
         <w:b/>
         <w:bCs/>
       </w:rPr>
     </w:tblStylePr>
     <w:tblStylePr w:type="lastCol">
       <w:rPr>
+        <w:rFonts w:eastAsia="黑体"/>
         <w:b/>
         <w:bCs/>
       </w:rPr>
@@ -5089,6 +5477,7 @@
       <w:spacing w:after="0" w:line="240" w:lineRule="auto"/>
     </w:pPr>
     <w:rPr>
+      <w:rFonts w:eastAsia="黑体"/>
       <w:color w:themeColor="accent6" w:themeShade="BF" w:val="E36C0A"/>
     </w:rPr>
     <w:tblPr>
@@ -5111,6 +5500,7 @@
         <w:spacing w:after="0" w:before="0" w:line="240" w:lineRule="auto"/>
       </w:pPr>
       <w:rPr>
+        <w:rFonts w:eastAsia="黑体"/>
         <w:b/>
         <w:bCs/>
       </w:rPr>
@@ -5131,6 +5521,7 @@
         <w:spacing w:after="0" w:before="0" w:line="240" w:lineRule="auto"/>
       </w:pPr>
       <w:rPr>
+        <w:rFonts w:eastAsia="黑体"/>
         <w:b/>
         <w:bCs/>
       </w:rPr>
@@ -5148,12 +5539,14 @@
     </w:tblStylePr>
     <w:tblStylePr w:type="firstCol">
       <w:rPr>
+        <w:rFonts w:eastAsia="黑体"/>
         <w:b/>
         <w:bCs/>
       </w:rPr>
     </w:tblStylePr>
     <w:tblStylePr w:type="lastCol">
       <w:rPr>
+        <w:rFonts w:eastAsia="黑体"/>
         <w:b/>
         <w:bCs/>
       </w:rPr>
@@ -5213,6 +5606,7 @@
         <w:spacing w:after="0" w:before="0" w:line="240" w:lineRule="auto"/>
       </w:pPr>
       <w:rPr>
+        <w:rFonts w:eastAsia="黑体"/>
         <w:b/>
         <w:bCs/>
         <w:color w:themeColor="background1" w:val="FFFFFF"/>
@@ -5227,6 +5621,7 @@
         <w:spacing w:after="0" w:before="0" w:line="240" w:lineRule="auto"/>
       </w:pPr>
       <w:rPr>
+        <w:rFonts w:eastAsia="黑体"/>
         <w:b/>
         <w:bCs/>
       </w:rPr>
@@ -5242,12 +5637,14 @@
     </w:tblStylePr>
     <w:tblStylePr w:type="firstCol">
       <w:rPr>
+        <w:rFonts w:eastAsia="黑体"/>
         <w:b/>
         <w:bCs/>
       </w:rPr>
     </w:tblStylePr>
     <w:tblStylePr w:type="lastCol">
       <w:rPr>
+        <w:rFonts w:eastAsia="黑体"/>
         <w:b/>
         <w:bCs/>
       </w:rPr>
@@ -5305,6 +5702,7 @@
         <w:spacing w:after="0" w:before="0" w:line="240" w:lineRule="auto"/>
       </w:pPr>
       <w:rPr>
+        <w:rFonts w:eastAsia="黑体"/>
         <w:b/>
         <w:bCs/>
         <w:color w:themeColor="background1" w:val="FFFFFF"/>
@@ -5319,6 +5717,7 @@
         <w:spacing w:after="0" w:before="0" w:line="240" w:lineRule="auto"/>
       </w:pPr>
       <w:rPr>
+        <w:rFonts w:eastAsia="黑体"/>
         <w:b/>
         <w:bCs/>
       </w:rPr>
@@ -5334,12 +5733,14 @@
     </w:tblStylePr>
     <w:tblStylePr w:type="firstCol">
       <w:rPr>
+        <w:rFonts w:eastAsia="黑体"/>
         <w:b/>
         <w:bCs/>
       </w:rPr>
     </w:tblStylePr>
     <w:tblStylePr w:type="lastCol">
       <w:rPr>
+        <w:rFonts w:eastAsia="黑体"/>
         <w:b/>
         <w:bCs/>
       </w:rPr>
@@ -5397,6 +5798,7 @@
         <w:spacing w:after="0" w:before="0" w:line="240" w:lineRule="auto"/>
       </w:pPr>
       <w:rPr>
+        <w:rFonts w:eastAsia="黑体"/>
         <w:b/>
         <w:bCs/>
         <w:color w:themeColor="background1" w:val="FFFFFF"/>
@@ -5411,6 +5813,7 @@
         <w:spacing w:after="0" w:before="0" w:line="240" w:lineRule="auto"/>
       </w:pPr>
       <w:rPr>
+        <w:rFonts w:eastAsia="黑体"/>
         <w:b/>
         <w:bCs/>
       </w:rPr>
@@ -5426,12 +5829,14 @@
     </w:tblStylePr>
     <w:tblStylePr w:type="firstCol">
       <w:rPr>
+        <w:rFonts w:eastAsia="黑体"/>
         <w:b/>
         <w:bCs/>
       </w:rPr>
     </w:tblStylePr>
     <w:tblStylePr w:type="lastCol">
       <w:rPr>
+        <w:rFonts w:eastAsia="黑体"/>
         <w:b/>
         <w:bCs/>
       </w:rPr>
@@ -5489,6 +5894,7 @@
         <w:spacing w:after="0" w:before="0" w:line="240" w:lineRule="auto"/>
       </w:pPr>
       <w:rPr>
+        <w:rFonts w:eastAsia="黑体"/>
         <w:b/>
         <w:bCs/>
         <w:color w:themeColor="background1" w:val="FFFFFF"/>
@@ -5503,6 +5909,7 @@
         <w:spacing w:after="0" w:before="0" w:line="240" w:lineRule="auto"/>
       </w:pPr>
       <w:rPr>
+        <w:rFonts w:eastAsia="黑体"/>
         <w:b/>
         <w:bCs/>
       </w:rPr>
@@ -5518,12 +5925,14 @@
     </w:tblStylePr>
     <w:tblStylePr w:type="firstCol">
       <w:rPr>
+        <w:rFonts w:eastAsia="黑体"/>
         <w:b/>
         <w:bCs/>
       </w:rPr>
     </w:tblStylePr>
     <w:tblStylePr w:type="lastCol">
       <w:rPr>
+        <w:rFonts w:eastAsia="黑体"/>
         <w:b/>
         <w:bCs/>
       </w:rPr>
@@ -5581,6 +5990,7 @@
         <w:spacing w:after="0" w:before="0" w:line="240" w:lineRule="auto"/>
       </w:pPr>
       <w:rPr>
+        <w:rFonts w:eastAsia="黑体"/>
         <w:b/>
         <w:bCs/>
         <w:color w:themeColor="background1" w:val="FFFFFF"/>
@@ -5595,6 +6005,7 @@
         <w:spacing w:after="0" w:before="0" w:line="240" w:lineRule="auto"/>
       </w:pPr>
       <w:rPr>
+        <w:rFonts w:eastAsia="黑体"/>
         <w:b/>
         <w:bCs/>
       </w:rPr>
@@ -5610,12 +6021,14 @@
     </w:tblStylePr>
     <w:tblStylePr w:type="firstCol">
       <w:rPr>
+        <w:rFonts w:eastAsia="黑体"/>
         <w:b/>
         <w:bCs/>
       </w:rPr>
     </w:tblStylePr>
     <w:tblStylePr w:type="lastCol">
       <w:rPr>
+        <w:rFonts w:eastAsia="黑体"/>
         <w:b/>
         <w:bCs/>
       </w:rPr>
@@ -5673,6 +6086,7 @@
         <w:spacing w:after="0" w:before="0" w:line="240" w:lineRule="auto"/>
       </w:pPr>
       <w:rPr>
+        <w:rFonts w:eastAsia="黑体"/>
         <w:b/>
         <w:bCs/>
         <w:color w:themeColor="background1" w:val="FFFFFF"/>
@@ -5687,6 +6101,7 @@
         <w:spacing w:after="0" w:before="0" w:line="240" w:lineRule="auto"/>
       </w:pPr>
       <w:rPr>
+        <w:rFonts w:eastAsia="黑体"/>
         <w:b/>
         <w:bCs/>
       </w:rPr>
@@ -5702,12 +6117,14 @@
     </w:tblStylePr>
     <w:tblStylePr w:type="firstCol">
       <w:rPr>
+        <w:rFonts w:eastAsia="黑体"/>
         <w:b/>
         <w:bCs/>
       </w:rPr>
     </w:tblStylePr>
     <w:tblStylePr w:type="lastCol">
       <w:rPr>
+        <w:rFonts w:eastAsia="黑体"/>
         <w:b/>
         <w:bCs/>
       </w:rPr>
@@ -5765,6 +6182,7 @@
         <w:spacing w:after="0" w:before="0" w:line="240" w:lineRule="auto"/>
       </w:pPr>
       <w:rPr>
+        <w:rFonts w:eastAsia="黑体"/>
         <w:b/>
         <w:bCs/>
         <w:color w:themeColor="background1" w:val="FFFFFF"/>
@@ -5779,6 +6197,7 @@
         <w:spacing w:after="0" w:before="0" w:line="240" w:lineRule="auto"/>
       </w:pPr>
       <w:rPr>
+        <w:rFonts w:eastAsia="黑体"/>
         <w:b/>
         <w:bCs/>
       </w:rPr>
@@ -5794,12 +6213,14 @@
     </w:tblStylePr>
     <w:tblStylePr w:type="firstCol">
       <w:rPr>
+        <w:rFonts w:eastAsia="黑体"/>
         <w:b/>
         <w:bCs/>
       </w:rPr>
     </w:tblStylePr>
     <w:tblStylePr w:type="lastCol">
       <w:rPr>
+        <w:rFonts w:eastAsia="黑体"/>
         <w:b/>
         <w:bCs/>
       </w:rPr>
@@ -5859,7 +6280,7 @@
         <w:spacing w:after="0" w:before="0" w:line="240" w:lineRule="auto"/>
       </w:pPr>
       <w:rPr>
-        <w:rFonts w:asciiTheme="majorHAnsi" w:cstheme="majorBidi" w:eastAsiaTheme="majorEastAsia" w:hAnsiTheme="majorHAnsi"/>
+        <w:rFonts w:asciiTheme="majorHAnsi" w:cstheme="majorBidi" w:hAnsiTheme="majorHAnsi" w:eastAsia="黑体"/>
         <w:b/>
         <w:bCs/>
       </w:rPr>
@@ -5880,7 +6301,7 @@
         <w:spacing w:after="0" w:before="0" w:line="240" w:lineRule="auto"/>
       </w:pPr>
       <w:rPr>
-        <w:rFonts w:asciiTheme="majorHAnsi" w:cstheme="majorBidi" w:eastAsiaTheme="majorEastAsia" w:hAnsiTheme="majorHAnsi"/>
+        <w:rFonts w:asciiTheme="majorHAnsi" w:cstheme="majorBidi" w:hAnsiTheme="majorHAnsi" w:eastAsia="黑体"/>
         <w:b/>
         <w:bCs/>
       </w:rPr>
@@ -5898,14 +6319,14 @@
     </w:tblStylePr>
     <w:tblStylePr w:type="firstCol">
       <w:rPr>
-        <w:rFonts w:asciiTheme="majorHAnsi" w:cstheme="majorBidi" w:eastAsiaTheme="majorEastAsia" w:hAnsiTheme="majorHAnsi"/>
+        <w:rFonts w:asciiTheme="majorHAnsi" w:cstheme="majorBidi" w:hAnsiTheme="majorHAnsi" w:eastAsia="黑体"/>
         <w:b/>
         <w:bCs/>
       </w:rPr>
     </w:tblStylePr>
     <w:tblStylePr w:type="lastCol">
       <w:rPr>
-        <w:rFonts w:asciiTheme="majorHAnsi" w:cstheme="majorBidi" w:eastAsiaTheme="majorEastAsia" w:hAnsiTheme="majorHAnsi"/>
+        <w:rFonts w:asciiTheme="majorHAnsi" w:cstheme="majorBidi" w:hAnsiTheme="majorHAnsi" w:eastAsia="黑体"/>
         <w:b/>
         <w:bCs/>
       </w:rPr>
@@ -5989,7 +6410,7 @@
         <w:spacing w:after="0" w:before="0" w:line="240" w:lineRule="auto"/>
       </w:pPr>
       <w:rPr>
-        <w:rFonts w:asciiTheme="majorHAnsi" w:cstheme="majorBidi" w:eastAsiaTheme="majorEastAsia" w:hAnsiTheme="majorHAnsi"/>
+        <w:rFonts w:asciiTheme="majorHAnsi" w:cstheme="majorBidi" w:hAnsiTheme="majorHAnsi" w:eastAsia="黑体"/>
         <w:b/>
         <w:bCs/>
       </w:rPr>
@@ -6010,7 +6431,7 @@
         <w:spacing w:after="0" w:before="0" w:line="240" w:lineRule="auto"/>
       </w:pPr>
       <w:rPr>
-        <w:rFonts w:asciiTheme="majorHAnsi" w:cstheme="majorBidi" w:eastAsiaTheme="majorEastAsia" w:hAnsiTheme="majorHAnsi"/>
+        <w:rFonts w:asciiTheme="majorHAnsi" w:cstheme="majorBidi" w:hAnsiTheme="majorHAnsi" w:eastAsia="黑体"/>
         <w:b/>
         <w:bCs/>
       </w:rPr>
@@ -6028,14 +6449,14 @@
     </w:tblStylePr>
     <w:tblStylePr w:type="firstCol">
       <w:rPr>
-        <w:rFonts w:asciiTheme="majorHAnsi" w:cstheme="majorBidi" w:eastAsiaTheme="majorEastAsia" w:hAnsiTheme="majorHAnsi"/>
+        <w:rFonts w:asciiTheme="majorHAnsi" w:cstheme="majorBidi" w:hAnsiTheme="majorHAnsi" w:eastAsia="黑体"/>
         <w:b/>
         <w:bCs/>
       </w:rPr>
     </w:tblStylePr>
     <w:tblStylePr w:type="lastCol">
       <w:rPr>
-        <w:rFonts w:asciiTheme="majorHAnsi" w:cstheme="majorBidi" w:eastAsiaTheme="majorEastAsia" w:hAnsiTheme="majorHAnsi"/>
+        <w:rFonts w:asciiTheme="majorHAnsi" w:cstheme="majorBidi" w:hAnsiTheme="majorHAnsi" w:eastAsia="黑体"/>
         <w:b/>
         <w:bCs/>
       </w:rPr>
@@ -6119,7 +6540,7 @@
         <w:spacing w:after="0" w:before="0" w:line="240" w:lineRule="auto"/>
       </w:pPr>
       <w:rPr>
-        <w:rFonts w:asciiTheme="majorHAnsi" w:cstheme="majorBidi" w:eastAsiaTheme="majorEastAsia" w:hAnsiTheme="majorHAnsi"/>
+        <w:rFonts w:asciiTheme="majorHAnsi" w:cstheme="majorBidi" w:hAnsiTheme="majorHAnsi" w:eastAsia="黑体"/>
         <w:b/>
         <w:bCs/>
       </w:rPr>
@@ -6140,7 +6561,7 @@
         <w:spacing w:after="0" w:before="0" w:line="240" w:lineRule="auto"/>
       </w:pPr>
       <w:rPr>
-        <w:rFonts w:asciiTheme="majorHAnsi" w:cstheme="majorBidi" w:eastAsiaTheme="majorEastAsia" w:hAnsiTheme="majorHAnsi"/>
+        <w:rFonts w:asciiTheme="majorHAnsi" w:cstheme="majorBidi" w:hAnsiTheme="majorHAnsi" w:eastAsia="黑体"/>
         <w:b/>
         <w:bCs/>
       </w:rPr>
@@ -6158,14 +6579,14 @@
     </w:tblStylePr>
     <w:tblStylePr w:type="firstCol">
       <w:rPr>
-        <w:rFonts w:asciiTheme="majorHAnsi" w:cstheme="majorBidi" w:eastAsiaTheme="majorEastAsia" w:hAnsiTheme="majorHAnsi"/>
+        <w:rFonts w:asciiTheme="majorHAnsi" w:cstheme="majorBidi" w:hAnsiTheme="majorHAnsi" w:eastAsia="黑体"/>
         <w:b/>
         <w:bCs/>
       </w:rPr>
     </w:tblStylePr>
     <w:tblStylePr w:type="lastCol">
       <w:rPr>
-        <w:rFonts w:asciiTheme="majorHAnsi" w:cstheme="majorBidi" w:eastAsiaTheme="majorEastAsia" w:hAnsiTheme="majorHAnsi"/>
+        <w:rFonts w:asciiTheme="majorHAnsi" w:cstheme="majorBidi" w:hAnsiTheme="majorHAnsi" w:eastAsia="黑体"/>
         <w:b/>
         <w:bCs/>
       </w:rPr>
@@ -6249,7 +6670,7 @@
         <w:spacing w:after="0" w:before="0" w:line="240" w:lineRule="auto"/>
       </w:pPr>
       <w:rPr>
-        <w:rFonts w:asciiTheme="majorHAnsi" w:cstheme="majorBidi" w:eastAsiaTheme="majorEastAsia" w:hAnsiTheme="majorHAnsi"/>
+        <w:rFonts w:asciiTheme="majorHAnsi" w:cstheme="majorBidi" w:hAnsiTheme="majorHAnsi" w:eastAsia="黑体"/>
         <w:b/>
         <w:bCs/>
       </w:rPr>
@@ -6270,7 +6691,7 @@
         <w:spacing w:after="0" w:before="0" w:line="240" w:lineRule="auto"/>
       </w:pPr>
       <w:rPr>
-        <w:rFonts w:asciiTheme="majorHAnsi" w:cstheme="majorBidi" w:eastAsiaTheme="majorEastAsia" w:hAnsiTheme="majorHAnsi"/>
+        <w:rFonts w:asciiTheme="majorHAnsi" w:cstheme="majorBidi" w:hAnsiTheme="majorHAnsi" w:eastAsia="黑体"/>
         <w:b/>
         <w:bCs/>
       </w:rPr>
@@ -6288,14 +6709,14 @@
     </w:tblStylePr>
     <w:tblStylePr w:type="firstCol">
       <w:rPr>
-        <w:rFonts w:asciiTheme="majorHAnsi" w:cstheme="majorBidi" w:eastAsiaTheme="majorEastAsia" w:hAnsiTheme="majorHAnsi"/>
+        <w:rFonts w:asciiTheme="majorHAnsi" w:cstheme="majorBidi" w:hAnsiTheme="majorHAnsi" w:eastAsia="黑体"/>
         <w:b/>
         <w:bCs/>
       </w:rPr>
     </w:tblStylePr>
     <w:tblStylePr w:type="lastCol">
       <w:rPr>
-        <w:rFonts w:asciiTheme="majorHAnsi" w:cstheme="majorBidi" w:eastAsiaTheme="majorEastAsia" w:hAnsiTheme="majorHAnsi"/>
+        <w:rFonts w:asciiTheme="majorHAnsi" w:cstheme="majorBidi" w:hAnsiTheme="majorHAnsi" w:eastAsia="黑体"/>
         <w:b/>
         <w:bCs/>
       </w:rPr>
@@ -6379,7 +6800,7 @@
         <w:spacing w:after="0" w:before="0" w:line="240" w:lineRule="auto"/>
       </w:pPr>
       <w:rPr>
-        <w:rFonts w:asciiTheme="majorHAnsi" w:cstheme="majorBidi" w:eastAsiaTheme="majorEastAsia" w:hAnsiTheme="majorHAnsi"/>
+        <w:rFonts w:asciiTheme="majorHAnsi" w:cstheme="majorBidi" w:hAnsiTheme="majorHAnsi" w:eastAsia="黑体"/>
         <w:b/>
         <w:bCs/>
       </w:rPr>
@@ -6400,7 +6821,7 @@
         <w:spacing w:after="0" w:before="0" w:line="240" w:lineRule="auto"/>
       </w:pPr>
       <w:rPr>
-        <w:rFonts w:asciiTheme="majorHAnsi" w:cstheme="majorBidi" w:eastAsiaTheme="majorEastAsia" w:hAnsiTheme="majorHAnsi"/>
+        <w:rFonts w:asciiTheme="majorHAnsi" w:cstheme="majorBidi" w:hAnsiTheme="majorHAnsi" w:eastAsia="黑体"/>
         <w:b/>
         <w:bCs/>
       </w:rPr>
@@ -6418,14 +6839,14 @@
     </w:tblStylePr>
     <w:tblStylePr w:type="firstCol">
       <w:rPr>
-        <w:rFonts w:asciiTheme="majorHAnsi" w:cstheme="majorBidi" w:eastAsiaTheme="majorEastAsia" w:hAnsiTheme="majorHAnsi"/>
+        <w:rFonts w:asciiTheme="majorHAnsi" w:cstheme="majorBidi" w:hAnsiTheme="majorHAnsi" w:eastAsia="黑体"/>
         <w:b/>
         <w:bCs/>
       </w:rPr>
     </w:tblStylePr>
     <w:tblStylePr w:type="lastCol">
       <w:rPr>
-        <w:rFonts w:asciiTheme="majorHAnsi" w:cstheme="majorBidi" w:eastAsiaTheme="majorEastAsia" w:hAnsiTheme="majorHAnsi"/>
+        <w:rFonts w:asciiTheme="majorHAnsi" w:cstheme="majorBidi" w:hAnsiTheme="majorHAnsi" w:eastAsia="黑体"/>
         <w:b/>
         <w:bCs/>
       </w:rPr>
@@ -6509,7 +6930,7 @@
         <w:spacing w:after="0" w:before="0" w:line="240" w:lineRule="auto"/>
       </w:pPr>
       <w:rPr>
-        <w:rFonts w:asciiTheme="majorHAnsi" w:cstheme="majorBidi" w:eastAsiaTheme="majorEastAsia" w:hAnsiTheme="majorHAnsi"/>
+        <w:rFonts w:asciiTheme="majorHAnsi" w:cstheme="majorBidi" w:hAnsiTheme="majorHAnsi" w:eastAsia="黑体"/>
         <w:b/>
         <w:bCs/>
       </w:rPr>
@@ -6530,7 +6951,7 @@
         <w:spacing w:after="0" w:before="0" w:line="240" w:lineRule="auto"/>
       </w:pPr>
       <w:rPr>
-        <w:rFonts w:asciiTheme="majorHAnsi" w:cstheme="majorBidi" w:eastAsiaTheme="majorEastAsia" w:hAnsiTheme="majorHAnsi"/>
+        <w:rFonts w:asciiTheme="majorHAnsi" w:cstheme="majorBidi" w:hAnsiTheme="majorHAnsi" w:eastAsia="黑体"/>
         <w:b/>
         <w:bCs/>
       </w:rPr>
@@ -6548,14 +6969,14 @@
     </w:tblStylePr>
     <w:tblStylePr w:type="firstCol">
       <w:rPr>
-        <w:rFonts w:asciiTheme="majorHAnsi" w:cstheme="majorBidi" w:eastAsiaTheme="majorEastAsia" w:hAnsiTheme="majorHAnsi"/>
+        <w:rFonts w:asciiTheme="majorHAnsi" w:cstheme="majorBidi" w:hAnsiTheme="majorHAnsi" w:eastAsia="黑体"/>
         <w:b/>
         <w:bCs/>
       </w:rPr>
     </w:tblStylePr>
     <w:tblStylePr w:type="lastCol">
       <w:rPr>
-        <w:rFonts w:asciiTheme="majorHAnsi" w:cstheme="majorBidi" w:eastAsiaTheme="majorEastAsia" w:hAnsiTheme="majorHAnsi"/>
+        <w:rFonts w:asciiTheme="majorHAnsi" w:cstheme="majorBidi" w:hAnsiTheme="majorHAnsi" w:eastAsia="黑体"/>
         <w:b/>
         <w:bCs/>
       </w:rPr>
@@ -6639,7 +7060,7 @@
         <w:spacing w:after="0" w:before="0" w:line="240" w:lineRule="auto"/>
       </w:pPr>
       <w:rPr>
-        <w:rFonts w:asciiTheme="majorHAnsi" w:cstheme="majorBidi" w:eastAsiaTheme="majorEastAsia" w:hAnsiTheme="majorHAnsi"/>
+        <w:rFonts w:asciiTheme="majorHAnsi" w:cstheme="majorBidi" w:hAnsiTheme="majorHAnsi" w:eastAsia="黑体"/>
         <w:b/>
         <w:bCs/>
       </w:rPr>
@@ -6660,7 +7081,7 @@
         <w:spacing w:after="0" w:before="0" w:line="240" w:lineRule="auto"/>
       </w:pPr>
       <w:rPr>
-        <w:rFonts w:asciiTheme="majorHAnsi" w:cstheme="majorBidi" w:eastAsiaTheme="majorEastAsia" w:hAnsiTheme="majorHAnsi"/>
+        <w:rFonts w:asciiTheme="majorHAnsi" w:cstheme="majorBidi" w:hAnsiTheme="majorHAnsi" w:eastAsia="黑体"/>
         <w:b/>
         <w:bCs/>
       </w:rPr>
@@ -6678,14 +7099,14 @@
     </w:tblStylePr>
     <w:tblStylePr w:type="firstCol">
       <w:rPr>
-        <w:rFonts w:asciiTheme="majorHAnsi" w:cstheme="majorBidi" w:eastAsiaTheme="majorEastAsia" w:hAnsiTheme="majorHAnsi"/>
+        <w:rFonts w:asciiTheme="majorHAnsi" w:cstheme="majorBidi" w:hAnsiTheme="majorHAnsi" w:eastAsia="黑体"/>
         <w:b/>
         <w:bCs/>
       </w:rPr>
     </w:tblStylePr>
     <w:tblStylePr w:type="lastCol">
       <w:rPr>
-        <w:rFonts w:asciiTheme="majorHAnsi" w:cstheme="majorBidi" w:eastAsiaTheme="majorEastAsia" w:hAnsiTheme="majorHAnsi"/>
+        <w:rFonts w:asciiTheme="majorHAnsi" w:cstheme="majorBidi" w:hAnsiTheme="majorHAnsi" w:eastAsia="黑体"/>
         <w:b/>
         <w:bCs/>
       </w:rPr>
@@ -6768,6 +7189,7 @@
         <w:spacing w:after="0" w:before="0" w:line="240" w:lineRule="auto"/>
       </w:pPr>
       <w:rPr>
+        <w:rFonts w:eastAsia="黑体"/>
         <w:b/>
         <w:bCs/>
         <w:color w:themeColor="background1" w:val="FFFFFF"/>
@@ -6790,6 +7212,7 @@
         <w:spacing w:after="0" w:before="0" w:line="240" w:lineRule="auto"/>
       </w:pPr>
       <w:rPr>
+        <w:rFonts w:eastAsia="黑体"/>
         <w:b/>
         <w:bCs/>
       </w:rPr>
@@ -6807,12 +7230,14 @@
     </w:tblStylePr>
     <w:tblStylePr w:type="firstCol">
       <w:rPr>
+        <w:rFonts w:eastAsia="黑体"/>
         <w:b/>
         <w:bCs/>
       </w:rPr>
     </w:tblStylePr>
     <w:tblStylePr w:type="lastCol">
       <w:rPr>
+        <w:rFonts w:eastAsia="黑体"/>
         <w:b/>
         <w:bCs/>
       </w:rPr>
@@ -6874,6 +7299,7 @@
         <w:spacing w:after="0" w:before="0" w:line="240" w:lineRule="auto"/>
       </w:pPr>
       <w:rPr>
+        <w:rFonts w:eastAsia="黑体"/>
         <w:b/>
         <w:bCs/>
         <w:color w:themeColor="background1" w:val="FFFFFF"/>
@@ -6896,6 +7322,7 @@
         <w:spacing w:after="0" w:before="0" w:line="240" w:lineRule="auto"/>
       </w:pPr>
       <w:rPr>
+        <w:rFonts w:eastAsia="黑体"/>
         <w:b/>
         <w:bCs/>
       </w:rPr>
@@ -6913,12 +7340,14 @@
     </w:tblStylePr>
     <w:tblStylePr w:type="firstCol">
       <w:rPr>
+        <w:rFonts w:eastAsia="黑体"/>
         <w:b/>
         <w:bCs/>
       </w:rPr>
     </w:tblStylePr>
     <w:tblStylePr w:type="lastCol">
       <w:rPr>
+        <w:rFonts w:eastAsia="黑体"/>
         <w:b/>
         <w:bCs/>
       </w:rPr>
@@ -6980,6 +7409,7 @@
         <w:spacing w:after="0" w:before="0" w:line="240" w:lineRule="auto"/>
       </w:pPr>
       <w:rPr>
+        <w:rFonts w:eastAsia="黑体"/>
         <w:b/>
         <w:bCs/>
         <w:color w:themeColor="background1" w:val="FFFFFF"/>
@@ -7002,6 +7432,7 @@
         <w:spacing w:after="0" w:before="0" w:line="240" w:lineRule="auto"/>
       </w:pPr>
       <w:rPr>
+        <w:rFonts w:eastAsia="黑体"/>
         <w:b/>
         <w:bCs/>
       </w:rPr>
@@ -7019,12 +7450,14 @@
     </w:tblStylePr>
     <w:tblStylePr w:type="firstCol">
       <w:rPr>
+        <w:rFonts w:eastAsia="黑体"/>
         <w:b/>
         <w:bCs/>
       </w:rPr>
     </w:tblStylePr>
     <w:tblStylePr w:type="lastCol">
       <w:rPr>
+        <w:rFonts w:eastAsia="黑体"/>
         <w:b/>
         <w:bCs/>
       </w:rPr>
@@ -7086,6 +7519,7 @@
         <w:spacing w:after="0" w:before="0" w:line="240" w:lineRule="auto"/>
       </w:pPr>
       <w:rPr>
+        <w:rFonts w:eastAsia="黑体"/>
         <w:b/>
         <w:bCs/>
         <w:color w:themeColor="background1" w:val="FFFFFF"/>
@@ -7108,6 +7542,7 @@
         <w:spacing w:after="0" w:before="0" w:line="240" w:lineRule="auto"/>
       </w:pPr>
       <w:rPr>
+        <w:rFonts w:eastAsia="黑体"/>
         <w:b/>
         <w:bCs/>
       </w:rPr>
@@ -7125,12 +7560,14 @@
     </w:tblStylePr>
     <w:tblStylePr w:type="firstCol">
       <w:rPr>
+        <w:rFonts w:eastAsia="黑体"/>
         <w:b/>
         <w:bCs/>
       </w:rPr>
     </w:tblStylePr>
     <w:tblStylePr w:type="lastCol">
       <w:rPr>
+        <w:rFonts w:eastAsia="黑体"/>
         <w:b/>
         <w:bCs/>
       </w:rPr>
@@ -7192,6 +7629,7 @@
         <w:spacing w:after="0" w:before="0" w:line="240" w:lineRule="auto"/>
       </w:pPr>
       <w:rPr>
+        <w:rFonts w:eastAsia="黑体"/>
         <w:b/>
         <w:bCs/>
         <w:color w:themeColor="background1" w:val="FFFFFF"/>
@@ -7214,6 +7652,7 @@
         <w:spacing w:after="0" w:before="0" w:line="240" w:lineRule="auto"/>
       </w:pPr>
       <w:rPr>
+        <w:rFonts w:eastAsia="黑体"/>
         <w:b/>
         <w:bCs/>
       </w:rPr>
@@ -7231,12 +7670,14 @@
     </w:tblStylePr>
     <w:tblStylePr w:type="firstCol">
       <w:rPr>
+        <w:rFonts w:eastAsia="黑体"/>
         <w:b/>
         <w:bCs/>
       </w:rPr>
     </w:tblStylePr>
     <w:tblStylePr w:type="lastCol">
       <w:rPr>
+        <w:rFonts w:eastAsia="黑体"/>
         <w:b/>
         <w:bCs/>
       </w:rPr>
@@ -7298,6 +7739,7 @@
         <w:spacing w:after="0" w:before="0" w:line="240" w:lineRule="auto"/>
       </w:pPr>
       <w:rPr>
+        <w:rFonts w:eastAsia="黑体"/>
         <w:b/>
         <w:bCs/>
         <w:color w:themeColor="background1" w:val="FFFFFF"/>
@@ -7320,6 +7762,7 @@
         <w:spacing w:after="0" w:before="0" w:line="240" w:lineRule="auto"/>
       </w:pPr>
       <w:rPr>
+        <w:rFonts w:eastAsia="黑体"/>
         <w:b/>
         <w:bCs/>
       </w:rPr>
@@ -7337,12 +7780,14 @@
     </w:tblStylePr>
     <w:tblStylePr w:type="firstCol">
       <w:rPr>
+        <w:rFonts w:eastAsia="黑体"/>
         <w:b/>
         <w:bCs/>
       </w:rPr>
     </w:tblStylePr>
     <w:tblStylePr w:type="lastCol">
       <w:rPr>
+        <w:rFonts w:eastAsia="黑体"/>
         <w:b/>
         <w:bCs/>
       </w:rPr>
@@ -7404,6 +7849,7 @@
         <w:spacing w:after="0" w:before="0" w:line="240" w:lineRule="auto"/>
       </w:pPr>
       <w:rPr>
+        <w:rFonts w:eastAsia="黑体"/>
         <w:b/>
         <w:bCs/>
         <w:color w:themeColor="background1" w:val="FFFFFF"/>
@@ -7426,6 +7872,7 @@
         <w:spacing w:after="0" w:before="0" w:line="240" w:lineRule="auto"/>
       </w:pPr>
       <w:rPr>
+        <w:rFonts w:eastAsia="黑体"/>
         <w:b/>
         <w:bCs/>
       </w:rPr>
@@ -7443,12 +7890,14 @@
     </w:tblStylePr>
     <w:tblStylePr w:type="firstCol">
       <w:rPr>
+        <w:rFonts w:eastAsia="黑体"/>
         <w:b/>
         <w:bCs/>
       </w:rPr>
     </w:tblStylePr>
     <w:tblStylePr w:type="lastCol">
       <w:rPr>
+        <w:rFonts w:eastAsia="黑体"/>
         <w:b/>
         <w:bCs/>
       </w:rPr>
@@ -7507,6 +7956,7 @@
         <w:spacing w:after="0" w:before="0" w:line="240" w:lineRule="auto"/>
       </w:pPr>
       <w:rPr>
+        <w:rFonts w:eastAsia="黑体"/>
         <w:b/>
         <w:bCs/>
         <w:color w:themeColor="background1" w:val="FFFFFF"/>
@@ -7529,6 +7979,7 @@
         <w:spacing w:after="0" w:before="0" w:line="240" w:lineRule="auto"/>
       </w:pPr>
       <w:rPr>
+        <w:rFonts w:eastAsia="黑体"/>
         <w:color w:val="auto"/>
       </w:rPr>
       <w:tblPr/>
@@ -7546,6 +7997,7 @@
     </w:tblStylePr>
     <w:tblStylePr w:type="firstCol">
       <w:rPr>
+        <w:rFonts w:eastAsia="黑体"/>
         <w:b/>
         <w:bCs/>
         <w:color w:themeColor="background1" w:val="FFFFFF"/>
@@ -7565,6 +8017,7 @@
     </w:tblStylePr>
     <w:tblStylePr w:type="lastCol">
       <w:rPr>
+        <w:rFonts w:eastAsia="黑体"/>
         <w:b/>
         <w:bCs/>
         <w:color w:themeColor="background1" w:val="FFFFFF"/>
@@ -7613,6 +8066,7 @@
     </w:tblStylePr>
     <w:tblStylePr w:type="nwCell">
       <w:rPr>
+        <w:rFonts w:eastAsia="黑体"/>
         <w:color w:themeColor="background1" w:val="FFFFFF"/>
       </w:rPr>
       <w:tblPr/>
@@ -7656,6 +8110,7 @@
         <w:spacing w:after="0" w:before="0" w:line="240" w:lineRule="auto"/>
       </w:pPr>
       <w:rPr>
+        <w:rFonts w:eastAsia="黑体"/>
         <w:b/>
         <w:bCs/>
         <w:color w:themeColor="background1" w:val="FFFFFF"/>
@@ -7678,6 +8133,7 @@
         <w:spacing w:after="0" w:before="0" w:line="240" w:lineRule="auto"/>
       </w:pPr>
       <w:rPr>
+        <w:rFonts w:eastAsia="黑体"/>
         <w:color w:val="auto"/>
       </w:rPr>
       <w:tblPr/>
@@ -7695,6 +8151,7 @@
     </w:tblStylePr>
     <w:tblStylePr w:type="firstCol">
       <w:rPr>
+        <w:rFonts w:eastAsia="黑体"/>
         <w:b/>
         <w:bCs/>
         <w:color w:themeColor="background1" w:val="FFFFFF"/>
@@ -7714,6 +8171,7 @@
     </w:tblStylePr>
     <w:tblStylePr w:type="lastCol">
       <w:rPr>
+        <w:rFonts w:eastAsia="黑体"/>
         <w:b/>
         <w:bCs/>
         <w:color w:themeColor="background1" w:val="FFFFFF"/>
@@ -7762,6 +8220,7 @@
     </w:tblStylePr>
     <w:tblStylePr w:type="nwCell">
       <w:rPr>
+        <w:rFonts w:eastAsia="黑体"/>
         <w:color w:themeColor="background1" w:val="FFFFFF"/>
       </w:rPr>
       <w:tblPr/>
@@ -7805,6 +8264,7 @@
         <w:spacing w:after="0" w:before="0" w:line="240" w:lineRule="auto"/>
       </w:pPr>
       <w:rPr>
+        <w:rFonts w:eastAsia="黑体"/>
         <w:b/>
         <w:bCs/>
         <w:color w:themeColor="background1" w:val="FFFFFF"/>
@@ -7827,6 +8287,7 @@
         <w:spacing w:after="0" w:before="0" w:line="240" w:lineRule="auto"/>
       </w:pPr>
       <w:rPr>
+        <w:rFonts w:eastAsia="黑体"/>
         <w:color w:val="auto"/>
       </w:rPr>
       <w:tblPr/>
@@ -7844,6 +8305,7 @@
     </w:tblStylePr>
     <w:tblStylePr w:type="firstCol">
       <w:rPr>
+        <w:rFonts w:eastAsia="黑体"/>
         <w:b/>
         <w:bCs/>
         <w:color w:themeColor="background1" w:val="FFFFFF"/>
@@ -7863,6 +8325,7 @@
     </w:tblStylePr>
     <w:tblStylePr w:type="lastCol">
       <w:rPr>
+        <w:rFonts w:eastAsia="黑体"/>
         <w:b/>
         <w:bCs/>
         <w:color w:themeColor="background1" w:val="FFFFFF"/>
@@ -7911,6 +8374,7 @@
     </w:tblStylePr>
     <w:tblStylePr w:type="nwCell">
       <w:rPr>
+        <w:rFonts w:eastAsia="黑体"/>
         <w:color w:themeColor="background1" w:val="FFFFFF"/>
       </w:rPr>
       <w:tblPr/>
@@ -7954,6 +8418,7 @@
         <w:spacing w:after="0" w:before="0" w:line="240" w:lineRule="auto"/>
       </w:pPr>
       <w:rPr>
+        <w:rFonts w:eastAsia="黑体"/>
         <w:b/>
         <w:bCs/>
         <w:color w:themeColor="background1" w:val="FFFFFF"/>
@@ -7976,6 +8441,7 @@
         <w:spacing w:after="0" w:before="0" w:line="240" w:lineRule="auto"/>
       </w:pPr>
       <w:rPr>
+        <w:rFonts w:eastAsia="黑体"/>
         <w:color w:val="auto"/>
       </w:rPr>
       <w:tblPr/>
@@ -7993,6 +8459,7 @@
     </w:tblStylePr>
     <w:tblStylePr w:type="firstCol">
       <w:rPr>
+        <w:rFonts w:eastAsia="黑体"/>
         <w:b/>
         <w:bCs/>
         <w:color w:themeColor="background1" w:val="FFFFFF"/>
@@ -8012,6 +8479,7 @@
     </w:tblStylePr>
     <w:tblStylePr w:type="lastCol">
       <w:rPr>
+        <w:rFonts w:eastAsia="黑体"/>
         <w:b/>
         <w:bCs/>
         <w:color w:themeColor="background1" w:val="FFFFFF"/>
@@ -8060,6 +8528,7 @@
     </w:tblStylePr>
     <w:tblStylePr w:type="nwCell">
       <w:rPr>
+        <w:rFonts w:eastAsia="黑体"/>
         <w:color w:themeColor="background1" w:val="FFFFFF"/>
       </w:rPr>
       <w:tblPr/>
@@ -8103,6 +8572,7 @@
         <w:spacing w:after="0" w:before="0" w:line="240" w:lineRule="auto"/>
       </w:pPr>
       <w:rPr>
+        <w:rFonts w:eastAsia="黑体"/>
         <w:b/>
         <w:bCs/>
         <w:color w:themeColor="background1" w:val="FFFFFF"/>
@@ -8125,6 +8595,7 @@
         <w:spacing w:after="0" w:before="0" w:line="240" w:lineRule="auto"/>
       </w:pPr>
       <w:rPr>
+        <w:rFonts w:eastAsia="黑体"/>
         <w:color w:val="auto"/>
       </w:rPr>
       <w:tblPr/>
@@ -8142,6 +8613,7 @@
     </w:tblStylePr>
     <w:tblStylePr w:type="firstCol">
       <w:rPr>
+        <w:rFonts w:eastAsia="黑体"/>
         <w:b/>
         <w:bCs/>
         <w:color w:themeColor="background1" w:val="FFFFFF"/>
@@ -8161,6 +8633,7 @@
     </w:tblStylePr>
     <w:tblStylePr w:type="lastCol">
       <w:rPr>
+        <w:rFonts w:eastAsia="黑体"/>
         <w:b/>
         <w:bCs/>
         <w:color w:themeColor="background1" w:val="FFFFFF"/>
@@ -8209,6 +8682,7 @@
     </w:tblStylePr>
     <w:tblStylePr w:type="nwCell">
       <w:rPr>
+        <w:rFonts w:eastAsia="黑体"/>
         <w:color w:themeColor="background1" w:val="FFFFFF"/>
       </w:rPr>
       <w:tblPr/>
@@ -8252,6 +8726,7 @@
         <w:spacing w:after="0" w:before="0" w:line="240" w:lineRule="auto"/>
       </w:pPr>
       <w:rPr>
+        <w:rFonts w:eastAsia="黑体"/>
         <w:b/>
         <w:bCs/>
         <w:color w:themeColor="background1" w:val="FFFFFF"/>
@@ -8274,6 +8749,7 @@
         <w:spacing w:after="0" w:before="0" w:line="240" w:lineRule="auto"/>
       </w:pPr>
       <w:rPr>
+        <w:rFonts w:eastAsia="黑体"/>
         <w:color w:val="auto"/>
       </w:rPr>
       <w:tblPr/>
@@ -8291,6 +8767,7 @@
     </w:tblStylePr>
     <w:tblStylePr w:type="firstCol">
       <w:rPr>
+        <w:rFonts w:eastAsia="黑体"/>
         <w:b/>
         <w:bCs/>
         <w:color w:themeColor="background1" w:val="FFFFFF"/>
@@ -8310,6 +8787,7 @@
     </w:tblStylePr>
     <w:tblStylePr w:type="lastCol">
       <w:rPr>
+        <w:rFonts w:eastAsia="黑体"/>
         <w:b/>
         <w:bCs/>
         <w:color w:themeColor="background1" w:val="FFFFFF"/>
@@ -8358,6 +8836,7 @@
     </w:tblStylePr>
     <w:tblStylePr w:type="nwCell">
       <w:rPr>
+        <w:rFonts w:eastAsia="黑体"/>
         <w:color w:themeColor="background1" w:val="FFFFFF"/>
       </w:rPr>
       <w:tblPr/>
@@ -8401,6 +8880,7 @@
         <w:spacing w:after="0" w:before="0" w:line="240" w:lineRule="auto"/>
       </w:pPr>
       <w:rPr>
+        <w:rFonts w:eastAsia="黑体"/>
         <w:b/>
         <w:bCs/>
         <w:color w:themeColor="background1" w:val="FFFFFF"/>
@@ -8423,6 +8903,7 @@
         <w:spacing w:after="0" w:before="0" w:line="240" w:lineRule="auto"/>
       </w:pPr>
       <w:rPr>
+        <w:rFonts w:eastAsia="黑体"/>
         <w:color w:val="auto"/>
       </w:rPr>
       <w:tblPr/>
@@ -8440,6 +8921,7 @@
     </w:tblStylePr>
     <w:tblStylePr w:type="firstCol">
       <w:rPr>
+        <w:rFonts w:eastAsia="黑体"/>
         <w:b/>
         <w:bCs/>
         <w:color w:themeColor="background1" w:val="FFFFFF"/>
@@ -8459,6 +8941,7 @@
     </w:tblStylePr>
     <w:tblStylePr w:type="lastCol">
       <w:rPr>
+        <w:rFonts w:eastAsia="黑体"/>
         <w:b/>
         <w:bCs/>
         <w:color w:themeColor="background1" w:val="FFFFFF"/>
@@ -8507,6 +8990,7 @@
     </w:tblStylePr>
     <w:tblStylePr w:type="nwCell">
       <w:rPr>
+        <w:rFonts w:eastAsia="黑体"/>
         <w:color w:themeColor="background1" w:val="FFFFFF"/>
       </w:rPr>
       <w:tblPr/>
@@ -8531,6 +9015,7 @@
       <w:spacing w:after="0" w:line="240" w:lineRule="auto"/>
     </w:pPr>
     <w:rPr>
+      <w:rFonts w:eastAsia="黑体"/>
       <w:color w:themeColor="text1" w:val="000000"/>
     </w:rPr>
     <w:tblPr>
@@ -8550,7 +9035,7 @@
     </w:tblPr>
     <w:tblStylePr w:type="firstRow">
       <w:rPr>
-        <w:rFonts w:asciiTheme="majorHAnsi" w:cstheme="majorBidi" w:eastAsiaTheme="majorEastAsia" w:hAnsiTheme="majorHAnsi"/>
+        <w:rFonts w:asciiTheme="majorHAnsi" w:cstheme="majorBidi" w:hAnsiTheme="majorHAnsi" w:eastAsia="黑体"/>
       </w:rPr>
       <w:tblPr/>
       <w:tcPr>
@@ -8562,6 +9047,7 @@
     </w:tblStylePr>
     <w:tblStylePr w:type="lastRow">
       <w:rPr>
+        <w:rFonts w:eastAsia="黑体"/>
         <w:b/>
         <w:bCs/>
         <w:color w:themeColor="text2" w:val="1F497D"/>
@@ -8576,12 +9062,14 @@
     </w:tblStylePr>
     <w:tblStylePr w:type="firstCol">
       <w:rPr>
+        <w:rFonts w:eastAsia="黑体"/>
         <w:b/>
         <w:bCs/>
       </w:rPr>
     </w:tblStylePr>
     <w:tblStylePr w:type="lastCol">
       <w:rPr>
+        <w:rFonts w:eastAsia="黑体"/>
         <w:b/>
         <w:bCs/>
       </w:rPr>
@@ -8615,6 +9103,7 @@
       <w:spacing w:after="0" w:line="240" w:lineRule="auto"/>
     </w:pPr>
     <w:rPr>
+      <w:rFonts w:eastAsia="黑体"/>
       <w:color w:themeColor="text1" w:val="000000"/>
     </w:rPr>
     <w:tblPr>
@@ -8634,7 +9123,7 @@
     </w:tblPr>
     <w:tblStylePr w:type="firstRow">
       <w:rPr>
-        <w:rFonts w:asciiTheme="majorHAnsi" w:cstheme="majorBidi" w:eastAsiaTheme="majorEastAsia" w:hAnsiTheme="majorHAnsi"/>
+        <w:rFonts w:asciiTheme="majorHAnsi" w:cstheme="majorBidi" w:hAnsiTheme="majorHAnsi" w:eastAsia="黑体"/>
       </w:rPr>
       <w:tblPr/>
       <w:tcPr>
@@ -8646,6 +9135,7 @@
     </w:tblStylePr>
     <w:tblStylePr w:type="lastRow">
       <w:rPr>
+        <w:rFonts w:eastAsia="黑体"/>
         <w:b/>
         <w:bCs/>
         <w:color w:themeColor="text2" w:val="1F497D"/>
@@ -8660,12 +9150,14 @@
     </w:tblStylePr>
     <w:tblStylePr w:type="firstCol">
       <w:rPr>
+        <w:rFonts w:eastAsia="黑体"/>
         <w:b/>
         <w:bCs/>
       </w:rPr>
     </w:tblStylePr>
     <w:tblStylePr w:type="lastCol">
       <w:rPr>
+        <w:rFonts w:eastAsia="黑体"/>
         <w:b/>
         <w:bCs/>
       </w:rPr>
@@ -8699,6 +9191,7 @@
       <w:spacing w:after="0" w:line="240" w:lineRule="auto"/>
     </w:pPr>
     <w:rPr>
+      <w:rFonts w:eastAsia="黑体"/>
       <w:color w:themeColor="text1" w:val="000000"/>
     </w:rPr>
     <w:tblPr>
@@ -8718,7 +9211,7 @@
     </w:tblPr>
     <w:tblStylePr w:type="firstRow">
       <w:rPr>
-        <w:rFonts w:asciiTheme="majorHAnsi" w:cstheme="majorBidi" w:eastAsiaTheme="majorEastAsia" w:hAnsiTheme="majorHAnsi"/>
+        <w:rFonts w:asciiTheme="majorHAnsi" w:cstheme="majorBidi" w:hAnsiTheme="majorHAnsi" w:eastAsia="黑体"/>
       </w:rPr>
       <w:tblPr/>
       <w:tcPr>
@@ -8730,6 +9223,7 @@
     </w:tblStylePr>
     <w:tblStylePr w:type="lastRow">
       <w:rPr>
+        <w:rFonts w:eastAsia="黑体"/>
         <w:b/>
         <w:bCs/>
         <w:color w:themeColor="text2" w:val="1F497D"/>
@@ -8744,12 +9238,14 @@
     </w:tblStylePr>
     <w:tblStylePr w:type="firstCol">
       <w:rPr>
+        <w:rFonts w:eastAsia="黑体"/>
         <w:b/>
         <w:bCs/>
       </w:rPr>
     </w:tblStylePr>
     <w:tblStylePr w:type="lastCol">
       <w:rPr>
+        <w:rFonts w:eastAsia="黑体"/>
         <w:b/>
         <w:bCs/>
       </w:rPr>
@@ -8783,6 +9279,7 @@
       <w:spacing w:after="0" w:line="240" w:lineRule="auto"/>
     </w:pPr>
     <w:rPr>
+      <w:rFonts w:eastAsia="黑体"/>
       <w:color w:themeColor="text1" w:val="000000"/>
     </w:rPr>
     <w:tblPr>
@@ -8802,7 +9299,7 @@
     </w:tblPr>
     <w:tblStylePr w:type="firstRow">
       <w:rPr>
-        <w:rFonts w:asciiTheme="majorHAnsi" w:cstheme="majorBidi" w:eastAsiaTheme="majorEastAsia" w:hAnsiTheme="majorHAnsi"/>
+        <w:rFonts w:asciiTheme="majorHAnsi" w:cstheme="majorBidi" w:hAnsiTheme="majorHAnsi" w:eastAsia="黑体"/>
       </w:rPr>
       <w:tblPr/>
       <w:tcPr>
@@ -8814,6 +9311,7 @@
     </w:tblStylePr>
     <w:tblStylePr w:type="lastRow">
       <w:rPr>
+        <w:rFonts w:eastAsia="黑体"/>
         <w:b/>
         <w:bCs/>
         <w:color w:themeColor="text2" w:val="1F497D"/>
@@ -8828,12 +9326,14 @@
     </w:tblStylePr>
     <w:tblStylePr w:type="firstCol">
       <w:rPr>
+        <w:rFonts w:eastAsia="黑体"/>
         <w:b/>
         <w:bCs/>
       </w:rPr>
     </w:tblStylePr>
     <w:tblStylePr w:type="lastCol">
       <w:rPr>
+        <w:rFonts w:eastAsia="黑体"/>
         <w:b/>
         <w:bCs/>
       </w:rPr>
@@ -8867,6 +9367,7 @@
       <w:spacing w:after="0" w:line="240" w:lineRule="auto"/>
     </w:pPr>
     <w:rPr>
+      <w:rFonts w:eastAsia="黑体"/>
       <w:color w:themeColor="text1" w:val="000000"/>
     </w:rPr>
     <w:tblPr>
@@ -8886,7 +9387,7 @@
     </w:tblPr>
     <w:tblStylePr w:type="firstRow">
       <w:rPr>
-        <w:rFonts w:asciiTheme="majorHAnsi" w:cstheme="majorBidi" w:eastAsiaTheme="majorEastAsia" w:hAnsiTheme="majorHAnsi"/>
+        <w:rFonts w:asciiTheme="majorHAnsi" w:cstheme="majorBidi" w:hAnsiTheme="majorHAnsi" w:eastAsia="黑体"/>
       </w:rPr>
       <w:tblPr/>
       <w:tcPr>
@@ -8898,6 +9399,7 @@
     </w:tblStylePr>
     <w:tblStylePr w:type="lastRow">
       <w:rPr>
+        <w:rFonts w:eastAsia="黑体"/>
         <w:b/>
         <w:bCs/>
         <w:color w:themeColor="text2" w:val="1F497D"/>
@@ -8912,12 +9414,14 @@
     </w:tblStylePr>
     <w:tblStylePr w:type="firstCol">
       <w:rPr>
+        <w:rFonts w:eastAsia="黑体"/>
         <w:b/>
         <w:bCs/>
       </w:rPr>
     </w:tblStylePr>
     <w:tblStylePr w:type="lastCol">
       <w:rPr>
+        <w:rFonts w:eastAsia="黑体"/>
         <w:b/>
         <w:bCs/>
       </w:rPr>
@@ -8951,6 +9455,7 @@
       <w:spacing w:after="0" w:line="240" w:lineRule="auto"/>
     </w:pPr>
     <w:rPr>
+      <w:rFonts w:eastAsia="黑体"/>
       <w:color w:themeColor="text1" w:val="000000"/>
     </w:rPr>
     <w:tblPr>
@@ -8970,7 +9475,7 @@
     </w:tblPr>
     <w:tblStylePr w:type="firstRow">
       <w:rPr>
-        <w:rFonts w:asciiTheme="majorHAnsi" w:cstheme="majorBidi" w:eastAsiaTheme="majorEastAsia" w:hAnsiTheme="majorHAnsi"/>
+        <w:rFonts w:asciiTheme="majorHAnsi" w:cstheme="majorBidi" w:hAnsiTheme="majorHAnsi" w:eastAsia="黑体"/>
       </w:rPr>
       <w:tblPr/>
       <w:tcPr>
@@ -8982,6 +9487,7 @@
     </w:tblStylePr>
     <w:tblStylePr w:type="lastRow">
       <w:rPr>
+        <w:rFonts w:eastAsia="黑体"/>
         <w:b/>
         <w:bCs/>
         <w:color w:themeColor="text2" w:val="1F497D"/>
@@ -8996,12 +9502,14 @@
     </w:tblStylePr>
     <w:tblStylePr w:type="firstCol">
       <w:rPr>
+        <w:rFonts w:eastAsia="黑体"/>
         <w:b/>
         <w:bCs/>
       </w:rPr>
     </w:tblStylePr>
     <w:tblStylePr w:type="lastCol">
       <w:rPr>
+        <w:rFonts w:eastAsia="黑体"/>
         <w:b/>
         <w:bCs/>
       </w:rPr>
@@ -9035,6 +9543,7 @@
       <w:spacing w:after="0" w:line="240" w:lineRule="auto"/>
     </w:pPr>
     <w:rPr>
+      <w:rFonts w:eastAsia="黑体"/>
       <w:color w:themeColor="text1" w:val="000000"/>
     </w:rPr>
     <w:tblPr>
@@ -9054,7 +9563,7 @@
     </w:tblPr>
     <w:tblStylePr w:type="firstRow">
       <w:rPr>
-        <w:rFonts w:asciiTheme="majorHAnsi" w:cstheme="majorBidi" w:eastAsiaTheme="majorEastAsia" w:hAnsiTheme="majorHAnsi"/>
+        <w:rFonts w:asciiTheme="majorHAnsi" w:cstheme="majorBidi" w:hAnsiTheme="majorHAnsi" w:eastAsia="黑体"/>
       </w:rPr>
       <w:tblPr/>
       <w:tcPr>
@@ -9066,6 +9575,7 @@
     </w:tblStylePr>
     <w:tblStylePr w:type="lastRow">
       <w:rPr>
+        <w:rFonts w:eastAsia="黑体"/>
         <w:b/>
         <w:bCs/>
         <w:color w:themeColor="text2" w:val="1F497D"/>
@@ -9080,12 +9590,14 @@
     </w:tblStylePr>
     <w:tblStylePr w:type="firstCol">
       <w:rPr>
+        <w:rFonts w:eastAsia="黑体"/>
         <w:b/>
         <w:bCs/>
       </w:rPr>
     </w:tblStylePr>
     <w:tblStylePr w:type="lastCol">
       <w:rPr>
+        <w:rFonts w:eastAsia="黑体"/>
         <w:b/>
         <w:bCs/>
       </w:rPr>
@@ -9119,7 +9631,7 @@
       <w:spacing w:after="0" w:line="240" w:lineRule="auto"/>
     </w:pPr>
     <w:rPr>
-      <w:rFonts w:asciiTheme="majorHAnsi" w:cstheme="majorBidi" w:eastAsiaTheme="majorEastAsia" w:hAnsiTheme="majorHAnsi"/>
+      <w:rFonts w:asciiTheme="majorHAnsi" w:cstheme="majorBidi" w:hAnsiTheme="majorHAnsi" w:eastAsia="黑体"/>
       <w:color w:themeColor="text1" w:val="000000"/>
     </w:rPr>
     <w:tblPr>
@@ -9141,6 +9653,7 @@
     </w:tblPr>
     <w:tblStylePr w:type="firstRow">
       <w:rPr>
+        <w:rFonts w:eastAsia="黑体"/>
         <w:sz w:val="24"/>
         <w:szCs w:val="24"/>
       </w:rPr>
@@ -9247,7 +9760,7 @@
       <w:spacing w:after="0" w:line="240" w:lineRule="auto"/>
     </w:pPr>
     <w:rPr>
-      <w:rFonts w:asciiTheme="majorHAnsi" w:cstheme="majorBidi" w:eastAsiaTheme="majorEastAsia" w:hAnsiTheme="majorHAnsi"/>
+      <w:rFonts w:asciiTheme="majorHAnsi" w:cstheme="majorBidi" w:hAnsiTheme="majorHAnsi" w:eastAsia="黑体"/>
       <w:color w:themeColor="text1" w:val="000000"/>
     </w:rPr>
     <w:tblPr>
@@ -9269,6 +9782,7 @@
     </w:tblPr>
     <w:tblStylePr w:type="firstRow">
       <w:rPr>
+        <w:rFonts w:eastAsia="黑体"/>
         <w:sz w:val="24"/>
         <w:szCs w:val="24"/>
       </w:rPr>
@@ -9375,7 +9889,7 @@
       <w:spacing w:after="0" w:line="240" w:lineRule="auto"/>
     </w:pPr>
     <w:rPr>
-      <w:rFonts w:asciiTheme="majorHAnsi" w:cstheme="majorBidi" w:eastAsiaTheme="majorEastAsia" w:hAnsiTheme="majorHAnsi"/>
+      <w:rFonts w:asciiTheme="majorHAnsi" w:cstheme="majorBidi" w:hAnsiTheme="majorHAnsi" w:eastAsia="黑体"/>
       <w:color w:themeColor="text1" w:val="000000"/>
     </w:rPr>
     <w:tblPr>
@@ -9397,6 +9911,7 @@
     </w:tblPr>
     <w:tblStylePr w:type="firstRow">
       <w:rPr>
+        <w:rFonts w:eastAsia="黑体"/>
         <w:sz w:val="24"/>
         <w:szCs w:val="24"/>
       </w:rPr>
@@ -9503,7 +10018,7 @@
       <w:spacing w:after="0" w:line="240" w:lineRule="auto"/>
     </w:pPr>
     <w:rPr>
-      <w:rFonts w:asciiTheme="majorHAnsi" w:cstheme="majorBidi" w:eastAsiaTheme="majorEastAsia" w:hAnsiTheme="majorHAnsi"/>
+      <w:rFonts w:asciiTheme="majorHAnsi" w:cstheme="majorBidi" w:hAnsiTheme="majorHAnsi" w:eastAsia="黑体"/>
       <w:color w:themeColor="text1" w:val="000000"/>
     </w:rPr>
     <w:tblPr>
@@ -9525,6 +10040,7 @@
     </w:tblPr>
     <w:tblStylePr w:type="firstRow">
       <w:rPr>
+        <w:rFonts w:eastAsia="黑体"/>
         <w:sz w:val="24"/>
         <w:szCs w:val="24"/>
       </w:rPr>
@@ -9631,7 +10147,7 @@
       <w:spacing w:after="0" w:line="240" w:lineRule="auto"/>
     </w:pPr>
     <w:rPr>
-      <w:rFonts w:asciiTheme="majorHAnsi" w:cstheme="majorBidi" w:eastAsiaTheme="majorEastAsia" w:hAnsiTheme="majorHAnsi"/>
+      <w:rFonts w:asciiTheme="majorHAnsi" w:cstheme="majorBidi" w:hAnsiTheme="majorHAnsi" w:eastAsia="黑体"/>
       <w:color w:themeColor="text1" w:val="000000"/>
     </w:rPr>
     <w:tblPr>
@@ -9653,6 +10169,7 @@
     </w:tblPr>
     <w:tblStylePr w:type="firstRow">
       <w:rPr>
+        <w:rFonts w:eastAsia="黑体"/>
         <w:sz w:val="24"/>
         <w:szCs w:val="24"/>
       </w:rPr>
@@ -9759,7 +10276,7 @@
       <w:spacing w:after="0" w:line="240" w:lineRule="auto"/>
     </w:pPr>
     <w:rPr>
-      <w:rFonts w:asciiTheme="majorHAnsi" w:cstheme="majorBidi" w:eastAsiaTheme="majorEastAsia" w:hAnsiTheme="majorHAnsi"/>
+      <w:rFonts w:asciiTheme="majorHAnsi" w:cstheme="majorBidi" w:hAnsiTheme="majorHAnsi" w:eastAsia="黑体"/>
       <w:color w:themeColor="text1" w:val="000000"/>
     </w:rPr>
     <w:tblPr>
@@ -9781,6 +10298,7 @@
     </w:tblPr>
     <w:tblStylePr w:type="firstRow">
       <w:rPr>
+        <w:rFonts w:eastAsia="黑体"/>
         <w:sz w:val="24"/>
         <w:szCs w:val="24"/>
       </w:rPr>
@@ -9887,7 +10405,7 @@
       <w:spacing w:after="0" w:line="240" w:lineRule="auto"/>
     </w:pPr>
     <w:rPr>
-      <w:rFonts w:asciiTheme="majorHAnsi" w:cstheme="majorBidi" w:eastAsiaTheme="majorEastAsia" w:hAnsiTheme="majorHAnsi"/>
+      <w:rFonts w:asciiTheme="majorHAnsi" w:cstheme="majorBidi" w:hAnsiTheme="majorHAnsi" w:eastAsia="黑体"/>
       <w:color w:themeColor="text1" w:val="000000"/>
     </w:rPr>
     <w:tblPr>
@@ -9909,6 +10427,7 @@
     </w:tblPr>
     <w:tblStylePr w:type="firstRow">
       <w:rPr>
+        <w:rFonts w:eastAsia="黑体"/>
         <w:sz w:val="24"/>
         <w:szCs w:val="24"/>
       </w:rPr>
@@ -10038,12 +10557,14 @@
     </w:tcPr>
     <w:tblStylePr w:type="firstRow">
       <w:rPr>
+        <w:rFonts w:eastAsia="黑体"/>
         <w:b/>
         <w:bCs/>
       </w:rPr>
     </w:tblStylePr>
     <w:tblStylePr w:type="lastRow">
       <w:rPr>
+        <w:rFonts w:eastAsia="黑体"/>
         <w:b/>
         <w:bCs/>
       </w:rPr>
@@ -10056,12 +10577,14 @@
     </w:tblStylePr>
     <w:tblStylePr w:type="firstCol">
       <w:rPr>
+        <w:rFonts w:eastAsia="黑体"/>
         <w:b/>
         <w:bCs/>
       </w:rPr>
     </w:tblStylePr>
     <w:tblStylePr w:type="lastCol">
       <w:rPr>
+        <w:rFonts w:eastAsia="黑体"/>
         <w:b/>
         <w:bCs/>
       </w:rPr>
@@ -10111,12 +10634,14 @@
     </w:tcPr>
     <w:tblStylePr w:type="firstRow">
       <w:rPr>
+        <w:rFonts w:eastAsia="黑体"/>
         <w:b/>
         <w:bCs/>
       </w:rPr>
     </w:tblStylePr>
     <w:tblStylePr w:type="lastRow">
       <w:rPr>
+        <w:rFonts w:eastAsia="黑体"/>
         <w:b/>
         <w:bCs/>
       </w:rPr>
@@ -10129,12 +10654,14 @@
     </w:tblStylePr>
     <w:tblStylePr w:type="firstCol">
       <w:rPr>
+        <w:rFonts w:eastAsia="黑体"/>
         <w:b/>
         <w:bCs/>
       </w:rPr>
     </w:tblStylePr>
     <w:tblStylePr w:type="lastCol">
       <w:rPr>
+        <w:rFonts w:eastAsia="黑体"/>
         <w:b/>
         <w:bCs/>
       </w:rPr>
@@ -10184,12 +10711,14 @@
     </w:tcPr>
     <w:tblStylePr w:type="firstRow">
       <w:rPr>
+        <w:rFonts w:eastAsia="黑体"/>
         <w:b/>
         <w:bCs/>
       </w:rPr>
     </w:tblStylePr>
     <w:tblStylePr w:type="lastRow">
       <w:rPr>
+        <w:rFonts w:eastAsia="黑体"/>
         <w:b/>
         <w:bCs/>
       </w:rPr>
@@ -10202,12 +10731,14 @@
     </w:tblStylePr>
     <w:tblStylePr w:type="firstCol">
       <w:rPr>
+        <w:rFonts w:eastAsia="黑体"/>
         <w:b/>
         <w:bCs/>
       </w:rPr>
     </w:tblStylePr>
     <w:tblStylePr w:type="lastCol">
       <w:rPr>
+        <w:rFonts w:eastAsia="黑体"/>
         <w:b/>
         <w:bCs/>
       </w:rPr>
@@ -10257,12 +10788,14 @@
     </w:tcPr>
     <w:tblStylePr w:type="firstRow">
       <w:rPr>
+        <w:rFonts w:eastAsia="黑体"/>
         <w:b/>
         <w:bCs/>
       </w:rPr>
     </w:tblStylePr>
     <w:tblStylePr w:type="lastRow">
       <w:rPr>
+        <w:rFonts w:eastAsia="黑体"/>
         <w:b/>
         <w:bCs/>
       </w:rPr>
@@ -10275,12 +10808,14 @@
     </w:tblStylePr>
     <w:tblStylePr w:type="firstCol">
       <w:rPr>
+        <w:rFonts w:eastAsia="黑体"/>
         <w:b/>
         <w:bCs/>
       </w:rPr>
     </w:tblStylePr>
     <w:tblStylePr w:type="lastCol">
       <w:rPr>
+        <w:rFonts w:eastAsia="黑体"/>
         <w:b/>
         <w:bCs/>
       </w:rPr>
@@ -10330,12 +10865,14 @@
     </w:tcPr>
     <w:tblStylePr w:type="firstRow">
       <w:rPr>
+        <w:rFonts w:eastAsia="黑体"/>
         <w:b/>
         <w:bCs/>
       </w:rPr>
     </w:tblStylePr>
     <w:tblStylePr w:type="lastRow">
       <w:rPr>
+        <w:rFonts w:eastAsia="黑体"/>
         <w:b/>
         <w:bCs/>
       </w:rPr>
@@ -10348,12 +10885,14 @@
     </w:tblStylePr>
     <w:tblStylePr w:type="firstCol">
       <w:rPr>
+        <w:rFonts w:eastAsia="黑体"/>
         <w:b/>
         <w:bCs/>
       </w:rPr>
     </w:tblStylePr>
     <w:tblStylePr w:type="lastCol">
       <w:rPr>
+        <w:rFonts w:eastAsia="黑体"/>
         <w:b/>
         <w:bCs/>
       </w:rPr>
@@ -10403,12 +10942,14 @@
     </w:tcPr>
     <w:tblStylePr w:type="firstRow">
       <w:rPr>
+        <w:rFonts w:eastAsia="黑体"/>
         <w:b/>
         <w:bCs/>
       </w:rPr>
     </w:tblStylePr>
     <w:tblStylePr w:type="lastRow">
       <w:rPr>
+        <w:rFonts w:eastAsia="黑体"/>
         <w:b/>
         <w:bCs/>
       </w:rPr>
@@ -10421,12 +10962,14 @@
     </w:tblStylePr>
     <w:tblStylePr w:type="firstCol">
       <w:rPr>
+        <w:rFonts w:eastAsia="黑体"/>
         <w:b/>
         <w:bCs/>
       </w:rPr>
     </w:tblStylePr>
     <w:tblStylePr w:type="lastCol">
       <w:rPr>
+        <w:rFonts w:eastAsia="黑体"/>
         <w:b/>
         <w:bCs/>
       </w:rPr>
@@ -10476,12 +11019,14 @@
     </w:tcPr>
     <w:tblStylePr w:type="firstRow">
       <w:rPr>
+        <w:rFonts w:eastAsia="黑体"/>
         <w:b/>
         <w:bCs/>
       </w:rPr>
     </w:tblStylePr>
     <w:tblStylePr w:type="lastRow">
       <w:rPr>
+        <w:rFonts w:eastAsia="黑体"/>
         <w:b/>
         <w:bCs/>
       </w:rPr>
@@ -10494,12 +11039,14 @@
     </w:tblStylePr>
     <w:tblStylePr w:type="firstCol">
       <w:rPr>
+        <w:rFonts w:eastAsia="黑体"/>
         <w:b/>
         <w:bCs/>
       </w:rPr>
     </w:tblStylePr>
     <w:tblStylePr w:type="lastCol">
       <w:rPr>
+        <w:rFonts w:eastAsia="黑体"/>
         <w:b/>
         <w:bCs/>
       </w:rPr>
@@ -10526,7 +11073,7 @@
       <w:spacing w:after="0" w:line="240" w:lineRule="auto"/>
     </w:pPr>
     <w:rPr>
-      <w:rFonts w:asciiTheme="majorHAnsi" w:cstheme="majorBidi" w:eastAsiaTheme="majorEastAsia" w:hAnsiTheme="majorHAnsi"/>
+      <w:rFonts w:asciiTheme="majorHAnsi" w:cstheme="majorBidi" w:hAnsiTheme="majorHAnsi" w:eastAsia="黑体"/>
       <w:color w:themeColor="text1" w:val="000000"/>
     </w:rPr>
     <w:tblPr>
@@ -10553,6 +11100,7 @@
     </w:tcPr>
     <w:tblStylePr w:type="firstRow">
       <w:rPr>
+        <w:rFonts w:eastAsia="黑体"/>
         <w:b/>
         <w:bCs/>
         <w:color w:themeColor="text1" w:val="000000"/>
@@ -10564,6 +11112,7 @@
     </w:tblStylePr>
     <w:tblStylePr w:type="lastRow">
       <w:rPr>
+        <w:rFonts w:eastAsia="黑体"/>
         <w:b/>
         <w:bCs/>
         <w:color w:themeColor="text1" w:val="000000"/>
@@ -10583,6 +11132,7 @@
     </w:tblStylePr>
     <w:tblStylePr w:type="firstCol">
       <w:rPr>
+        <w:rFonts w:eastAsia="黑体"/>
         <w:b/>
         <w:bCs/>
         <w:color w:themeColor="text1" w:val="000000"/>
@@ -10602,6 +11152,7 @@
     </w:tblStylePr>
     <w:tblStylePr w:type="lastCol">
       <w:rPr>
+        <w:rFonts w:eastAsia="黑体"/>
         <w:b w:val="0"/>
         <w:bCs w:val="0"/>
         <w:color w:themeColor="text1" w:val="000000"/>
@@ -10651,7 +11202,7 @@
       <w:spacing w:after="0" w:line="240" w:lineRule="auto"/>
     </w:pPr>
     <w:rPr>
-      <w:rFonts w:asciiTheme="majorHAnsi" w:cstheme="majorBidi" w:eastAsiaTheme="majorEastAsia" w:hAnsiTheme="majorHAnsi"/>
+      <w:rFonts w:asciiTheme="majorHAnsi" w:cstheme="majorBidi" w:hAnsiTheme="majorHAnsi" w:eastAsia="黑体"/>
       <w:color w:themeColor="text1" w:val="000000"/>
     </w:rPr>
     <w:tblPr>
@@ -10678,6 +11229,7 @@
     </w:tcPr>
     <w:tblStylePr w:type="firstRow">
       <w:rPr>
+        <w:rFonts w:eastAsia="黑体"/>
         <w:b/>
         <w:bCs/>
         <w:color w:themeColor="text1" w:val="000000"/>
@@ -10689,6 +11241,7 @@
     </w:tblStylePr>
     <w:tblStylePr w:type="lastRow">
       <w:rPr>
+        <w:rFonts w:eastAsia="黑体"/>
         <w:b/>
         <w:bCs/>
         <w:color w:themeColor="text1" w:val="000000"/>
@@ -10708,6 +11261,7 @@
     </w:tblStylePr>
     <w:tblStylePr w:type="firstCol">
       <w:rPr>
+        <w:rFonts w:eastAsia="黑体"/>
         <w:b/>
         <w:bCs/>
         <w:color w:themeColor="text1" w:val="000000"/>
@@ -10727,6 +11281,7 @@
     </w:tblStylePr>
     <w:tblStylePr w:type="lastCol">
       <w:rPr>
+        <w:rFonts w:eastAsia="黑体"/>
         <w:b w:val="0"/>
         <w:bCs w:val="0"/>
         <w:color w:themeColor="text1" w:val="000000"/>
@@ -10776,7 +11331,7 @@
       <w:spacing w:after="0" w:line="240" w:lineRule="auto"/>
     </w:pPr>
     <w:rPr>
-      <w:rFonts w:asciiTheme="majorHAnsi" w:cstheme="majorBidi" w:eastAsiaTheme="majorEastAsia" w:hAnsiTheme="majorHAnsi"/>
+      <w:rFonts w:asciiTheme="majorHAnsi" w:cstheme="majorBidi" w:hAnsiTheme="majorHAnsi" w:eastAsia="黑体"/>
       <w:color w:themeColor="text1" w:val="000000"/>
     </w:rPr>
     <w:tblPr>
@@ -10803,6 +11358,7 @@
     </w:tcPr>
     <w:tblStylePr w:type="firstRow">
       <w:rPr>
+        <w:rFonts w:eastAsia="黑体"/>
         <w:b/>
         <w:bCs/>
         <w:color w:themeColor="text1" w:val="000000"/>
@@ -10814,6 +11370,7 @@
     </w:tblStylePr>
     <w:tblStylePr w:type="lastRow">
       <w:rPr>
+        <w:rFonts w:eastAsia="黑体"/>
         <w:b/>
         <w:bCs/>
         <w:color w:themeColor="text1" w:val="000000"/>
@@ -10833,6 +11390,7 @@
     </w:tblStylePr>
     <w:tblStylePr w:type="firstCol">
       <w:rPr>
+        <w:rFonts w:eastAsia="黑体"/>
         <w:b/>
         <w:bCs/>
         <w:color w:themeColor="text1" w:val="000000"/>
@@ -10852,6 +11410,7 @@
     </w:tblStylePr>
     <w:tblStylePr w:type="lastCol">
       <w:rPr>
+        <w:rFonts w:eastAsia="黑体"/>
         <w:b w:val="0"/>
         <w:bCs w:val="0"/>
         <w:color w:themeColor="text1" w:val="000000"/>
@@ -10901,7 +11460,7 @@
       <w:spacing w:after="0" w:line="240" w:lineRule="auto"/>
     </w:pPr>
     <w:rPr>
-      <w:rFonts w:asciiTheme="majorHAnsi" w:cstheme="majorBidi" w:eastAsiaTheme="majorEastAsia" w:hAnsiTheme="majorHAnsi"/>
+      <w:rFonts w:asciiTheme="majorHAnsi" w:cstheme="majorBidi" w:hAnsiTheme="majorHAnsi" w:eastAsia="黑体"/>
       <w:color w:themeColor="text1" w:val="000000"/>
     </w:rPr>
     <w:tblPr>
@@ -10928,6 +11487,7 @@
     </w:tcPr>
     <w:tblStylePr w:type="firstRow">
       <w:rPr>
+        <w:rFonts w:eastAsia="黑体"/>
         <w:b/>
         <w:bCs/>
         <w:color w:themeColor="text1" w:val="000000"/>
@@ -10939,6 +11499,7 @@
     </w:tblStylePr>
     <w:tblStylePr w:type="lastRow">
       <w:rPr>
+        <w:rFonts w:eastAsia="黑体"/>
         <w:b/>
         <w:bCs/>
         <w:color w:themeColor="text1" w:val="000000"/>
@@ -10958,6 +11519,7 @@
     </w:tblStylePr>
     <w:tblStylePr w:type="firstCol">
       <w:rPr>
+        <w:rFonts w:eastAsia="黑体"/>
         <w:b/>
         <w:bCs/>
         <w:color w:themeColor="text1" w:val="000000"/>
@@ -10977,6 +11539,7 @@
     </w:tblStylePr>
     <w:tblStylePr w:type="lastCol">
       <w:rPr>
+        <w:rFonts w:eastAsia="黑体"/>
         <w:b w:val="0"/>
         <w:bCs w:val="0"/>
         <w:color w:themeColor="text1" w:val="000000"/>
@@ -11026,7 +11589,7 @@
       <w:spacing w:after="0" w:line="240" w:lineRule="auto"/>
     </w:pPr>
     <w:rPr>
-      <w:rFonts w:asciiTheme="majorHAnsi" w:cstheme="majorBidi" w:eastAsiaTheme="majorEastAsia" w:hAnsiTheme="majorHAnsi"/>
+      <w:rFonts w:asciiTheme="majorHAnsi" w:cstheme="majorBidi" w:hAnsiTheme="majorHAnsi" w:eastAsia="黑体"/>
       <w:color w:themeColor="text1" w:val="000000"/>
     </w:rPr>
     <w:tblPr>
@@ -11053,6 +11616,7 @@
     </w:tcPr>
     <w:tblStylePr w:type="firstRow">
       <w:rPr>
+        <w:rFonts w:eastAsia="黑体"/>
         <w:b/>
         <w:bCs/>
         <w:color w:themeColor="text1" w:val="000000"/>
@@ -11064,6 +11628,7 @@
     </w:tblStylePr>
     <w:tblStylePr w:type="lastRow">
       <w:rPr>
+        <w:rFonts w:eastAsia="黑体"/>
         <w:b/>
         <w:bCs/>
         <w:color w:themeColor="text1" w:val="000000"/>
@@ -11083,6 +11648,7 @@
     </w:tblStylePr>
     <w:tblStylePr w:type="firstCol">
       <w:rPr>
+        <w:rFonts w:eastAsia="黑体"/>
         <w:b/>
         <w:bCs/>
         <w:color w:themeColor="text1" w:val="000000"/>
@@ -11102,6 +11668,7 @@
     </w:tblStylePr>
     <w:tblStylePr w:type="lastCol">
       <w:rPr>
+        <w:rFonts w:eastAsia="黑体"/>
         <w:b w:val="0"/>
         <w:bCs w:val="0"/>
         <w:color w:themeColor="text1" w:val="000000"/>
@@ -11151,7 +11718,7 @@
       <w:spacing w:after="0" w:line="240" w:lineRule="auto"/>
     </w:pPr>
     <w:rPr>
-      <w:rFonts w:asciiTheme="majorHAnsi" w:cstheme="majorBidi" w:eastAsiaTheme="majorEastAsia" w:hAnsiTheme="majorHAnsi"/>
+      <w:rFonts w:asciiTheme="majorHAnsi" w:cstheme="majorBidi" w:hAnsiTheme="majorHAnsi" w:eastAsia="黑体"/>
       <w:color w:themeColor="text1" w:val="000000"/>
     </w:rPr>
     <w:tblPr>
@@ -11178,6 +11745,7 @@
     </w:tcPr>
     <w:tblStylePr w:type="firstRow">
       <w:rPr>
+        <w:rFonts w:eastAsia="黑体"/>
         <w:b/>
         <w:bCs/>
         <w:color w:themeColor="text1" w:val="000000"/>
@@ -11189,6 +11757,7 @@
     </w:tblStylePr>
     <w:tblStylePr w:type="lastRow">
       <w:rPr>
+        <w:rFonts w:eastAsia="黑体"/>
         <w:b/>
         <w:bCs/>
         <w:color w:themeColor="text1" w:val="000000"/>
@@ -11208,6 +11777,7 @@
     </w:tblStylePr>
     <w:tblStylePr w:type="firstCol">
       <w:rPr>
+        <w:rFonts w:eastAsia="黑体"/>
         <w:b/>
         <w:bCs/>
         <w:color w:themeColor="text1" w:val="000000"/>
@@ -11227,6 +11797,7 @@
     </w:tblStylePr>
     <w:tblStylePr w:type="lastCol">
       <w:rPr>
+        <w:rFonts w:eastAsia="黑体"/>
         <w:b w:val="0"/>
         <w:bCs w:val="0"/>
         <w:color w:themeColor="text1" w:val="000000"/>
@@ -11276,7 +11847,7 @@
       <w:spacing w:after="0" w:line="240" w:lineRule="auto"/>
     </w:pPr>
     <w:rPr>
-      <w:rFonts w:asciiTheme="majorHAnsi" w:cstheme="majorBidi" w:eastAsiaTheme="majorEastAsia" w:hAnsiTheme="majorHAnsi"/>
+      <w:rFonts w:asciiTheme="majorHAnsi" w:cstheme="majorBidi" w:hAnsiTheme="majorHAnsi" w:eastAsia="黑体"/>
       <w:color w:themeColor="text1" w:val="000000"/>
     </w:rPr>
     <w:tblPr>
@@ -11303,6 +11874,7 @@
     </w:tcPr>
     <w:tblStylePr w:type="firstRow">
       <w:rPr>
+        <w:rFonts w:eastAsia="黑体"/>
         <w:b/>
         <w:bCs/>
         <w:color w:themeColor="text1" w:val="000000"/>
@@ -11314,6 +11886,7 @@
     </w:tblStylePr>
     <w:tblStylePr w:type="lastRow">
       <w:rPr>
+        <w:rFonts w:eastAsia="黑体"/>
         <w:b/>
         <w:bCs/>
         <w:color w:themeColor="text1" w:val="000000"/>
@@ -11333,6 +11906,7 @@
     </w:tblStylePr>
     <w:tblStylePr w:type="firstCol">
       <w:rPr>
+        <w:rFonts w:eastAsia="黑体"/>
         <w:b/>
         <w:bCs/>
         <w:color w:themeColor="text1" w:val="000000"/>
@@ -11352,6 +11926,7 @@
     </w:tblStylePr>
     <w:tblStylePr w:type="lastCol">
       <w:rPr>
+        <w:rFonts w:eastAsia="黑体"/>
         <w:b w:val="0"/>
         <w:bCs w:val="0"/>
         <w:color w:themeColor="text1" w:val="000000"/>
@@ -11424,6 +11999,7 @@
     </w:tcPr>
     <w:tblStylePr w:type="firstRow">
       <w:rPr>
+        <w:rFonts w:eastAsia="黑体"/>
         <w:b/>
         <w:bCs/>
         <w:i w:val="0"/>
@@ -11445,6 +12021,7 @@
     </w:tblStylePr>
     <w:tblStylePr w:type="lastRow">
       <w:rPr>
+        <w:rFonts w:eastAsia="黑体"/>
         <w:b/>
         <w:bCs/>
         <w:i w:val="0"/>
@@ -11466,6 +12043,7 @@
     </w:tblStylePr>
     <w:tblStylePr w:type="firstCol">
       <w:rPr>
+        <w:rFonts w:eastAsia="黑体"/>
         <w:b/>
         <w:bCs/>
         <w:i w:val="0"/>
@@ -11485,6 +12063,7 @@
     </w:tblStylePr>
     <w:tblStylePr w:type="lastCol">
       <w:rPr>
+        <w:rFonts w:eastAsia="黑体"/>
         <w:b/>
         <w:bCs/>
         <w:i w:val="0"/>
@@ -11565,6 +12144,7 @@
     </w:tcPr>
     <w:tblStylePr w:type="firstRow">
       <w:rPr>
+        <w:rFonts w:eastAsia="黑体"/>
         <w:b/>
         <w:bCs/>
         <w:i w:val="0"/>
@@ -11586,6 +12166,7 @@
     </w:tblStylePr>
     <w:tblStylePr w:type="lastRow">
       <w:rPr>
+        <w:rFonts w:eastAsia="黑体"/>
         <w:b/>
         <w:bCs/>
         <w:i w:val="0"/>
@@ -11607,6 +12188,7 @@
     </w:tblStylePr>
     <w:tblStylePr w:type="firstCol">
       <w:rPr>
+        <w:rFonts w:eastAsia="黑体"/>
         <w:b/>
         <w:bCs/>
         <w:i w:val="0"/>
@@ -11626,6 +12208,7 @@
     </w:tblStylePr>
     <w:tblStylePr w:type="lastCol">
       <w:rPr>
+        <w:rFonts w:eastAsia="黑体"/>
         <w:b/>
         <w:bCs/>
         <w:i w:val="0"/>
@@ -11706,6 +12289,7 @@
     </w:tcPr>
     <w:tblStylePr w:type="firstRow">
       <w:rPr>
+        <w:rFonts w:eastAsia="黑体"/>
         <w:b/>
         <w:bCs/>
         <w:i w:val="0"/>
@@ -11727,6 +12311,7 @@
     </w:tblStylePr>
     <w:tblStylePr w:type="lastRow">
       <w:rPr>
+        <w:rFonts w:eastAsia="黑体"/>
         <w:b/>
         <w:bCs/>
         <w:i w:val="0"/>
@@ -11748,6 +12333,7 @@
     </w:tblStylePr>
     <w:tblStylePr w:type="firstCol">
       <w:rPr>
+        <w:rFonts w:eastAsia="黑体"/>
         <w:b/>
         <w:bCs/>
         <w:i w:val="0"/>
@@ -11767,6 +12353,7 @@
     </w:tblStylePr>
     <w:tblStylePr w:type="lastCol">
       <w:rPr>
+        <w:rFonts w:eastAsia="黑体"/>
         <w:b/>
         <w:bCs/>
         <w:i w:val="0"/>
@@ -11847,6 +12434,7 @@
     </w:tcPr>
     <w:tblStylePr w:type="firstRow">
       <w:rPr>
+        <w:rFonts w:eastAsia="黑体"/>
         <w:b/>
         <w:bCs/>
         <w:i w:val="0"/>
@@ -11868,6 +12456,7 @@
     </w:tblStylePr>
     <w:tblStylePr w:type="lastRow">
       <w:rPr>
+        <w:rFonts w:eastAsia="黑体"/>
         <w:b/>
         <w:bCs/>
         <w:i w:val="0"/>
@@ -11889,6 +12478,7 @@
     </w:tblStylePr>
     <w:tblStylePr w:type="firstCol">
       <w:rPr>
+        <w:rFonts w:eastAsia="黑体"/>
         <w:b/>
         <w:bCs/>
         <w:i w:val="0"/>
@@ -11908,6 +12498,7 @@
     </w:tblStylePr>
     <w:tblStylePr w:type="lastCol">
       <w:rPr>
+        <w:rFonts w:eastAsia="黑体"/>
         <w:b/>
         <w:bCs/>
         <w:i w:val="0"/>
@@ -11988,6 +12579,7 @@
     </w:tcPr>
     <w:tblStylePr w:type="firstRow">
       <w:rPr>
+        <w:rFonts w:eastAsia="黑体"/>
         <w:b/>
         <w:bCs/>
         <w:i w:val="0"/>
@@ -12009,6 +12601,7 @@
     </w:tblStylePr>
     <w:tblStylePr w:type="lastRow">
       <w:rPr>
+        <w:rFonts w:eastAsia="黑体"/>
         <w:b/>
         <w:bCs/>
         <w:i w:val="0"/>
@@ -12030,6 +12623,7 @@
     </w:tblStylePr>
     <w:tblStylePr w:type="firstCol">
       <w:rPr>
+        <w:rFonts w:eastAsia="黑体"/>
         <w:b/>
         <w:bCs/>
         <w:i w:val="0"/>
@@ -12049,6 +12643,7 @@
     </w:tblStylePr>
     <w:tblStylePr w:type="lastCol">
       <w:rPr>
+        <w:rFonts w:eastAsia="黑体"/>
         <w:b/>
         <w:bCs/>
         <w:i w:val="0"/>
@@ -12129,6 +12724,7 @@
     </w:tcPr>
     <w:tblStylePr w:type="firstRow">
       <w:rPr>
+        <w:rFonts w:eastAsia="黑体"/>
         <w:b/>
         <w:bCs/>
         <w:i w:val="0"/>
@@ -12150,6 +12746,7 @@
     </w:tblStylePr>
     <w:tblStylePr w:type="lastRow">
       <w:rPr>
+        <w:rFonts w:eastAsia="黑体"/>
         <w:b/>
         <w:bCs/>
         <w:i w:val="0"/>
@@ -12171,6 +12768,7 @@
     </w:tblStylePr>
     <w:tblStylePr w:type="firstCol">
       <w:rPr>
+        <w:rFonts w:eastAsia="黑体"/>
         <w:b/>
         <w:bCs/>
         <w:i w:val="0"/>
@@ -12190,6 +12788,7 @@
     </w:tblStylePr>
     <w:tblStylePr w:type="lastCol">
       <w:rPr>
+        <w:rFonts w:eastAsia="黑体"/>
         <w:b/>
         <w:bCs/>
         <w:i w:val="0"/>
@@ -12270,6 +12869,7 @@
     </w:tcPr>
     <w:tblStylePr w:type="firstRow">
       <w:rPr>
+        <w:rFonts w:eastAsia="黑体"/>
         <w:b/>
         <w:bCs/>
         <w:i w:val="0"/>
@@ -12291,6 +12891,7 @@
     </w:tblStylePr>
     <w:tblStylePr w:type="lastRow">
       <w:rPr>
+        <w:rFonts w:eastAsia="黑体"/>
         <w:b/>
         <w:bCs/>
         <w:i w:val="0"/>
@@ -12312,6 +12913,7 @@
     </w:tblStylePr>
     <w:tblStylePr w:type="firstCol">
       <w:rPr>
+        <w:rFonts w:eastAsia="黑体"/>
         <w:b/>
         <w:bCs/>
         <w:i w:val="0"/>
@@ -12331,6 +12933,7 @@
     </w:tblStylePr>
     <w:tblStylePr w:type="lastCol">
       <w:rPr>
+        <w:rFonts w:eastAsia="黑体"/>
         <w:b/>
         <w:bCs/>
         <w:i w:val="0"/>
@@ -12388,6 +12991,7 @@
       <w:spacing w:after="0" w:line="240" w:lineRule="auto"/>
     </w:pPr>
     <w:rPr>
+      <w:rFonts w:eastAsia="黑体"/>
       <w:color w:themeColor="background1" w:val="FFFFFF"/>
     </w:rPr>
     <w:tblPr>
@@ -12406,6 +13010,7 @@
     </w:tcPr>
     <w:tblStylePr w:type="firstRow">
       <w:rPr>
+        <w:rFonts w:eastAsia="黑体"/>
         <w:b/>
         <w:bCs/>
       </w:rPr>
@@ -12502,6 +13107,7 @@
       <w:spacing w:after="0" w:line="240" w:lineRule="auto"/>
     </w:pPr>
     <w:rPr>
+      <w:rFonts w:eastAsia="黑体"/>
       <w:color w:themeColor="background1" w:val="FFFFFF"/>
     </w:rPr>
     <w:tblPr>
@@ -12520,6 +13126,7 @@
     </w:tcPr>
     <w:tblStylePr w:type="firstRow">
       <w:rPr>
+        <w:rFonts w:eastAsia="黑体"/>
         <w:b/>
         <w:bCs/>
       </w:rPr>
@@ -12616,6 +13223,7 @@
       <w:spacing w:after="0" w:line="240" w:lineRule="auto"/>
     </w:pPr>
     <w:rPr>
+      <w:rFonts w:eastAsia="黑体"/>
       <w:color w:themeColor="background1" w:val="FFFFFF"/>
     </w:rPr>
     <w:tblPr>
@@ -12634,6 +13242,7 @@
     </w:tcPr>
     <w:tblStylePr w:type="firstRow">
       <w:rPr>
+        <w:rFonts w:eastAsia="黑体"/>
         <w:b/>
         <w:bCs/>
       </w:rPr>
@@ -12730,6 +13339,7 @@
       <w:spacing w:after="0" w:line="240" w:lineRule="auto"/>
     </w:pPr>
     <w:rPr>
+      <w:rFonts w:eastAsia="黑体"/>
       <w:color w:themeColor="background1" w:val="FFFFFF"/>
     </w:rPr>
     <w:tblPr>
@@ -12748,6 +13358,7 @@
     </w:tcPr>
     <w:tblStylePr w:type="firstRow">
       <w:rPr>
+        <w:rFonts w:eastAsia="黑体"/>
         <w:b/>
         <w:bCs/>
       </w:rPr>
@@ -12844,6 +13455,7 @@
       <w:spacing w:after="0" w:line="240" w:lineRule="auto"/>
     </w:pPr>
     <w:rPr>
+      <w:rFonts w:eastAsia="黑体"/>
       <w:color w:themeColor="background1" w:val="FFFFFF"/>
     </w:rPr>
     <w:tblPr>
@@ -12862,6 +13474,7 @@
     </w:tcPr>
     <w:tblStylePr w:type="firstRow">
       <w:rPr>
+        <w:rFonts w:eastAsia="黑体"/>
         <w:b/>
         <w:bCs/>
       </w:rPr>
@@ -12958,6 +13571,7 @@
       <w:spacing w:after="0" w:line="240" w:lineRule="auto"/>
     </w:pPr>
     <w:rPr>
+      <w:rFonts w:eastAsia="黑体"/>
       <w:color w:themeColor="background1" w:val="FFFFFF"/>
     </w:rPr>
     <w:tblPr>
@@ -12976,6 +13590,7 @@
     </w:tcPr>
     <w:tblStylePr w:type="firstRow">
       <w:rPr>
+        <w:rFonts w:eastAsia="黑体"/>
         <w:b/>
         <w:bCs/>
       </w:rPr>
@@ -13072,6 +13687,7 @@
       <w:spacing w:after="0" w:line="240" w:lineRule="auto"/>
     </w:pPr>
     <w:rPr>
+      <w:rFonts w:eastAsia="黑体"/>
       <w:color w:themeColor="background1" w:val="FFFFFF"/>
     </w:rPr>
     <w:tblPr>
@@ -13090,6 +13706,7 @@
     </w:tcPr>
     <w:tblStylePr w:type="firstRow">
       <w:rPr>
+        <w:rFonts w:eastAsia="黑体"/>
         <w:b/>
         <w:bCs/>
       </w:rPr>
@@ -13186,6 +13803,7 @@
       <w:spacing w:after="0" w:line="240" w:lineRule="auto"/>
     </w:pPr>
     <w:rPr>
+      <w:rFonts w:eastAsia="黑体"/>
       <w:color w:themeColor="text1" w:val="000000"/>
     </w:rPr>
     <w:tblPr>
@@ -13212,6 +13830,7 @@
     </w:tcPr>
     <w:tblStylePr w:type="firstRow">
       <w:rPr>
+        <w:rFonts w:eastAsia="黑体"/>
         <w:b/>
         <w:bCs/>
       </w:rPr>
@@ -13230,6 +13849,7 @@
     </w:tblStylePr>
     <w:tblStylePr w:type="lastRow">
       <w:rPr>
+        <w:rFonts w:eastAsia="黑体"/>
         <w:b/>
         <w:bCs/>
         <w:color w:themeColor="background1" w:val="FFFFFF"/>
@@ -13244,6 +13864,7 @@
     </w:tblStylePr>
     <w:tblStylePr w:type="firstCol">
       <w:rPr>
+        <w:rFonts w:eastAsia="黑体"/>
         <w:color w:themeColor="background1" w:val="FFFFFF"/>
       </w:rPr>
       <w:tblPr/>
@@ -13261,6 +13882,7 @@
     </w:tblStylePr>
     <w:tblStylePr w:type="lastCol">
       <w:rPr>
+        <w:rFonts w:eastAsia="黑体"/>
         <w:color w:themeColor="background1" w:val="FFFFFF"/>
       </w:rPr>
       <w:tblPr/>
@@ -13290,11 +13912,13 @@
     </w:tblStylePr>
     <w:tblStylePr w:type="neCell">
       <w:rPr>
+        <w:rFonts w:eastAsia="黑体"/>
         <w:color w:themeColor="text1" w:val="000000"/>
       </w:rPr>
     </w:tblStylePr>
     <w:tblStylePr w:type="nwCell">
       <w:rPr>
+        <w:rFonts w:eastAsia="黑体"/>
         <w:color w:themeColor="text1" w:val="000000"/>
       </w:rPr>
     </w:tblStylePr>
@@ -13308,6 +13932,7 @@
       <w:spacing w:after="0" w:line="240" w:lineRule="auto"/>
     </w:pPr>
     <w:rPr>
+      <w:rFonts w:eastAsia="黑体"/>
       <w:color w:themeColor="text1" w:val="000000"/>
     </w:rPr>
     <w:tblPr>
@@ -13334,6 +13959,7 @@
     </w:tcPr>
     <w:tblStylePr w:type="firstRow">
       <w:rPr>
+        <w:rFonts w:eastAsia="黑体"/>
         <w:b/>
         <w:bCs/>
       </w:rPr>
@@ -13352,6 +13978,7 @@
     </w:tblStylePr>
     <w:tblStylePr w:type="lastRow">
       <w:rPr>
+        <w:rFonts w:eastAsia="黑体"/>
         <w:b/>
         <w:bCs/>
         <w:color w:themeColor="background1" w:val="FFFFFF"/>
@@ -13366,6 +13993,7 @@
     </w:tblStylePr>
     <w:tblStylePr w:type="firstCol">
       <w:rPr>
+        <w:rFonts w:eastAsia="黑体"/>
         <w:color w:themeColor="background1" w:val="FFFFFF"/>
       </w:rPr>
       <w:tblPr/>
@@ -13383,6 +14011,7 @@
     </w:tblStylePr>
     <w:tblStylePr w:type="lastCol">
       <w:rPr>
+        <w:rFonts w:eastAsia="黑体"/>
         <w:color w:themeColor="background1" w:val="FFFFFF"/>
       </w:rPr>
       <w:tblPr/>
@@ -13412,11 +14041,13 @@
     </w:tblStylePr>
     <w:tblStylePr w:type="neCell">
       <w:rPr>
+        <w:rFonts w:eastAsia="黑体"/>
         <w:color w:themeColor="text1" w:val="000000"/>
       </w:rPr>
     </w:tblStylePr>
     <w:tblStylePr w:type="nwCell">
       <w:rPr>
+        <w:rFonts w:eastAsia="黑体"/>
         <w:color w:themeColor="text1" w:val="000000"/>
       </w:rPr>
     </w:tblStylePr>
@@ -13430,6 +14061,7 @@
       <w:spacing w:after="0" w:line="240" w:lineRule="auto"/>
     </w:pPr>
     <w:rPr>
+      <w:rFonts w:eastAsia="黑体"/>
       <w:color w:themeColor="text1" w:val="000000"/>
     </w:rPr>
     <w:tblPr>
@@ -13456,6 +14088,7 @@
     </w:tcPr>
     <w:tblStylePr w:type="firstRow">
       <w:rPr>
+        <w:rFonts w:eastAsia="黑体"/>
         <w:b/>
         <w:bCs/>
       </w:rPr>
@@ -13474,6 +14107,7 @@
     </w:tblStylePr>
     <w:tblStylePr w:type="lastRow">
       <w:rPr>
+        <w:rFonts w:eastAsia="黑体"/>
         <w:b/>
         <w:bCs/>
         <w:color w:themeColor="background1" w:val="FFFFFF"/>
@@ -13488,6 +14122,7 @@
     </w:tblStylePr>
     <w:tblStylePr w:type="firstCol">
       <w:rPr>
+        <w:rFonts w:eastAsia="黑体"/>
         <w:color w:themeColor="background1" w:val="FFFFFF"/>
       </w:rPr>
       <w:tblPr/>
@@ -13505,6 +14140,7 @@
     </w:tblStylePr>
     <w:tblStylePr w:type="lastCol">
       <w:rPr>
+        <w:rFonts w:eastAsia="黑体"/>
         <w:color w:themeColor="background1" w:val="FFFFFF"/>
       </w:rPr>
       <w:tblPr/>
@@ -13534,11 +14170,13 @@
     </w:tblStylePr>
     <w:tblStylePr w:type="neCell">
       <w:rPr>
+        <w:rFonts w:eastAsia="黑体"/>
         <w:color w:themeColor="text1" w:val="000000"/>
       </w:rPr>
     </w:tblStylePr>
     <w:tblStylePr w:type="nwCell">
       <w:rPr>
+        <w:rFonts w:eastAsia="黑体"/>
         <w:color w:themeColor="text1" w:val="000000"/>
       </w:rPr>
     </w:tblStylePr>
@@ -13552,6 +14190,7 @@
       <w:spacing w:after="0" w:line="240" w:lineRule="auto"/>
     </w:pPr>
     <w:rPr>
+      <w:rFonts w:eastAsia="黑体"/>
       <w:color w:themeColor="text1" w:val="000000"/>
     </w:rPr>
     <w:tblPr>
@@ -13578,6 +14217,7 @@
     </w:tcPr>
     <w:tblStylePr w:type="firstRow">
       <w:rPr>
+        <w:rFonts w:eastAsia="黑体"/>
         <w:b/>
         <w:bCs/>
       </w:rPr>
@@ -13596,6 +14236,7 @@
     </w:tblStylePr>
     <w:tblStylePr w:type="lastRow">
       <w:rPr>
+        <w:rFonts w:eastAsia="黑体"/>
         <w:b/>
         <w:bCs/>
         <w:color w:themeColor="background1" w:val="FFFFFF"/>
@@ -13610,6 +14251,7 @@
     </w:tblStylePr>
     <w:tblStylePr w:type="firstCol">
       <w:rPr>
+        <w:rFonts w:eastAsia="黑体"/>
         <w:color w:themeColor="background1" w:val="FFFFFF"/>
       </w:rPr>
       <w:tblPr/>
@@ -13627,6 +14269,7 @@
     </w:tblStylePr>
     <w:tblStylePr w:type="lastCol">
       <w:rPr>
+        <w:rFonts w:eastAsia="黑体"/>
         <w:color w:themeColor="background1" w:val="FFFFFF"/>
       </w:rPr>
       <w:tblPr/>
@@ -13664,6 +14307,7 @@
       <w:spacing w:after="0" w:line="240" w:lineRule="auto"/>
     </w:pPr>
     <w:rPr>
+      <w:rFonts w:eastAsia="黑体"/>
       <w:color w:themeColor="text1" w:val="000000"/>
     </w:rPr>
     <w:tblPr>
@@ -13690,6 +14334,7 @@
     </w:tcPr>
     <w:tblStylePr w:type="firstRow">
       <w:rPr>
+        <w:rFonts w:eastAsia="黑体"/>
         <w:b/>
         <w:bCs/>
       </w:rPr>
@@ -13708,6 +14353,7 @@
     </w:tblStylePr>
     <w:tblStylePr w:type="lastRow">
       <w:rPr>
+        <w:rFonts w:eastAsia="黑体"/>
         <w:b/>
         <w:bCs/>
         <w:color w:themeColor="background1" w:val="FFFFFF"/>
@@ -13722,6 +14368,7 @@
     </w:tblStylePr>
     <w:tblStylePr w:type="firstCol">
       <w:rPr>
+        <w:rFonts w:eastAsia="黑体"/>
         <w:color w:themeColor="background1" w:val="FFFFFF"/>
       </w:rPr>
       <w:tblPr/>
@@ -13739,6 +14386,7 @@
     </w:tblStylePr>
     <w:tblStylePr w:type="lastCol">
       <w:rPr>
+        <w:rFonts w:eastAsia="黑体"/>
         <w:color w:themeColor="background1" w:val="FFFFFF"/>
       </w:rPr>
       <w:tblPr/>
@@ -13768,11 +14416,13 @@
     </w:tblStylePr>
     <w:tblStylePr w:type="neCell">
       <w:rPr>
+        <w:rFonts w:eastAsia="黑体"/>
         <w:color w:themeColor="text1" w:val="000000"/>
       </w:rPr>
     </w:tblStylePr>
     <w:tblStylePr w:type="nwCell">
       <w:rPr>
+        <w:rFonts w:eastAsia="黑体"/>
         <w:color w:themeColor="text1" w:val="000000"/>
       </w:rPr>
     </w:tblStylePr>
@@ -13786,6 +14436,7 @@
       <w:spacing w:after="0" w:line="240" w:lineRule="auto"/>
     </w:pPr>
     <w:rPr>
+      <w:rFonts w:eastAsia="黑体"/>
       <w:color w:themeColor="text1" w:val="000000"/>
     </w:rPr>
     <w:tblPr>
@@ -13812,6 +14463,7 @@
     </w:tcPr>
     <w:tblStylePr w:type="firstRow">
       <w:rPr>
+        <w:rFonts w:eastAsia="黑体"/>
         <w:b/>
         <w:bCs/>
       </w:rPr>
@@ -13830,6 +14482,7 @@
     </w:tblStylePr>
     <w:tblStylePr w:type="lastRow">
       <w:rPr>
+        <w:rFonts w:eastAsia="黑体"/>
         <w:b/>
         <w:bCs/>
         <w:color w:themeColor="background1" w:val="FFFFFF"/>
@@ -13844,6 +14497,7 @@
     </w:tblStylePr>
     <w:tblStylePr w:type="firstCol">
       <w:rPr>
+        <w:rFonts w:eastAsia="黑体"/>
         <w:color w:themeColor="background1" w:val="FFFFFF"/>
       </w:rPr>
       <w:tblPr/>
@@ -13861,6 +14515,7 @@
     </w:tblStylePr>
     <w:tblStylePr w:type="lastCol">
       <w:rPr>
+        <w:rFonts w:eastAsia="黑体"/>
         <w:color w:themeColor="background1" w:val="FFFFFF"/>
       </w:rPr>
       <w:tblPr/>
@@ -13890,11 +14545,13 @@
     </w:tblStylePr>
     <w:tblStylePr w:type="neCell">
       <w:rPr>
+        <w:rFonts w:eastAsia="黑体"/>
         <w:color w:themeColor="text1" w:val="000000"/>
       </w:rPr>
     </w:tblStylePr>
     <w:tblStylePr w:type="nwCell">
       <w:rPr>
+        <w:rFonts w:eastAsia="黑体"/>
         <w:color w:themeColor="text1" w:val="000000"/>
       </w:rPr>
     </w:tblStylePr>
@@ -13908,6 +14565,7 @@
       <w:spacing w:after="0" w:line="240" w:lineRule="auto"/>
     </w:pPr>
     <w:rPr>
+      <w:rFonts w:eastAsia="黑体"/>
       <w:color w:themeColor="text1" w:val="000000"/>
     </w:rPr>
     <w:tblPr>
@@ -13934,6 +14592,7 @@
     </w:tcPr>
     <w:tblStylePr w:type="firstRow">
       <w:rPr>
+        <w:rFonts w:eastAsia="黑体"/>
         <w:b/>
         <w:bCs/>
       </w:rPr>
@@ -13952,6 +14611,7 @@
     </w:tblStylePr>
     <w:tblStylePr w:type="lastRow">
       <w:rPr>
+        <w:rFonts w:eastAsia="黑体"/>
         <w:b/>
         <w:bCs/>
         <w:color w:themeColor="background1" w:val="FFFFFF"/>
@@ -13966,6 +14626,7 @@
     </w:tblStylePr>
     <w:tblStylePr w:type="firstCol">
       <w:rPr>
+        <w:rFonts w:eastAsia="黑体"/>
         <w:color w:themeColor="background1" w:val="FFFFFF"/>
       </w:rPr>
       <w:tblPr/>
@@ -13983,6 +14644,7 @@
     </w:tblStylePr>
     <w:tblStylePr w:type="lastCol">
       <w:rPr>
+        <w:rFonts w:eastAsia="黑体"/>
         <w:color w:themeColor="background1" w:val="FFFFFF"/>
       </w:rPr>
       <w:tblPr/>
@@ -14012,11 +14674,13 @@
     </w:tblStylePr>
     <w:tblStylePr w:type="neCell">
       <w:rPr>
+        <w:rFonts w:eastAsia="黑体"/>
         <w:color w:themeColor="text1" w:val="000000"/>
       </w:rPr>
     </w:tblStylePr>
     <w:tblStylePr w:type="nwCell">
       <w:rPr>
+        <w:rFonts w:eastAsia="黑体"/>
         <w:color w:themeColor="text1" w:val="000000"/>
       </w:rPr>
     </w:tblStylePr>
@@ -14030,6 +14694,7 @@
       <w:spacing w:after="0" w:line="240" w:lineRule="auto"/>
     </w:pPr>
     <w:rPr>
+      <w:rFonts w:eastAsia="黑体"/>
       <w:color w:themeColor="text1" w:val="000000"/>
     </w:rPr>
     <w:tblPr>
@@ -14048,6 +14713,7 @@
     </w:tcPr>
     <w:tblStylePr w:type="firstRow">
       <w:rPr>
+        <w:rFonts w:eastAsia="黑体"/>
         <w:b/>
         <w:bCs/>
         <w:color w:themeColor="background1" w:val="FFFFFF"/>
@@ -14062,6 +14728,7 @@
     </w:tblStylePr>
     <w:tblStylePr w:type="lastRow">
       <w:rPr>
+        <w:rFonts w:eastAsia="黑体"/>
         <w:b/>
         <w:bCs/>
         <w:color w:themeColor="accent2" w:themeShade="CC" w:val="9E3A38"/>
@@ -14076,12 +14743,14 @@
     </w:tblStylePr>
     <w:tblStylePr w:type="firstCol">
       <w:rPr>
+        <w:rFonts w:eastAsia="黑体"/>
         <w:b/>
         <w:bCs/>
       </w:rPr>
     </w:tblStylePr>
     <w:tblStylePr w:type="lastCol">
       <w:rPr>
+        <w:rFonts w:eastAsia="黑体"/>
         <w:b/>
         <w:bCs/>
       </w:rPr>
@@ -14116,6 +14785,7 @@
       <w:spacing w:after="0" w:line="240" w:lineRule="auto"/>
     </w:pPr>
     <w:rPr>
+      <w:rFonts w:eastAsia="黑体"/>
       <w:color w:themeColor="text1" w:val="000000"/>
     </w:rPr>
     <w:tblPr>
@@ -14134,6 +14804,7 @@
     </w:tcPr>
     <w:tblStylePr w:type="firstRow">
       <w:rPr>
+        <w:rFonts w:eastAsia="黑体"/>
         <w:b/>
         <w:bCs/>
         <w:color w:themeColor="background1" w:val="FFFFFF"/>
@@ -14148,6 +14819,7 @@
     </w:tblStylePr>
     <w:tblStylePr w:type="lastRow">
       <w:rPr>
+        <w:rFonts w:eastAsia="黑体"/>
         <w:b/>
         <w:bCs/>
         <w:color w:themeColor="accent2" w:themeShade="CC" w:val="9E3A38"/>
@@ -14162,12 +14834,14 @@
     </w:tblStylePr>
     <w:tblStylePr w:type="firstCol">
       <w:rPr>
+        <w:rFonts w:eastAsia="黑体"/>
         <w:b/>
         <w:bCs/>
       </w:rPr>
     </w:tblStylePr>
     <w:tblStylePr w:type="lastCol">
       <w:rPr>
+        <w:rFonts w:eastAsia="黑体"/>
         <w:b/>
         <w:bCs/>
       </w:rPr>
@@ -14202,6 +14876,7 @@
       <w:spacing w:after="0" w:line="240" w:lineRule="auto"/>
     </w:pPr>
     <w:rPr>
+      <w:rFonts w:eastAsia="黑体"/>
       <w:color w:themeColor="text1" w:val="000000"/>
     </w:rPr>
     <w:tblPr>
@@ -14220,6 +14895,7 @@
     </w:tcPr>
     <w:tblStylePr w:type="firstRow">
       <w:rPr>
+        <w:rFonts w:eastAsia="黑体"/>
         <w:b/>
         <w:bCs/>
         <w:color w:themeColor="background1" w:val="FFFFFF"/>
@@ -14234,6 +14910,7 @@
     </w:tblStylePr>
     <w:tblStylePr w:type="lastRow">
       <w:rPr>
+        <w:rFonts w:eastAsia="黑体"/>
         <w:b/>
         <w:bCs/>
         <w:color w:themeColor="accent2" w:themeShade="CC" w:val="9E3A38"/>
@@ -14248,12 +14925,14 @@
     </w:tblStylePr>
     <w:tblStylePr w:type="firstCol">
       <w:rPr>
+        <w:rFonts w:eastAsia="黑体"/>
         <w:b/>
         <w:bCs/>
       </w:rPr>
     </w:tblStylePr>
     <w:tblStylePr w:type="lastCol">
       <w:rPr>
+        <w:rFonts w:eastAsia="黑体"/>
         <w:b/>
         <w:bCs/>
       </w:rPr>
@@ -14288,6 +14967,7 @@
       <w:spacing w:after="0" w:line="240" w:lineRule="auto"/>
     </w:pPr>
     <w:rPr>
+      <w:rFonts w:eastAsia="黑体"/>
       <w:color w:themeColor="text1" w:val="000000"/>
     </w:rPr>
     <w:tblPr>
@@ -14306,6 +14986,7 @@
     </w:tcPr>
     <w:tblStylePr w:type="firstRow">
       <w:rPr>
+        <w:rFonts w:eastAsia="黑体"/>
         <w:b/>
         <w:bCs/>
         <w:color w:themeColor="background1" w:val="FFFFFF"/>
@@ -14320,6 +15001,7 @@
     </w:tblStylePr>
     <w:tblStylePr w:type="lastRow">
       <w:rPr>
+        <w:rFonts w:eastAsia="黑体"/>
         <w:b/>
         <w:bCs/>
         <w:color w:themeColor="accent4" w:themeShade="CC" w:val="664E82"/>
@@ -14334,12 +15016,14 @@
     </w:tblStylePr>
     <w:tblStylePr w:type="firstCol">
       <w:rPr>
+        <w:rFonts w:eastAsia="黑体"/>
         <w:b/>
         <w:bCs/>
       </w:rPr>
     </w:tblStylePr>
     <w:tblStylePr w:type="lastCol">
       <w:rPr>
+        <w:rFonts w:eastAsia="黑体"/>
         <w:b/>
         <w:bCs/>
       </w:rPr>
@@ -14374,6 +15058,7 @@
       <w:spacing w:after="0" w:line="240" w:lineRule="auto"/>
     </w:pPr>
     <w:rPr>
+      <w:rFonts w:eastAsia="黑体"/>
       <w:color w:themeColor="text1" w:val="000000"/>
     </w:rPr>
     <w:tblPr>
@@ -14392,6 +15077,7 @@
     </w:tcPr>
     <w:tblStylePr w:type="firstRow">
       <w:rPr>
+        <w:rFonts w:eastAsia="黑体"/>
         <w:b/>
         <w:bCs/>
         <w:color w:themeColor="background1" w:val="FFFFFF"/>
@@ -14406,6 +15092,7 @@
     </w:tblStylePr>
     <w:tblStylePr w:type="lastRow">
       <w:rPr>
+        <w:rFonts w:eastAsia="黑体"/>
         <w:b/>
         <w:bCs/>
         <w:color w:themeColor="accent3" w:themeShade="CC" w:val="7E9C40"/>
@@ -14420,12 +15107,14 @@
     </w:tblStylePr>
     <w:tblStylePr w:type="firstCol">
       <w:rPr>
+        <w:rFonts w:eastAsia="黑体"/>
         <w:b/>
         <w:bCs/>
       </w:rPr>
     </w:tblStylePr>
     <w:tblStylePr w:type="lastCol">
       <w:rPr>
+        <w:rFonts w:eastAsia="黑体"/>
         <w:b/>
         <w:bCs/>
       </w:rPr>
@@ -14460,6 +15149,7 @@
       <w:spacing w:after="0" w:line="240" w:lineRule="auto"/>
     </w:pPr>
     <w:rPr>
+      <w:rFonts w:eastAsia="黑体"/>
       <w:color w:themeColor="text1" w:val="000000"/>
     </w:rPr>
     <w:tblPr>
@@ -14478,6 +15168,7 @@
     </w:tcPr>
     <w:tblStylePr w:type="firstRow">
       <w:rPr>
+        <w:rFonts w:eastAsia="黑体"/>
         <w:b/>
         <w:bCs/>
         <w:color w:themeColor="background1" w:val="FFFFFF"/>
@@ -14492,6 +15183,7 @@
     </w:tblStylePr>
     <w:tblStylePr w:type="lastRow">
       <w:rPr>
+        <w:rFonts w:eastAsia="黑体"/>
         <w:b/>
         <w:bCs/>
         <w:color w:themeColor="accent6" w:themeShade="CC" w:val="F2730A"/>
@@ -14506,12 +15198,14 @@
     </w:tblStylePr>
     <w:tblStylePr w:type="firstCol">
       <w:rPr>
+        <w:rFonts w:eastAsia="黑体"/>
         <w:b/>
         <w:bCs/>
       </w:rPr>
     </w:tblStylePr>
     <w:tblStylePr w:type="lastCol">
       <w:rPr>
+        <w:rFonts w:eastAsia="黑体"/>
         <w:b/>
         <w:bCs/>
       </w:rPr>
@@ -14546,6 +15240,7 @@
       <w:spacing w:after="0" w:line="240" w:lineRule="auto"/>
     </w:pPr>
     <w:rPr>
+      <w:rFonts w:eastAsia="黑体"/>
       <w:color w:themeColor="text1" w:val="000000"/>
     </w:rPr>
     <w:tblPr>
@@ -14564,6 +15259,7 @@
     </w:tcPr>
     <w:tblStylePr w:type="firstRow">
       <w:rPr>
+        <w:rFonts w:eastAsia="黑体"/>
         <w:b/>
         <w:bCs/>
         <w:color w:themeColor="background1" w:val="FFFFFF"/>
@@ -14578,6 +15274,7 @@
     </w:tblStylePr>
     <w:tblStylePr w:type="lastRow">
       <w:rPr>
+        <w:rFonts w:eastAsia="黑体"/>
         <w:b/>
         <w:bCs/>
         <w:color w:themeColor="accent5" w:themeShade="CC" w:val="348DA5"/>
@@ -14592,12 +15289,14 @@
     </w:tblStylePr>
     <w:tblStylePr w:type="firstCol">
       <w:rPr>
+        <w:rFonts w:eastAsia="黑体"/>
         <w:b/>
         <w:bCs/>
       </w:rPr>
     </w:tblStylePr>
     <w:tblStylePr w:type="lastCol">
       <w:rPr>
+        <w:rFonts w:eastAsia="黑体"/>
         <w:b/>
         <w:bCs/>
       </w:rPr>
@@ -14632,6 +15331,7 @@
       <w:spacing w:after="0" w:line="240" w:lineRule="auto"/>
     </w:pPr>
     <w:rPr>
+      <w:rFonts w:eastAsia="黑体"/>
       <w:color w:themeColor="text1" w:val="000000"/>
     </w:rPr>
     <w:tblPr>
@@ -14653,6 +15353,7 @@
     </w:tcPr>
     <w:tblStylePr w:type="firstRow">
       <w:rPr>
+        <w:rFonts w:eastAsia="黑体"/>
         <w:b/>
         <w:bCs/>
       </w:rPr>
@@ -14663,6 +15364,7 @@
     </w:tblStylePr>
     <w:tblStylePr w:type="lastRow">
       <w:rPr>
+        <w:rFonts w:eastAsia="黑体"/>
         <w:b/>
         <w:bCs/>
         <w:color w:themeColor="text1" w:val="000000"/>
@@ -14674,6 +15376,7 @@
     </w:tblStylePr>
     <w:tblStylePr w:type="firstCol">
       <w:rPr>
+        <w:rFonts w:eastAsia="黑体"/>
         <w:color w:themeColor="background1" w:val="FFFFFF"/>
       </w:rPr>
       <w:tblPr/>
@@ -14683,6 +15386,7 @@
     </w:tblStylePr>
     <w:tblStylePr w:type="lastCol">
       <w:rPr>
+        <w:rFonts w:eastAsia="黑体"/>
         <w:color w:themeColor="background1" w:val="FFFFFF"/>
       </w:rPr>
       <w:tblPr/>
@@ -14712,6 +15416,7 @@
       <w:spacing w:after="0" w:line="240" w:lineRule="auto"/>
     </w:pPr>
     <w:rPr>
+      <w:rFonts w:eastAsia="黑体"/>
       <w:color w:themeColor="text1" w:val="000000"/>
     </w:rPr>
     <w:tblPr>
@@ -14733,6 +15438,7 @@
     </w:tcPr>
     <w:tblStylePr w:type="firstRow">
       <w:rPr>
+        <w:rFonts w:eastAsia="黑体"/>
         <w:b/>
         <w:bCs/>
       </w:rPr>
@@ -14743,6 +15449,7 @@
     </w:tblStylePr>
     <w:tblStylePr w:type="lastRow">
       <w:rPr>
+        <w:rFonts w:eastAsia="黑体"/>
         <w:b/>
         <w:bCs/>
         <w:color w:themeColor="text1" w:val="000000"/>
@@ -14754,6 +15461,7 @@
     </w:tblStylePr>
     <w:tblStylePr w:type="firstCol">
       <w:rPr>
+        <w:rFonts w:eastAsia="黑体"/>
         <w:color w:themeColor="background1" w:val="FFFFFF"/>
       </w:rPr>
       <w:tblPr/>
@@ -14763,6 +15471,7 @@
     </w:tblStylePr>
     <w:tblStylePr w:type="lastCol">
       <w:rPr>
+        <w:rFonts w:eastAsia="黑体"/>
         <w:color w:themeColor="background1" w:val="FFFFFF"/>
       </w:rPr>
       <w:tblPr/>
@@ -14792,6 +15501,7 @@
       <w:spacing w:after="0" w:line="240" w:lineRule="auto"/>
     </w:pPr>
     <w:rPr>
+      <w:rFonts w:eastAsia="黑体"/>
       <w:color w:themeColor="text1" w:val="000000"/>
     </w:rPr>
     <w:tblPr>
@@ -14813,6 +15523,7 @@
     </w:tcPr>
     <w:tblStylePr w:type="firstRow">
       <w:rPr>
+        <w:rFonts w:eastAsia="黑体"/>
         <w:b/>
         <w:bCs/>
       </w:rPr>
@@ -14823,6 +15534,7 @@
     </w:tblStylePr>
     <w:tblStylePr w:type="lastRow">
       <w:rPr>
+        <w:rFonts w:eastAsia="黑体"/>
         <w:b/>
         <w:bCs/>
         <w:color w:themeColor="text1" w:val="000000"/>
@@ -14834,6 +15546,7 @@
     </w:tblStylePr>
     <w:tblStylePr w:type="firstCol">
       <w:rPr>
+        <w:rFonts w:eastAsia="黑体"/>
         <w:color w:themeColor="background1" w:val="FFFFFF"/>
       </w:rPr>
       <w:tblPr/>
@@ -14843,6 +15556,7 @@
     </w:tblStylePr>
     <w:tblStylePr w:type="lastCol">
       <w:rPr>
+        <w:rFonts w:eastAsia="黑体"/>
         <w:color w:themeColor="background1" w:val="FFFFFF"/>
       </w:rPr>
       <w:tblPr/>
@@ -14872,6 +15586,7 @@
       <w:spacing w:after="0" w:line="240" w:lineRule="auto"/>
     </w:pPr>
     <w:rPr>
+      <w:rFonts w:eastAsia="黑体"/>
       <w:color w:themeColor="text1" w:val="000000"/>
     </w:rPr>
     <w:tblPr>
@@ -14893,6 +15608,7 @@
     </w:tcPr>
     <w:tblStylePr w:type="firstRow">
       <w:rPr>
+        <w:rFonts w:eastAsia="黑体"/>
         <w:b/>
         <w:bCs/>
       </w:rPr>
@@ -14903,6 +15619,7 @@
     </w:tblStylePr>
     <w:tblStylePr w:type="lastRow">
       <w:rPr>
+        <w:rFonts w:eastAsia="黑体"/>
         <w:b/>
         <w:bCs/>
         <w:color w:themeColor="text1" w:val="000000"/>
@@ -14914,6 +15631,7 @@
     </w:tblStylePr>
     <w:tblStylePr w:type="firstCol">
       <w:rPr>
+        <w:rFonts w:eastAsia="黑体"/>
         <w:color w:themeColor="background1" w:val="FFFFFF"/>
       </w:rPr>
       <w:tblPr/>
@@ -14923,6 +15641,7 @@
     </w:tblStylePr>
     <w:tblStylePr w:type="lastCol">
       <w:rPr>
+        <w:rFonts w:eastAsia="黑体"/>
         <w:color w:themeColor="background1" w:val="FFFFFF"/>
       </w:rPr>
       <w:tblPr/>
@@ -14952,6 +15671,7 @@
       <w:spacing w:after="0" w:line="240" w:lineRule="auto"/>
     </w:pPr>
     <w:rPr>
+      <w:rFonts w:eastAsia="黑体"/>
       <w:color w:themeColor="text1" w:val="000000"/>
     </w:rPr>
     <w:tblPr>
@@ -14973,6 +15693,7 @@
     </w:tcPr>
     <w:tblStylePr w:type="firstRow">
       <w:rPr>
+        <w:rFonts w:eastAsia="黑体"/>
         <w:b/>
         <w:bCs/>
       </w:rPr>
@@ -14983,6 +15704,7 @@
     </w:tblStylePr>
     <w:tblStylePr w:type="lastRow">
       <w:rPr>
+        <w:rFonts w:eastAsia="黑体"/>
         <w:b/>
         <w:bCs/>
         <w:color w:themeColor="text1" w:val="000000"/>
@@ -14994,6 +15716,7 @@
     </w:tblStylePr>
     <w:tblStylePr w:type="firstCol">
       <w:rPr>
+        <w:rFonts w:eastAsia="黑体"/>
         <w:color w:themeColor="background1" w:val="FFFFFF"/>
       </w:rPr>
       <w:tblPr/>
@@ -15003,6 +15726,7 @@
     </w:tblStylePr>
     <w:tblStylePr w:type="lastCol">
       <w:rPr>
+        <w:rFonts w:eastAsia="黑体"/>
         <w:color w:themeColor="background1" w:val="FFFFFF"/>
       </w:rPr>
       <w:tblPr/>
@@ -15032,6 +15756,7 @@
       <w:spacing w:after="0" w:line="240" w:lineRule="auto"/>
     </w:pPr>
     <w:rPr>
+      <w:rFonts w:eastAsia="黑体"/>
       <w:color w:themeColor="text1" w:val="000000"/>
     </w:rPr>
     <w:tblPr>
@@ -15053,6 +15778,7 @@
     </w:tcPr>
     <w:tblStylePr w:type="firstRow">
       <w:rPr>
+        <w:rFonts w:eastAsia="黑体"/>
         <w:b/>
         <w:bCs/>
       </w:rPr>
@@ -15063,6 +15789,7 @@
     </w:tblStylePr>
     <w:tblStylePr w:type="lastRow">
       <w:rPr>
+        <w:rFonts w:eastAsia="黑体"/>
         <w:b/>
         <w:bCs/>
         <w:color w:themeColor="text1" w:val="000000"/>
@@ -15074,6 +15801,7 @@
     </w:tblStylePr>
     <w:tblStylePr w:type="firstCol">
       <w:rPr>
+        <w:rFonts w:eastAsia="黑体"/>
         <w:color w:themeColor="background1" w:val="FFFFFF"/>
       </w:rPr>
       <w:tblPr/>
@@ -15083,6 +15811,7 @@
     </w:tblStylePr>
     <w:tblStylePr w:type="lastCol">
       <w:rPr>
+        <w:rFonts w:eastAsia="黑体"/>
         <w:color w:themeColor="background1" w:val="FFFFFF"/>
       </w:rPr>
       <w:tblPr/>
@@ -15112,6 +15841,7 @@
       <w:spacing w:after="0" w:line="240" w:lineRule="auto"/>
     </w:pPr>
     <w:rPr>
+      <w:rFonts w:eastAsia="黑体"/>
       <w:color w:themeColor="text1" w:val="000000"/>
     </w:rPr>
     <w:tblPr>
@@ -15133,6 +15863,7 @@
     </w:tcPr>
     <w:tblStylePr w:type="firstRow">
       <w:rPr>
+        <w:rFonts w:eastAsia="黑体"/>
         <w:b/>
         <w:bCs/>
       </w:rPr>
@@ -15143,6 +15874,7 @@
     </w:tblStylePr>
     <w:tblStylePr w:type="lastRow">
       <w:rPr>
+        <w:rFonts w:eastAsia="黑体"/>
         <w:b/>
         <w:bCs/>
         <w:color w:themeColor="text1" w:val="000000"/>
@@ -15154,6 +15886,7 @@
     </w:tblStylePr>
     <w:tblStylePr w:type="firstCol">
       <w:rPr>
+        <w:rFonts w:eastAsia="黑体"/>
         <w:color w:themeColor="background1" w:val="FFFFFF"/>
       </w:rPr>
       <w:tblPr/>
@@ -15163,6 +15896,7 @@
     </w:tblStylePr>
     <w:tblStylePr w:type="lastCol">
       <w:rPr>
+        <w:rFonts w:eastAsia="黑体"/>
         <w:color w:themeColor="background1" w:val="FFFFFF"/>
       </w:rPr>
       <w:tblPr/>
@@ -15195,6 +15929,7 @@
     <w:name w:val="KeywordTok"/>
     <w:basedOn w:val="VerbatimChar"/>
     <w:rPr>
+      <w:rFonts w:eastAsia="黑体"/>
       <w:b/>
       <w:color w:val="007020"/>
     </w:rPr>
@@ -15203,6 +15938,7 @@
     <w:name w:val="DataTypeTok"/>
     <w:basedOn w:val="VerbatimChar"/>
     <w:rPr>
+      <w:rFonts w:eastAsia="黑体"/>
       <w:color w:val="902000"/>
     </w:rPr>
   </w:style>
@@ -15210,6 +15946,7 @@
     <w:name w:val="DecValTok"/>
     <w:basedOn w:val="VerbatimChar"/>
     <w:rPr>
+      <w:rFonts w:eastAsia="黑体"/>
       <w:color w:val="40a070"/>
     </w:rPr>
   </w:style>
@@ -15217,6 +15954,7 @@
     <w:name w:val="BaseNTok"/>
     <w:basedOn w:val="VerbatimChar"/>
     <w:rPr>
+      <w:rFonts w:eastAsia="黑体"/>
       <w:color w:val="40a070"/>
     </w:rPr>
   </w:style>
@@ -15224,6 +15962,7 @@
     <w:name w:val="FloatTok"/>
     <w:basedOn w:val="VerbatimChar"/>
     <w:rPr>
+      <w:rFonts w:eastAsia="黑体"/>
       <w:color w:val="40a070"/>
     </w:rPr>
   </w:style>
@@ -15231,6 +15970,7 @@
     <w:name w:val="ConstantTok"/>
     <w:basedOn w:val="VerbatimChar"/>
     <w:rPr>
+      <w:rFonts w:eastAsia="黑体"/>
       <w:color w:val="880000"/>
     </w:rPr>
   </w:style>
@@ -15238,6 +15978,7 @@
     <w:name w:val="CharTok"/>
     <w:basedOn w:val="VerbatimChar"/>
     <w:rPr>
+      <w:rFonts w:eastAsia="黑体"/>
       <w:color w:val="4070a0"/>
     </w:rPr>
   </w:style>
@@ -15245,6 +15986,7 @@
     <w:name w:val="SpecialCharTok"/>
     <w:basedOn w:val="VerbatimChar"/>
     <w:rPr>
+      <w:rFonts w:eastAsia="黑体"/>
       <w:color w:val="4070a0"/>
     </w:rPr>
   </w:style>
@@ -15252,6 +15994,7 @@
     <w:name w:val="StringTok"/>
     <w:basedOn w:val="VerbatimChar"/>
     <w:rPr>
+      <w:rFonts w:eastAsia="黑体"/>
       <w:color w:val="4070a0"/>
     </w:rPr>
   </w:style>
@@ -15259,6 +16002,7 @@
     <w:name w:val="VerbatimStringTok"/>
     <w:basedOn w:val="VerbatimChar"/>
     <w:rPr>
+      <w:rFonts w:eastAsia="黑体"/>
       <w:color w:val="4070a0"/>
     </w:rPr>
   </w:style>
@@ -15266,6 +16010,7 @@
     <w:name w:val="SpecialStringTok"/>
     <w:basedOn w:val="VerbatimChar"/>
     <w:rPr>
+      <w:rFonts w:eastAsia="黑体"/>
       <w:color w:val="bb6688"/>
     </w:rPr>
   </w:style>
@@ -15273,6 +16018,7 @@
     <w:name w:val="ImportTok"/>
     <w:basedOn w:val="VerbatimChar"/>
     <w:rPr>
+      <w:rFonts w:eastAsia="黑体"/>
       <w:b/>
       <w:color w:val="008000"/>
     </w:rPr>
@@ -15281,6 +16027,7 @@
     <w:name w:val="CommentTok"/>
     <w:basedOn w:val="VerbatimChar"/>
     <w:rPr>
+      <w:rFonts w:eastAsia="黑体"/>
       <w:i/>
       <w:color w:val="60a0b0"/>
     </w:rPr>
@@ -15289,6 +16036,7 @@
     <w:name w:val="DocumentationTok"/>
     <w:basedOn w:val="VerbatimChar"/>
     <w:rPr>
+      <w:rFonts w:eastAsia="黑体"/>
       <w:i/>
       <w:color w:val="ba2121"/>
     </w:rPr>
@@ -15297,6 +16045,7 @@
     <w:name w:val="AnnotationTok"/>
     <w:basedOn w:val="VerbatimChar"/>
     <w:rPr>
+      <w:rFonts w:eastAsia="黑体"/>
       <w:b/>
       <w:i/>
       <w:color w:val="60a0b0"/>
@@ -15306,6 +16055,7 @@
     <w:name w:val="CommentVarTok"/>
     <w:basedOn w:val="VerbatimChar"/>
     <w:rPr>
+      <w:rFonts w:eastAsia="黑体"/>
       <w:b/>
       <w:i/>
       <w:color w:val="60a0b0"/>
@@ -15315,6 +16065,7 @@
     <w:name w:val="OtherTok"/>
     <w:basedOn w:val="VerbatimChar"/>
     <w:rPr>
+      <w:rFonts w:eastAsia="黑体"/>
       <w:color w:val="007020"/>
     </w:rPr>
   </w:style>
@@ -15322,6 +16073,7 @@
     <w:name w:val="FunctionTok"/>
     <w:basedOn w:val="VerbatimChar"/>
     <w:rPr>
+      <w:rFonts w:eastAsia="黑体"/>
       <w:color w:val="06287e"/>
     </w:rPr>
   </w:style>
@@ -15329,6 +16081,7 @@
     <w:name w:val="VariableTok"/>
     <w:basedOn w:val="VerbatimChar"/>
     <w:rPr>
+      <w:rFonts w:eastAsia="黑体"/>
       <w:color w:val="19177c"/>
     </w:rPr>
   </w:style>
@@ -15336,6 +16089,7 @@
     <w:name w:val="ControlFlowTok"/>
     <w:basedOn w:val="VerbatimChar"/>
     <w:rPr>
+      <w:rFonts w:eastAsia="黑体"/>
       <w:b/>
       <w:color w:val="007020"/>
     </w:rPr>
@@ -15344,6 +16098,7 @@
     <w:name w:val="OperatorTok"/>
     <w:basedOn w:val="VerbatimChar"/>
     <w:rPr>
+      <w:rFonts w:eastAsia="黑体"/>
       <w:color w:val="666666"/>
     </w:rPr>
   </w:style>
@@ -15351,18 +16106,22 @@
     <w:name w:val="BuiltInTok"/>
     <w:basedOn w:val="VerbatimChar"/>
     <w:rPr>
+      <w:rFonts w:eastAsia="黑体"/>
       <w:color w:val="008000"/>
     </w:rPr>
   </w:style>
   <w:style w:type="character" w:customStyle="1" w:styleId="ExtensionTok">
     <w:name w:val="ExtensionTok"/>
     <w:basedOn w:val="VerbatimChar"/>
-    <w:rPr/>
+    <w:rPr>
+      <w:rFonts w:eastAsia="黑体"/>
+    </w:rPr>
   </w:style>
   <w:style w:type="character" w:customStyle="1" w:styleId="PreprocessorTok">
     <w:name w:val="PreprocessorTok"/>
     <w:basedOn w:val="VerbatimChar"/>
     <w:rPr>
+      <w:rFonts w:eastAsia="黑体"/>
       <w:color w:val="bc7a00"/>
     </w:rPr>
   </w:style>
@@ -15370,18 +16129,22 @@
     <w:name w:val="AttributeTok"/>
     <w:basedOn w:val="VerbatimChar"/>
     <w:rPr>
+      <w:rFonts w:eastAsia="黑体"/>
       <w:color w:val="7d9029"/>
     </w:rPr>
   </w:style>
   <w:style w:type="character" w:customStyle="1" w:styleId="RegionMarkerTok">
     <w:name w:val="RegionMarkerTok"/>
     <w:basedOn w:val="VerbatimChar"/>
-    <w:rPr/>
+    <w:rPr>
+      <w:rFonts w:eastAsia="黑体"/>
+    </w:rPr>
   </w:style>
   <w:style w:type="character" w:customStyle="1" w:styleId="InformationTok">
     <w:name w:val="InformationTok"/>
     <w:basedOn w:val="VerbatimChar"/>
     <w:rPr>
+      <w:rFonts w:eastAsia="黑体"/>
       <w:b/>
       <w:i/>
       <w:color w:val="60a0b0"/>
@@ -15391,6 +16154,7 @@
     <w:name w:val="WarningTok"/>
     <w:basedOn w:val="VerbatimChar"/>
     <w:rPr>
+      <w:rFonts w:eastAsia="黑体"/>
       <w:b/>
       <w:i/>
       <w:color w:val="60a0b0"/>
@@ -15400,6 +16164,7 @@
     <w:name w:val="AlertTok"/>
     <w:basedOn w:val="VerbatimChar"/>
     <w:rPr>
+      <w:rFonts w:eastAsia="黑体"/>
       <w:b/>
       <w:color w:val="ff0000"/>
     </w:rPr>
@@ -15408,6 +16173,7 @@
     <w:name w:val="ErrorTok"/>
     <w:basedOn w:val="VerbatimChar"/>
     <w:rPr>
+      <w:rFonts w:eastAsia="黑体"/>
       <w:b/>
       <w:color w:val="ff0000"/>
     </w:rPr>
@@ -15415,7 +16181,9 @@
   <w:style w:type="character" w:customStyle="1" w:styleId="NormalTok">
     <w:name w:val="NormalTok"/>
     <w:basedOn w:val="VerbatimChar"/>
-    <w:rPr/>
+    <w:rPr>
+      <w:rFonts w:eastAsia="黑体"/>
+    </w:rPr>
   </w:style>
 </w:styles>
 </file>
@@ -15464,12 +16232,12 @@
     <a:fontScheme name="Office">
       <a:majorFont>
         <a:latin typeface="Calibri"/>
-        <a:ea typeface=""/>
+        <a:ea typeface="黑体"/>
         <a:cs typeface=""/>
         <a:font script="Jpan" typeface="ＭＳ ゴシック"/>
         <a:font script="Hang" typeface="맑은 고딕"/>
-        <a:font script="Hans" typeface="宋体"/>
-        <a:font script="Hant" typeface="新細明體"/>
+        <a:font script="Hans" typeface="黑体"/>
+        <a:font script="Hant" typeface="黑体"/>
         <a:font script="Arab" typeface="Times New Roman"/>
         <a:font script="Hebr" typeface="Times New Roman"/>
         <a:font script="Thai" typeface="Angsana New"/>
@@ -15499,12 +16267,12 @@
       </a:majorFont>
       <a:minorFont>
         <a:latin typeface="Cambria"/>
-        <a:ea typeface=""/>
+        <a:ea typeface="黑体"/>
         <a:cs typeface=""/>
         <a:font script="Jpan" typeface="ＭＳ 明朝"/>
         <a:font script="Hang" typeface="맑은 고딕"/>
-        <a:font script="Hans" typeface="宋体"/>
-        <a:font script="Hant" typeface="新細明體"/>
+        <a:font script="Hans" typeface="黑体"/>
+        <a:font script="Hant" typeface="黑体"/>
         <a:font script="Arab" typeface="Arial"/>
         <a:font script="Hebr" typeface="Arial"/>
         <a:font script="Thai" typeface="Cordia New"/>

--- a/07-驱动电路/02-LED驱动/LED显示屏驱动电路/LED显示屏驱动电路.docx
+++ b/07-驱动电路/02-LED驱动/LED显示屏驱动电路/LED显示屏驱动电路.docx
@@ -3161,7 +3161,7 @@
           <w:color w:val="555555"/>
           <w:sz w:val="21"/>
         </w:rPr>
-        <w:t>材料收集者：杜文杰，WX手机：19519196569，QQ:3478827729</w:t>
+        <w:t>材料收集者：杜文杰，微信/手机：19519196569，QQ:3478827729</w:t>
       </w:r>
     </w:p>
     <w:sectPr>
